--- a/transcripts/Thesis transcript Rolf Mulder.docx
+++ b/transcripts/Thesis transcript Rolf Mulder.docx
@@ -63,14 +63,6 @@
         <w:pStyle w:val="BodyText"/>
       </w:pPr>
       <w:r>
-        <w:t xml:space="preserve">Me: Yeah, yeah.</w:t>
-      </w:r>
-    </w:p>
-    <w:p>
-      <w:pPr>
-        <w:pStyle w:val="BodyText"/>
-      </w:pPr>
-      <w:r>
         <w:t xml:space="preserve">Them: Of er den anderen streamen?</w:t>
       </w:r>
     </w:p>
@@ -271,14 +263,6 @@
         <w:pStyle w:val="BodyText"/>
       </w:pPr>
       <w:r>
-        <w:t xml:space="preserve">Me: Yep.</w:t>
-      </w:r>
-    </w:p>
-    <w:p>
-      <w:pPr>
-        <w:pStyle w:val="BodyText"/>
-      </w:pPr>
-      <w:r>
         <w:t xml:space="preserve">Them: But now with AI, you can actually yeah, you can actually translate the data into insights in action. That wasn’t possible before. That’s basically our product.</w:t>
       </w:r>
     </w:p>
@@ -287,14 +271,6 @@
         <w:pStyle w:val="BodyText"/>
       </w:pPr>
       <w:r>
-        <w:t xml:space="preserve">Me: Cool.</w:t>
-      </w:r>
-    </w:p>
-    <w:p>
-      <w:pPr>
-        <w:pStyle w:val="BodyText"/>
-      </w:pPr>
-      <w:r>
         <w:t xml:space="preserve">Them: But it’s it’s still embedded and yeah.</w:t>
       </w:r>
     </w:p>
@@ -367,14 +343,6 @@
         <w:pStyle w:val="BodyText"/>
       </w:pPr>
       <w:r>
-        <w:t xml:space="preserve">Me: Yeah.</w:t>
-      </w:r>
-    </w:p>
-    <w:p>
-      <w:pPr>
-        <w:pStyle w:val="BodyText"/>
-      </w:pPr>
-      <w:r>
         <w:t xml:space="preserve">Them: most. Yeah. What we really, really stepped away from is the is that AI makes something for us without human intervention. That that was yeah, longer than a year ago. That was our first concept. And that works and we thought that was scalable, but it’s not scalable. You you we actually see that when you go beyond one use case, you have to have lots of human intervention for achieving a certain quality. So everything everything but the making, we do with AI. It’s execution work.</w:t>
       </w:r>
     </w:p>
@@ -447,14 +415,6 @@
         <w:pStyle w:val="BodyText"/>
       </w:pPr>
       <w:r>
-        <w:t xml:space="preserve">Me: Yep.</w:t>
-      </w:r>
-    </w:p>
-    <w:p>
-      <w:pPr>
-        <w:pStyle w:val="BodyText"/>
-      </w:pPr>
-      <w:r>
         <w:t xml:space="preserve">Them: for our own marketing. So that means that, for example, a sort of a blog post or a piece of content is sort of alive. So it’s it keeps becoming enriched and rich and rich every day. Maar het is stil scraping in data. So beyond that use case, not so much to be able</w:t>
       </w:r>
     </w:p>
@@ -551,14 +511,6 @@
         <w:pStyle w:val="BodyText"/>
       </w:pPr>
       <w:r>
-        <w:t xml:space="preserve">Me: Yep. Yep. Yep.</w:t>
-      </w:r>
-    </w:p>
-    <w:p>
-      <w:pPr>
-        <w:pStyle w:val="BodyText"/>
-      </w:pPr>
-      <w:r>
         <w:t xml:space="preserve">Them: Only marketing science proves time and time again that hyper targeting doesn’t really improve a brand. And that’s a big so for example, you have medium one of the biggest media agencies in Netherlands. They they really promise hyper personalization. But all marketing books and science says you need to target the whole category loaded with emotional messaging. You need to balance your budget for</w:t>
       </w:r>
     </w:p>
@@ -567,14 +519,6 @@
         <w:pStyle w:val="BodyText"/>
       </w:pPr>
       <w:r>
-        <w:t xml:space="preserve">Me: Yeah.</w:t>
-      </w:r>
-    </w:p>
-    <w:p>
-      <w:pPr>
-        <w:pStyle w:val="BodyText"/>
-      </w:pPr>
-      <w:r>
         <w:t xml:space="preserve">Them: 60% emotional messaging, brand building, 40% sales activation and zo that is stand-time even more important than those principles. If you can apply them with AI, might move the needle more than looking back at what happened. So that that’s a big a big gap we see with almost all AI solutions.</w:t>
       </w:r>
     </w:p>
@@ -599,14 +543,6 @@
         <w:pStyle w:val="BodyText"/>
       </w:pPr>
       <w:r>
-        <w:t xml:space="preserve">Me: Mhmm.</w:t>
-      </w:r>
-    </w:p>
-    <w:p>
-      <w:pPr>
-        <w:pStyle w:val="BodyText"/>
-      </w:pPr>
-      <w:r>
         <w:t xml:space="preserve">Them: and that is a realization that is now coming through. So you see that I see when I speak with investors, they understand brand building much more than than five ten years ago. And it used to be all about growth hacking. And very data driven marketing. And that really limits it puts a limit on your growth. And that realization is sort of coming through again, that it’s not. Yeah.</w:t>
       </w:r>
     </w:p>
@@ -615,14 +551,6 @@
         <w:pStyle w:val="BodyText"/>
       </w:pPr>
       <w:r>
-        <w:t xml:space="preserve">Me: Yeah.</w:t>
-      </w:r>
-    </w:p>
-    <w:p>
-      <w:pPr>
-        <w:pStyle w:val="BodyText"/>
-      </w:pPr>
-      <w:r>
         <w:t xml:space="preserve">Them: Oh, did ask what what was the original question? Sorry. Where I see that gap?</w:t>
       </w:r>
     </w:p>
@@ -711,14 +639,6 @@
         <w:pStyle w:val="BodyText"/>
       </w:pPr>
       <w:r>
-        <w:t xml:space="preserve">Me: Yeah.</w:t>
-      </w:r>
-    </w:p>
-    <w:p>
-      <w:pPr>
-        <w:pStyle w:val="BodyText"/>
-      </w:pPr>
-      <w:r>
         <w:t xml:space="preserve">Them: if I had a million euros I would spend everything on brand building and not on personalization bottom funnel. If if I had gone to my head. And mean I’ve done a lot of work at SaaS businesses. I still still have to let’s just say the line of profit and revenue</w:t>
       </w:r>
     </w:p>
@@ -727,14 +647,6 @@
         <w:pStyle w:val="BodyText"/>
       </w:pPr>
       <w:r>
-        <w:t xml:space="preserve">Me: Mhmm.</w:t>
-      </w:r>
-    </w:p>
-    <w:p>
-      <w:pPr>
-        <w:pStyle w:val="BodyText"/>
-      </w:pPr>
-      <w:r>
         <w:t xml:space="preserve">Them: the hockey sticky always want to achieve, never got faster because of someone bought HubSpot or someone bought a marketing automation tool.</w:t>
       </w:r>
     </w:p>
@@ -823,14 +735,6 @@
         <w:pStyle w:val="BodyText"/>
       </w:pPr>
       <w:r>
-        <w:t xml:space="preserve">Me: Mhmm.</w:t>
-      </w:r>
-    </w:p>
-    <w:p>
-      <w:pPr>
-        <w:pStyle w:val="BodyText"/>
-      </w:pPr>
-      <w:r>
         <w:t xml:space="preserve">Them: We we it’s sort I wrote a LinkedIn post about that, last week. The approach for b to b and b to c is quite similar because you first of all, you cannot really b two b can be a a super cheap Panda subscription. Which you can buy yourself on the credit on the company’s credit card. But it can also be an insurance for the office building you have or an an an audit service, a can be a very big, purchase which we in which you have to have a buying committee, but it can also be a very quick one. But the reverse is also true that in b to c I can buy a Tony Chalcolony bar when I’m in the line in the queue of overtime. Or an optimum bar. But I can also a car is a very a purchase you have to think about for a long time. And I’m I don’t know your price situation, but I have a buying committee at home as well with my girlfriends. You know? I have to convince her And so most of those principles are are are are applicable to every product or every offer. It’s it’s it’s and that is a big so there’s all these belief that seeped into marketing because everyone everyone can do marketing now. Right? So marketing we with the Internet marketing marketing became So all these beliefs seeped into marketing that were actually yeah, experts or people who studied it never really believed in. And that and that stuff took over marketing for about twenty years, and but it’s the tide is turning. That’s positive now.</w:t>
       </w:r>
     </w:p>
@@ -999,14 +903,6 @@
         <w:pStyle w:val="BodyText"/>
       </w:pPr>
       <w:r>
-        <w:t xml:space="preserve">Me: Mhmm.</w:t>
-      </w:r>
-    </w:p>
-    <w:p>
-      <w:pPr>
-        <w:pStyle w:val="BodyText"/>
-      </w:pPr>
-      <w:r>
         <w:t xml:space="preserve">Them: that they finally see beyond analytics because we present a dashboard to customers. We present facts and context. But that’s already a big that’s actually it sounds small, but it’s very big because I’ve I’ve present as a young marketeer you present the dashboard to senior management and they give a shit because they don’t understand it. So you then learn that it’s not about the dashboard. It’s about the message it has and how you convey that message. So that’s where we really really bet on. That that’s what really helps us already. Can you repeat the question? Because I feel like I’m drifting up again.</w:t>
       </w:r>
     </w:p>
@@ -1031,14 +927,6 @@
         <w:pStyle w:val="BodyText"/>
       </w:pPr>
       <w:r>
-        <w:t xml:space="preserve">Me: Right?</w:t>
-      </w:r>
-    </w:p>
-    <w:p>
-      <w:pPr>
-        <w:pStyle w:val="BodyText"/>
-      </w:pPr>
-      <w:r>
         <w:t xml:space="preserve">Them: No. </w:t>
       </w:r>
     </w:p>
@@ -1095,14 +983,6 @@
         <w:pStyle w:val="BodyText"/>
       </w:pPr>
       <w:r>
-        <w:t xml:space="preserve">Me: Yeah.</w:t>
-      </w:r>
-    </w:p>
-    <w:p>
-      <w:pPr>
-        <w:pStyle w:val="BodyText"/>
-      </w:pPr>
-      <w:r>
         <w:t xml:space="preserve">Them: and you still have to buy presents which is way more expensive than asset creation</w:t>
       </w:r>
     </w:p>
@@ -1111,14 +991,6 @@
         <w:pStyle w:val="BodyText"/>
       </w:pPr>
       <w:r>
-        <w:t xml:space="preserve">Me: Yeah.</w:t>
-      </w:r>
-    </w:p>
-    <w:p>
-      <w:pPr>
-        <w:pStyle w:val="BodyText"/>
-      </w:pPr>
-      <w:r>
         <w:t xml:space="preserve">Them: especially for big brands. Marketing has an effectiveness problem because there’s a lot of data You should look up system one a good company. They have a lot of really interesting research. You you see that efficiency increases, but effectiveness of marketing decreases. So the quality of marketing that’s being produced has been dropping for about twenty years because it’s now professionals within organizations. That’s my conclusion of it. But my observation is that people started doing marketing themselves instead of having an specialist or an agency do it. And that causing a huge drop in effectiveness of marketing. It made it cheaper but marketing hasn’t become much better. I mean, I know if you you’ve seen the Super Bowl ads. This year they were horrendous.</w:t>
       </w:r>
     </w:p>
@@ -1127,14 +999,6 @@
         <w:pStyle w:val="BodyText"/>
       </w:pPr>
       <w:r>
-        <w:t xml:space="preserve">Me: Yeah.</w:t>
-      </w:r>
-    </w:p>
-    <w:p>
-      <w:pPr>
-        <w:pStyle w:val="BodyText"/>
-      </w:pPr>
-      <w:r>
         <w:t xml:space="preserve">Them: And most of them were, a lot of them were very proud of their AI usage. They were horrendous horrendous most of them.</w:t>
       </w:r>
     </w:p>
@@ -1143,14 +1007,6 @@
         <w:pStyle w:val="BodyText"/>
       </w:pPr>
       <w:r>
-        <w:t xml:space="preserve">Me: Yeah.</w:t>
-      </w:r>
-    </w:p>
-    <w:p>
-      <w:pPr>
-        <w:pStyle w:val="BodyText"/>
-      </w:pPr>
-      <w:r>
         <w:t xml:space="preserve">Them: Yeah, yeah still yeah exactly yeah.</w:t>
       </w:r>
     </w:p>
@@ -1191,14 +1047,6 @@
         <w:pStyle w:val="BodyText"/>
       </w:pPr>
       <w:r>
-        <w:t xml:space="preserve">Me: Yeah.</w:t>
-      </w:r>
-    </w:p>
-    <w:p>
-      <w:pPr>
-        <w:pStyle w:val="BodyText"/>
-      </w:pPr>
-      <w:r>
         <w:t xml:space="preserve">Them: Efficiency we already efficiency we are betting against efficiency is in Krishna. It it’s it’s it’s it doesn’t you can make marketing cheaper, and you can spend less on marketing, but I don’t see that how how that grows a business. It hasn’t. In fact, if we speak to investors as well, and we jokingly say to investors like if instant crush fulfills its promise people will spend more on marketing and not less because they see it works and the whole efficiency game, people want to spend less marketing because it doesn’t really work. That’s a big big tell if you, you know, if you that that’s how we how we look at it. The Marketing for most click for example for for a lot of en die voor marketing eens is it works for a short amount of time because they already have small margins and willingness to pay at the customer side is dropping by the month because of AI. So they have to go into efficiency but campaigns will not be better. So</w:t>
       </w:r>
     </w:p>
@@ -1303,14 +1151,6 @@
         <w:pStyle w:val="BodyText"/>
       </w:pPr>
       <w:r>
-        <w:t xml:space="preserve">Me: Yeah.</w:t>
-      </w:r>
-    </w:p>
-    <w:p>
-      <w:pPr>
-        <w:pStyle w:val="BodyText"/>
-      </w:pPr>
-      <w:r>
         <w:t xml:space="preserve">Them: So people are very susceptible to automation bias. So all of a sudden, I have much</w:t>
       </w:r>
     </w:p>
@@ -1335,14 +1175,6 @@
         <w:pStyle w:val="BodyText"/>
       </w:pPr>
       <w:r>
-        <w:t xml:space="preserve">Me: Yeah.</w:t>
-      </w:r>
-    </w:p>
-    <w:p>
-      <w:pPr>
-        <w:pStyle w:val="BodyText"/>
-      </w:pPr>
-      <w:r>
         <w:t xml:space="preserve">Them: that that’s not even a business ROI, but just the having having them is beating okay, I have something that at least for now makes me focus and see what I need to do now. What we need to build in the near future, in the long future. Those three elements, that’s very that’s already a big, big advantage for them.</w:t>
       </w:r>
     </w:p>
@@ -1399,14 +1231,6 @@
         <w:pStyle w:val="BodyText"/>
       </w:pPr>
       <w:r>
-        <w:t xml:space="preserve">Me: Yep.</w:t>
-      </w:r>
-    </w:p>
-    <w:p>
-      <w:pPr>
-        <w:pStyle w:val="BodyText"/>
-      </w:pPr>
-      <w:r>
         <w:t xml:space="preserve">Them: There’s a famous quote saying, nobody has to optimize my landing page if I want to buy night sneakers. Right? So already you love it from from when you’re young. And you see now upfront I don’t know if you know that brand, you’ve probably seen it upfront doing that really really well, you know, that they’re brand building brand building brand building And then every now and then, a sales activation. And, so, wow, that’s Yep.</w:t>
       </w:r>
     </w:p>
@@ -1447,14 +1271,6 @@
         <w:pStyle w:val="BodyText"/>
       </w:pPr>
       <w:r>
-        <w:t xml:space="preserve">Me: Yep.</w:t>
-      </w:r>
-    </w:p>
-    <w:p>
-      <w:pPr>
-        <w:pStyle w:val="BodyText"/>
-      </w:pPr>
-      <w:r>
         <w:t xml:space="preserve">Them: A lot of a lot of click that that’s what you see now with SEO. So a lot of companies used to invest a lot of in SEO. And now Google make make is had u said het? Is battling against their own SEO business model or with with for AI generated as overviews in geo and but I don’t see much business I don’t see much business much companies go out of business because their channel stops. So then the question is, did it ever work? You know? And and it feels a little bit they they it’s there’s a saying as well, like, it’s that type of marketing feels a little bit like you have a line in front of a ref and you give everyone a discount code who’s already in line. That that that’s what really that that’s what’s coming to service now.</w:t>
       </w:r>
     </w:p>
@@ -1479,14 +1295,6 @@
         <w:pStyle w:val="BodyText"/>
       </w:pPr>
       <w:r>
-        <w:t xml:space="preserve">Me: Yeah.</w:t>
-      </w:r>
-    </w:p>
-    <w:p>
-      <w:pPr>
-        <w:pStyle w:val="BodyText"/>
-      </w:pPr>
-      <w:r>
         <w:t xml:space="preserve">Them: Right? Yeah. Yep.</w:t>
       </w:r>
     </w:p>
@@ -1535,14 +1343,6 @@
         <w:pStyle w:val="BodyText"/>
       </w:pPr>
       <w:r>
-        <w:t xml:space="preserve">Me: Mhmm.</w:t>
-      </w:r>
-    </w:p>
-    <w:p>
-      <w:pPr>
-        <w:pStyle w:val="BodyText"/>
-      </w:pPr>
-      <w:r>
         <w:t xml:space="preserve">Them: But in those six months, that was a nightmare because every time I said, oh, he he saw that KPAs were not going up. So that’s a very hard sell to certain people, to management. Does it answer your question? Sorry.</w:t>
       </w:r>
     </w:p>
@@ -1695,14 +1495,6 @@
         <w:pStyle w:val="BodyText"/>
       </w:pPr>
       <w:r>
-        <w:t xml:space="preserve">Me: Mhmm.</w:t>
-      </w:r>
-    </w:p>
-    <w:p>
-      <w:pPr>
-        <w:pStyle w:val="BodyText"/>
-      </w:pPr>
-      <w:r>
         <w:t xml:space="preserve">Them: mid mark. Right? Time. So they understand they they need to do it, but they have the time. Or, sometimes they don’t have the budget or don’t have the they don’t see so we give advice. And sometimes they don’t know who or how to do that. So that’s the next thing we need to solve. So that’s one of the yeah. It’s in those three areas. Yeah.</w:t>
       </w:r>
     </w:p>
@@ -1743,14 +1535,6 @@
         <w:pStyle w:val="BodyText"/>
       </w:pPr>
       <w:r>
-        <w:t xml:space="preserve">Me: Yeah.</w:t>
-      </w:r>
-    </w:p>
-    <w:p>
-      <w:pPr>
-        <w:pStyle w:val="BodyText"/>
-      </w:pPr>
-      <w:r>
         <w:t xml:space="preserve">Them: And then what comes out of that is course sometimes we help the customer solve that ourselves as well because we’re still started but eventually we are building a platform where companies have access to talent to solve those problems. That’s the next step. So the next step is actually to create brief based on the insights, really good briefs. And that’s so that you get sort of a marketplace for and talent to solve that problem that they can pitch it and</w:t>
       </w:r>
     </w:p>
@@ -1887,14 +1671,6 @@
         <w:pStyle w:val="BodyText"/>
       </w:pPr>
       <w:r>
-        <w:t xml:space="preserve">Me: Mhmm.</w:t>
-      </w:r>
-    </w:p>
-    <w:p>
-      <w:pPr>
-        <w:pStyle w:val="BodyText"/>
-      </w:pPr>
-      <w:r>
         <w:t xml:space="preserve">Them: our prompts are sometimes three four pages long which is sometimes too long but it doesn’t go off but it takes a long okay. A drawback is that creating creating really good AI prompts or agents takes a long long time.</w:t>
       </w:r>
     </w:p>
@@ -1903,14 +1679,6 @@
         <w:pStyle w:val="BodyText"/>
       </w:pPr>
       <w:r>
-        <w:t xml:space="preserve">Me: Yeah.</w:t>
-      </w:r>
-    </w:p>
-    <w:p>
-      <w:pPr>
-        <w:pStyle w:val="BodyText"/>
-      </w:pPr>
-      <w:r>
         <w:t xml:space="preserve">Them: It’s not it’s it’s way less It’s once you have it, it scales in incredibly. Yes. But an agent that can do a certain task or a problem that analyzes in a way you re that’s really meaningful that takes a long time. And that’s that’s something so in the in the we’re now good at it. But it took us a few months to get fast. So and that’s and, also, we are we are a startup, so we are we are still some sort of we have the time, and we are isolated to do so. But for most businesses, I don’t see how they are getting there without stopping all operations on</w:t>
       </w:r>
     </w:p>
@@ -1919,14 +1687,6 @@
         <w:pStyle w:val="BodyText"/>
       </w:pPr>
       <w:r>
-        <w:t xml:space="preserve">Me: Yep.</w:t>
-      </w:r>
-    </w:p>
-    <w:p>
-      <w:pPr>
-        <w:pStyle w:val="BodyText"/>
-      </w:pPr>
-      <w:r>
         <w:t xml:space="preserve">Them: that specific domain.</w:t>
       </w:r>
     </w:p>
@@ -1951,14 +1711,6 @@
         <w:pStyle w:val="BodyText"/>
       </w:pPr>
       <w:r>
-        <w:t xml:space="preserve">Me: Mhmm.</w:t>
-      </w:r>
-    </w:p>
-    <w:p>
-      <w:pPr>
-        <w:pStyle w:val="BodyText"/>
-      </w:pPr>
-      <w:r>
         <w:t xml:space="preserve">Them: And we have to reduce expectations sometimes. We have to be very very clear what we so we have to when we started, we were too broad. In our offering, and that’s also gave the expectation that AI is een some sort of one button solution for all my problems.</w:t>
       </w:r>
     </w:p>
@@ -1967,14 +1719,6 @@
         <w:pStyle w:val="BodyText"/>
       </w:pPr>
       <w:r>
-        <w:t xml:space="preserve">Me: Mhmm.</w:t>
-      </w:r>
-    </w:p>
-    <w:p>
-      <w:pPr>
-        <w:pStyle w:val="BodyText"/>
-      </w:pPr>
-      <w:r>
         <w:t xml:space="preserve">Them: That’s a big thing you have to, you have to manage. You really have to be specific about what you deliver and what you solve and not and if you if you treat AI as a sort of generic solution that people first of all, they they want to pay less because it everything is cheaper and easier now. And also they expect that you can do everything for them, which AI. That that’s that’s something we already have to learn. Yeah. So manage the expectations of what you’re gonna deliver with AI. That that’s because AI is now oversold agency especially they have to adopt but they don’t have the skills yet. So they over promise on almost everything. Well, we know that in the background they had they they’re doing still doing things super a little bit AI accelerated, but but much more. And then it’s still very disappointing. So the biggest driver of success is really, really narrow down your your your your solution which is of course always. But even with AI, it makes that very it it’s much more important with AI to narrow down your place within AI as a solution. Because, for example, this may be another discussion, but Sam speaks about AGI and about some sort of similarity. I think we’re gonna we’re gonna be seeing super fragmented AI That makes, of course, use of the NLMs I think on the on the application level it’s gonna be some sort of winner takes all market. I it’s hard to believe that.</w:t>
       </w:r>
     </w:p>
@@ -2015,14 +1759,6 @@
         <w:pStyle w:val="BodyText"/>
       </w:pPr>
       <w:r>
-        <w:t xml:space="preserve">Me: Mhmm.</w:t>
-      </w:r>
-    </w:p>
-    <w:p>
-      <w:pPr>
-        <w:pStyle w:val="BodyText"/>
-      </w:pPr>
-      <w:r>
         <w:t xml:space="preserve">Them: you can have conversations with entrepreneurs about certain things at scale. And that you can collect. And yeah and that’s of course building a very very strong context model for entrepreneurs, for businesses. On the branding, the marketing side. Think that that’s super valuable</w:t>
       </w:r>
     </w:p>
@@ -2047,14 +1783,6 @@
         <w:pStyle w:val="BodyText"/>
       </w:pPr>
       <w:r>
-        <w:t xml:space="preserve">Me: Yeah.</w:t>
-      </w:r>
-    </w:p>
-    <w:p>
-      <w:pPr>
-        <w:pStyle w:val="BodyText"/>
-      </w:pPr>
-      <w:r>
         <w:t xml:space="preserve">Them: I’m not sure if it works. And it’s super hard. Building a right context model is superhard. En het</w:t>
       </w:r>
     </w:p>
@@ -2255,14 +1983,6 @@
         <w:pStyle w:val="BodyText"/>
       </w:pPr>
       <w:r>
-        <w:t xml:space="preserve">Me: Yeah.</w:t>
-      </w:r>
-    </w:p>
-    <w:p>
-      <w:pPr>
-        <w:pStyle w:val="BodyText"/>
-      </w:pPr>
-      <w:r>
         <w:t xml:space="preserve">Them: for your business.</w:t>
       </w:r>
     </w:p>
@@ -2639,14 +2359,6 @@
         <w:pStyle w:val="BodyText"/>
       </w:pPr>
       <w:r>
-        <w:t xml:space="preserve">Me: Yeah.</w:t>
-      </w:r>
-    </w:p>
-    <w:p>
-      <w:pPr>
-        <w:pStyle w:val="BodyText"/>
-      </w:pPr>
-      <w:r>
         <w:t xml:space="preserve">Them: But that’s very difficult. Finding talent is doable. But I see on the tech side that people are still not adapting to AI first working. We had a developer working for us. He could not translate transform his way of working. Meaning, he still wanted to do a lot of manual coding and that’s a that happens way more than I used to think, than I than I than I assumed.</w:t>
       </w:r>
     </w:p>
@@ -2703,14 +2415,6 @@
         <w:pStyle w:val="BodyText"/>
       </w:pPr>
       <w:r>
-        <w:t xml:space="preserve">Me: Yeah.</w:t>
-      </w:r>
-    </w:p>
-    <w:p>
-      <w:pPr>
-        <w:pStyle w:val="BodyText"/>
-      </w:pPr>
-      <w:r>
         <w:t xml:space="preserve">Them: that person or to AI, and AI sometimes does. So how how you deal with that? That’s where yeah.</w:t>
       </w:r>
     </w:p>
@@ -2824,14 +2528,6 @@
       </w:pPr>
       <w:r>
         <w:t xml:space="preserve">Them: Yeah.</w:t>
-      </w:r>
-    </w:p>
-    <w:p>
-      <w:pPr>
-        <w:pStyle w:val="BodyText"/>
-      </w:pPr>
-      <w:r>
-        <w:t xml:space="preserve">Me: Yeah.</w:t>
       </w:r>
     </w:p>
     <w:p>

--- a/transcripts/Thesis transcript Rolf Mulder.docx
+++ b/transcripts/Thesis transcript Rolf Mulder.docx
@@ -22,20 +22,20 @@
       </w:pPr>
       <w:r>
         <w:rPr>
-          <w:iCs/>
-          <w:i/>
-        </w:rPr>
-        <w:t xml:space="preserve">[Me]</w:t>
-      </w:r>
-      <w:r>
-        <w:t xml:space="preserve"> </w:t>
-      </w:r>
-      <w:r>
-        <w:rPr>
-          <w:iCs/>
-          <w:i/>
-        </w:rPr>
-        <w:t xml:space="preserve">Hey Rolf, goeiedag. Ja zeker met jou.</w:t>
+          <w:i/>
+          <w:iCs/>
+        </w:rPr>
+        <w:t xml:space="preserve">[Me]</w:t>
+      </w:r>
+      <w:r>
+        <w:t xml:space="preserve"> </w:t>
+      </w:r>
+      <w:r>
+        <w:rPr>
+          <w:i/>
+          <w:iCs/>
+        </w:rPr>
+        <w:t xml:space="preserve">Hey [redacted], goeiedag. Ja zeker met jou.</w:t>
       </w:r>
     </w:p>
     <w:p>
@@ -58,18 +58,18 @@
       </w:pPr>
       <w:r>
         <w:rPr>
-          <w:iCs/>
-          <w:i/>
-        </w:rPr>
-        <w:t xml:space="preserve">[Me]</w:t>
-      </w:r>
-      <w:r>
-        <w:t xml:space="preserve"> </w:t>
-      </w:r>
-      <w:r>
-        <w:rPr>
-          <w:iCs/>
-          <w:i/>
+          <w:i/>
+          <w:iCs/>
+        </w:rPr>
+        <w:t xml:space="preserve">[Me]</w:t>
+      </w:r>
+      <w:r>
+        <w:t xml:space="preserve"> </w:t>
+      </w:r>
+      <w:r>
+        <w:rPr>
+          <w:i/>
+          <w:iCs/>
         </w:rPr>
         <w:t xml:space="preserve">Gaat hij? Zeker ook.</w:t>
       </w:r>
@@ -94,18 +94,18 @@
       </w:pPr>
       <w:r>
         <w:rPr>
-          <w:iCs/>
-          <w:i/>
-        </w:rPr>
-        <w:t xml:space="preserve">[Me]</w:t>
-      </w:r>
-      <w:r>
-        <w:t xml:space="preserve"> </w:t>
-      </w:r>
-      <w:r>
-        <w:rPr>
-          <w:iCs/>
-          <w:i/>
+          <w:i/>
+          <w:iCs/>
+        </w:rPr>
+        <w:t xml:space="preserve">[Me]</w:t>
+      </w:r>
+      <w:r>
+        <w:t xml:space="preserve"> </w:t>
+      </w:r>
+      <w:r>
+        <w:rPr>
+          <w:i/>
+          <w:iCs/>
         </w:rPr>
         <w:t xml:space="preserve">Leuk dat je mee wilt doen man?</w:t>
       </w:r>
@@ -121,7 +121,7 @@
         <w:t xml:space="preserve"> </w:t>
       </w:r>
       <w:r>
-        <w:t xml:space="preserve">Ja, dus jij jij zit waarschijnlijk nu druk in de opdracht net zoals Leo en Jos.</w:t>
+        <w:t xml:space="preserve">Ja, dus jij jij zit waarschijnlijk nu druk in de opdracht net zoals [redacted] en [redacted].</w:t>
       </w:r>
     </w:p>
     <w:p>
@@ -144,18 +144,18 @@
       </w:pPr>
       <w:r>
         <w:rPr>
-          <w:iCs/>
-          <w:i/>
-        </w:rPr>
-        <w:t xml:space="preserve">[Me]</w:t>
-      </w:r>
-      <w:r>
-        <w:t xml:space="preserve"> </w:t>
-      </w:r>
-      <w:r>
-        <w:rPr>
-          <w:iCs/>
-          <w:i/>
+          <w:i/>
+          <w:iCs/>
+        </w:rPr>
+        <w:t xml:space="preserve">[Me]</w:t>
+      </w:r>
+      <w:r>
+        <w:t xml:space="preserve"> </w:t>
+      </w:r>
+      <w:r>
+        <w:rPr>
+          <w:i/>
+          <w:iCs/>
         </w:rPr>
         <w:t xml:space="preserve">Zeker Ik, ik ben ja, nou ja, je kan het je voorstellen je opdrachten lopen door, je werk loopt door, Werk is ook bij veel van ons vijftig uur in plaats van veertig uur. En dan komt het iets voorbij. Maar het zijn wel allemaal leuke dingen maar het is wel dat ik soms denk van oké hoe ga ik slapen deze week. En dat is gewoon soms wel een beetje mij. Maar we komen er doorheen. Hé leuk dat je, dat je mee wilt doen. Ik, het is natuurlijk een heel academisch verhaal wat, waar we doorheen lopen in de zicht van ik laat jou vooral aan het voort. Ik ben vooral benieuwd naar jouw input en dat ga ik dan lekker verwerken. En als je het leuk</w:t>
       </w:r>
@@ -180,18 +180,18 @@
       </w:pPr>
       <w:r>
         <w:rPr>
-          <w:iCs/>
-          <w:i/>
-        </w:rPr>
-        <w:t xml:space="preserve">[Me]</w:t>
-      </w:r>
-      <w:r>
-        <w:t xml:space="preserve"> </w:t>
-      </w:r>
-      <w:r>
-        <w:rPr>
-          <w:iCs/>
-          <w:i/>
+          <w:i/>
+          <w:iCs/>
+        </w:rPr>
+        <w:t xml:space="preserve">[Me]</w:t>
+      </w:r>
+      <w:r>
+        <w:t xml:space="preserve"> </w:t>
+      </w:r>
+      <w:r>
+        <w:rPr>
+          <w:i/>
+          <w:iCs/>
         </w:rPr>
         <w:t xml:space="preserve">vindt om daarna door te praten, dan doen we dat een beetje aan het eind. Want ik wil ja natuurlijk niet zoveel bias in het hele proces. Dus ik ga jou lekker gewoon hier in doorpraten over wat waar jij allemaal tegenaan om te gaan. Wat jij allemaal doet en hoe jij, hoe jij naar dingen kijkt. En vervolgens vind ik het ook superleuk om aan je verder te praten om te kijken naar de</w:t>
       </w:r>
@@ -216,18 +216,18 @@
       </w:pPr>
       <w:r>
         <w:rPr>
-          <w:iCs/>
-          <w:i/>
-        </w:rPr>
-        <w:t xml:space="preserve">[Me]</w:t>
-      </w:r>
-      <w:r>
-        <w:t xml:space="preserve"> </w:t>
-      </w:r>
-      <w:r>
-        <w:rPr>
-          <w:iCs/>
-          <w:i/>
+          <w:i/>
+          <w:iCs/>
+        </w:rPr>
+        <w:t xml:space="preserve">[Me]</w:t>
+      </w:r>
+      <w:r>
+        <w:t xml:space="preserve"> </w:t>
+      </w:r>
+      <w:r>
+        <w:rPr>
+          <w:i/>
+          <w:iCs/>
         </w:rPr>
         <w:t xml:space="preserve">verdere toepassingen. Eum, daarmee moet ik wel zeggen ik heb wat uitloop, maar ik heb niet een half uur uitloop</w:t>
       </w:r>
@@ -252,18 +252,18 @@
       </w:pPr>
       <w:r>
         <w:rPr>
-          <w:iCs/>
-          <w:i/>
-        </w:rPr>
-        <w:t xml:space="preserve">[Me]</w:t>
-      </w:r>
-      <w:r>
-        <w:t xml:space="preserve"> </w:t>
-      </w:r>
-      <w:r>
-        <w:rPr>
-          <w:iCs/>
-          <w:i/>
+          <w:i/>
+          <w:iCs/>
+        </w:rPr>
+        <w:t xml:space="preserve">[Me]</w:t>
+      </w:r>
+      <w:r>
+        <w:t xml:space="preserve"> </w:t>
+      </w:r>
+      <w:r>
+        <w:rPr>
+          <w:i/>
+          <w:iCs/>
         </w:rPr>
         <w:t xml:space="preserve">Dus laten we daar even naar kijken. Nee,</w:t>
       </w:r>
@@ -288,18 +288,18 @@
       </w:pPr>
       <w:r>
         <w:rPr>
-          <w:iCs/>
-          <w:i/>
-        </w:rPr>
-        <w:t xml:space="preserve">[Me]</w:t>
-      </w:r>
-      <w:r>
-        <w:t xml:space="preserve"> </w:t>
-      </w:r>
-      <w:r>
-        <w:rPr>
-          <w:iCs/>
-          <w:i/>
+          <w:i/>
+          <w:iCs/>
+        </w:rPr>
+        <w:t xml:space="preserve">[Me]</w:t>
+      </w:r>
+      <w:r>
+        <w:t xml:space="preserve"> </w:t>
+      </w:r>
+      <w:r>
+        <w:rPr>
+          <w:i/>
+          <w:iCs/>
         </w:rPr>
         <w:t xml:space="preserve">dat is ook wel een goede vraag als je zegt van hey Engels of Nederlands maakt me echt helemaal niks uit. Dan is Engels voor mij net iets makkelijker. Want de meeste</w:t>
       </w:r>
@@ -324,18 +324,18 @@
       </w:pPr>
       <w:r>
         <w:rPr>
-          <w:iCs/>
-          <w:i/>
-        </w:rPr>
-        <w:t xml:space="preserve">[Me]</w:t>
-      </w:r>
-      <w:r>
-        <w:t xml:space="preserve"> </w:t>
-      </w:r>
-      <w:r>
-        <w:rPr>
-          <w:iCs/>
-          <w:i/>
+          <w:i/>
+          <w:iCs/>
+        </w:rPr>
+        <w:t xml:space="preserve">[Me]</w:t>
+      </w:r>
+      <w:r>
+        <w:t xml:space="preserve"> </w:t>
+      </w:r>
+      <w:r>
+        <w:rPr>
+          <w:i/>
+          <w:iCs/>
         </w:rPr>
         <w:t xml:space="preserve">met Engels. Oké</w:t>
       </w:r>
@@ -360,18 +360,18 @@
       </w:pPr>
       <w:r>
         <w:rPr>
-          <w:iCs/>
-          <w:i/>
-        </w:rPr>
-        <w:t xml:space="preserve">[Me]</w:t>
-      </w:r>
-      <w:r>
-        <w:t xml:space="preserve"> </w:t>
-      </w:r>
-      <w:r>
-        <w:rPr>
-          <w:iCs/>
-          <w:i/>
+          <w:i/>
+          <w:iCs/>
+        </w:rPr>
+        <w:t xml:space="preserve">[Me]</w:t>
+      </w:r>
+      <w:r>
+        <w:t xml:space="preserve"> </w:t>
+      </w:r>
+      <w:r>
+        <w:rPr>
+          <w:i/>
+          <w:iCs/>
         </w:rPr>
         <w:t xml:space="preserve">let’s do that. If you’re okay with it, I’ll start recording. And I don’t think I even signs document from you yet. So if you say that it’s okay for me to record on the recording, then it’s fine as well.</w:t>
       </w:r>
@@ -396,20 +396,20 @@
       </w:pPr>
       <w:r>
         <w:rPr>
-          <w:iCs/>
-          <w:i/>
-        </w:rPr>
-        <w:t xml:space="preserve">[Me]</w:t>
-      </w:r>
-      <w:r>
-        <w:t xml:space="preserve"> </w:t>
-      </w:r>
-      <w:r>
-        <w:rPr>
-          <w:iCs/>
-          <w:i/>
-        </w:rPr>
-        <w:t xml:space="preserve">Let me start recording then, and then you can double conform it. Okay, Rolf. So are you okay with a new recording?</w:t>
+          <w:i/>
+          <w:iCs/>
+        </w:rPr>
+        <w:t xml:space="preserve">[Me]</w:t>
+      </w:r>
+      <w:r>
+        <w:t xml:space="preserve"> </w:t>
+      </w:r>
+      <w:r>
+        <w:rPr>
+          <w:i/>
+          <w:iCs/>
+        </w:rPr>
+        <w:t xml:space="preserve">Let me start recording then, and then you can double conform it. Okay, [redacted]. So are you okay with a new recording?</w:t>
       </w:r>
     </w:p>
     <w:p>
@@ -432,18 +432,18 @@
       </w:pPr>
       <w:r>
         <w:rPr>
-          <w:iCs/>
-          <w:i/>
-        </w:rPr>
-        <w:t xml:space="preserve">[Me]</w:t>
-      </w:r>
-      <w:r>
-        <w:t xml:space="preserve"> </w:t>
-      </w:r>
-      <w:r>
-        <w:rPr>
-          <w:iCs/>
-          <w:i/>
+          <w:i/>
+          <w:iCs/>
+        </w:rPr>
+        <w:t xml:space="preserve">[Me]</w:t>
+      </w:r>
+      <w:r>
+        <w:t xml:space="preserve"> </w:t>
+      </w:r>
+      <w:r>
+        <w:rPr>
+          <w:i/>
+          <w:iCs/>
         </w:rPr>
         <w:t xml:space="preserve">Yes, thanks for the order permission. Hey, let’s get started. With just a few simple questions. So what is your role within the organization?</w:t>
       </w:r>
@@ -468,18 +468,18 @@
       </w:pPr>
       <w:r>
         <w:rPr>
-          <w:iCs/>
-          <w:i/>
-        </w:rPr>
-        <w:t xml:space="preserve">[Me]</w:t>
-      </w:r>
-      <w:r>
-        <w:t xml:space="preserve"> </w:t>
-      </w:r>
-      <w:r>
-        <w:rPr>
-          <w:iCs/>
-          <w:i/>
+          <w:i/>
+          <w:iCs/>
+        </w:rPr>
+        <w:t xml:space="preserve">[Me]</w:t>
+      </w:r>
+      <w:r>
+        <w:t xml:space="preserve"> </w:t>
+      </w:r>
+      <w:r>
+        <w:rPr>
+          <w:i/>
+          <w:iCs/>
         </w:rPr>
         <w:t xml:space="preserve">Cofounder? And what does that mean for what you do?</w:t>
       </w:r>
@@ -504,18 +504,18 @@
       </w:pPr>
       <w:r>
         <w:rPr>
-          <w:iCs/>
-          <w:i/>
-        </w:rPr>
-        <w:t xml:space="preserve">[Me]</w:t>
-      </w:r>
-      <w:r>
-        <w:t xml:space="preserve"> </w:t>
-      </w:r>
-      <w:r>
-        <w:rPr>
-          <w:iCs/>
-          <w:i/>
+          <w:i/>
+          <w:iCs/>
+        </w:rPr>
+        <w:t xml:space="preserve">[Me]</w:t>
+      </w:r>
+      <w:r>
+        <w:t xml:space="preserve"> </w:t>
+      </w:r>
+      <w:r>
+        <w:rPr>
+          <w:i/>
+          <w:iCs/>
         </w:rPr>
         <w:t xml:space="preserve">What does your organization do? Because I think this is that is important to you as well.</w:t>
       </w:r>
@@ -540,18 +540,18 @@
       </w:pPr>
       <w:r>
         <w:rPr>
-          <w:iCs/>
-          <w:i/>
-        </w:rPr>
-        <w:t xml:space="preserve">[Me]</w:t>
-      </w:r>
-      <w:r>
-        <w:t xml:space="preserve"> </w:t>
-      </w:r>
-      <w:r>
-        <w:rPr>
-          <w:iCs/>
-          <w:i/>
+          <w:i/>
+          <w:iCs/>
+        </w:rPr>
+        <w:t xml:space="preserve">[Me]</w:t>
+      </w:r>
+      <w:r>
+        <w:t xml:space="preserve"> </w:t>
+      </w:r>
+      <w:r>
+        <w:rPr>
+          <w:i/>
+          <w:iCs/>
         </w:rPr>
         <w:t xml:space="preserve">Maybe maybe we can discuss also for the for the transcripts and the notes, just your your product in a few senses.</w:t>
       </w:r>
@@ -604,18 +604,18 @@
       </w:pPr>
       <w:r>
         <w:rPr>
-          <w:iCs/>
-          <w:i/>
-        </w:rPr>
-        <w:t xml:space="preserve">[Me]</w:t>
-      </w:r>
-      <w:r>
-        <w:t xml:space="preserve"> </w:t>
-      </w:r>
-      <w:r>
-        <w:rPr>
-          <w:iCs/>
-          <w:i/>
+          <w:i/>
+          <w:iCs/>
+        </w:rPr>
+        <w:t xml:space="preserve">[Me]</w:t>
+      </w:r>
+      <w:r>
+        <w:t xml:space="preserve"> </w:t>
+      </w:r>
+      <w:r>
+        <w:rPr>
+          <w:i/>
+          <w:iCs/>
         </w:rPr>
         <w:t xml:space="preserve">Yeah. And just I have I have two questions, and I know you’ll ace them, but I need them for the interview as well. So what what does Gen AI mean to you? Ja, de</w:t>
       </w:r>
@@ -640,18 +640,18 @@
       </w:pPr>
       <w:r>
         <w:rPr>
-          <w:iCs/>
-          <w:i/>
-        </w:rPr>
-        <w:t xml:space="preserve">[Me]</w:t>
-      </w:r>
-      <w:r>
-        <w:t xml:space="preserve"> </w:t>
-      </w:r>
-      <w:r>
-        <w:rPr>
-          <w:iCs/>
-          <w:i/>
+          <w:i/>
+          <w:iCs/>
+        </w:rPr>
+        <w:t xml:space="preserve">[Me]</w:t>
+      </w:r>
+      <w:r>
+        <w:t xml:space="preserve"> </w:t>
+      </w:r>
+      <w:r>
+        <w:rPr>
+          <w:i/>
+          <w:iCs/>
         </w:rPr>
         <w:t xml:space="preserve">Yeah. Good. Yeah. I think that that’s also why I’m asking the question because we have a scope because it’s like an average research, so we have a scope in mind. So before I give my main focus, what does agentic AI mean to you?</w:t>
       </w:r>
@@ -676,18 +676,18 @@
       </w:pPr>
       <w:r>
         <w:rPr>
-          <w:iCs/>
-          <w:i/>
-        </w:rPr>
-        <w:t xml:space="preserve">[Me]</w:t>
-      </w:r>
-      <w:r>
-        <w:t xml:space="preserve"> </w:t>
-      </w:r>
-      <w:r>
-        <w:rPr>
-          <w:iCs/>
-          <w:i/>
+          <w:i/>
+          <w:iCs/>
+        </w:rPr>
+        <w:t xml:space="preserve">[Me]</w:t>
+      </w:r>
+      <w:r>
+        <w:t xml:space="preserve"> </w:t>
+      </w:r>
+      <w:r>
+        <w:rPr>
+          <w:i/>
+          <w:iCs/>
         </w:rPr>
         <w:t xml:space="preserve">Yeah. So I’ll give a bit of context from what I see in literature. Because I think that is relevant here as well. And please also feel free afterwards to move a bit around my definition, and we’ll we’ll get to where we need to be, I think. So of course, there’s this big world of what we traditionally called AI, which has everything from machine learning to expert models to whatever. I’m trying to really focus on agentic AI. So that is this subpart of generative AI, where we say that they have a certain ability to act they have ability to plan or reason beyond just the one step that we</w:t>
       </w:r>
@@ -712,18 +712,18 @@
       </w:pPr>
       <w:r>
         <w:rPr>
-          <w:iCs/>
-          <w:i/>
-        </w:rPr>
-        <w:t xml:space="preserve">[Me]</w:t>
-      </w:r>
-      <w:r>
-        <w:t xml:space="preserve"> </w:t>
-      </w:r>
-      <w:r>
-        <w:rPr>
-          <w:iCs/>
-          <w:i/>
+          <w:i/>
+          <w:iCs/>
+        </w:rPr>
+        <w:t xml:space="preserve">[Me]</w:t>
+      </w:r>
+      <w:r>
+        <w:t xml:space="preserve"> </w:t>
+      </w:r>
+      <w:r>
+        <w:rPr>
+          <w:i/>
+          <w:iCs/>
         </w:rPr>
         <w:t xml:space="preserve">typically move from the first versions of and that is our main focus. And what I find is that people flow around it a bit, and I think that’s totally okay. But just to know, I’ll I’ll at some point, I might drive drive you back towards domain of marketing because that is vital to my research. And and the world of agentic AI. So let’s get going, with the first real question. So how are you using AI and maybe from your perspective as well? Because I look at the perspective of marketing managers, AI leaders within marketing teams, and advisors on the topic. So for you this question means how do you use it I think for your marketing function, but also how do you see your customers using this?</w:t>
       </w:r>
@@ -762,18 +762,18 @@
       </w:pPr>
       <w:r>
         <w:rPr>
-          <w:iCs/>
-          <w:i/>
-        </w:rPr>
-        <w:t xml:space="preserve">[Me]</w:t>
-      </w:r>
-      <w:r>
-        <w:t xml:space="preserve"> </w:t>
-      </w:r>
-      <w:r>
-        <w:rPr>
-          <w:iCs/>
-          <w:i/>
+          <w:i/>
+          <w:iCs/>
+        </w:rPr>
+        <w:t xml:space="preserve">[Me]</w:t>
+      </w:r>
+      <w:r>
+        <w:t xml:space="preserve"> </w:t>
+      </w:r>
+      <w:r>
+        <w:rPr>
+          <w:i/>
+          <w:iCs/>
         </w:rPr>
         <w:t xml:space="preserve">Cool. So I in just a few senses, I already see a lot of things to come back to. That’s</w:t>
       </w:r>
@@ -798,18 +798,18 @@
       </w:pPr>
       <w:r>
         <w:rPr>
-          <w:iCs/>
-          <w:i/>
-        </w:rPr>
-        <w:t xml:space="preserve">[Me]</w:t>
-      </w:r>
-      <w:r>
-        <w:t xml:space="preserve"> </w:t>
-      </w:r>
-      <w:r>
-        <w:rPr>
-          <w:iCs/>
-          <w:i/>
+          <w:i/>
+          <w:iCs/>
+        </w:rPr>
+        <w:t xml:space="preserve">[Me]</w:t>
+      </w:r>
+      <w:r>
+        <w:t xml:space="preserve"> </w:t>
+      </w:r>
+      <w:r>
+        <w:rPr>
+          <w:i/>
+          <w:iCs/>
         </w:rPr>
         <w:t xml:space="preserve">maybe it started with just opening up this question further.</w:t>
       </w:r>
@@ -834,18 +834,18 @@
       </w:pPr>
       <w:r>
         <w:rPr>
-          <w:iCs/>
-          <w:i/>
-        </w:rPr>
-        <w:t xml:space="preserve">[Me]</w:t>
-      </w:r>
-      <w:r>
-        <w:t xml:space="preserve"> </w:t>
-      </w:r>
-      <w:r>
-        <w:rPr>
-          <w:iCs/>
-          <w:i/>
+          <w:i/>
+          <w:iCs/>
+        </w:rPr>
+        <w:t xml:space="preserve">[Me]</w:t>
+      </w:r>
+      <w:r>
+        <w:t xml:space="preserve"> </w:t>
+      </w:r>
+      <w:r>
+        <w:rPr>
+          <w:i/>
+          <w:iCs/>
         </w:rPr>
         <w:t xml:space="preserve">Do you see any other agent use cases? That you use or within your customer teams?</w:t>
       </w:r>
@@ -870,18 +870,18 @@
       </w:pPr>
       <w:r>
         <w:rPr>
-          <w:iCs/>
-          <w:i/>
-        </w:rPr>
-        <w:t xml:space="preserve">[Me]</w:t>
-      </w:r>
-      <w:r>
-        <w:t xml:space="preserve"> </w:t>
-      </w:r>
-      <w:r>
-        <w:rPr>
-          <w:iCs/>
-          <w:i/>
+          <w:i/>
+          <w:iCs/>
+        </w:rPr>
+        <w:t xml:space="preserve">[Me]</w:t>
+      </w:r>
+      <w:r>
+        <w:t xml:space="preserve"> </w:t>
+      </w:r>
+      <w:r>
+        <w:rPr>
+          <w:i/>
+          <w:iCs/>
         </w:rPr>
         <w:t xml:space="preserve">So that’s essentially beyond analytics. From what it sounds like.</w:t>
       </w:r>
@@ -920,18 +920,18 @@
       </w:pPr>
       <w:r>
         <w:rPr>
-          <w:iCs/>
-          <w:i/>
-        </w:rPr>
-        <w:t xml:space="preserve">[Me]</w:t>
-      </w:r>
-      <w:r>
-        <w:t xml:space="preserve"> </w:t>
-      </w:r>
-      <w:r>
-        <w:rPr>
-          <w:iCs/>
-          <w:i/>
+          <w:i/>
+          <w:iCs/>
+        </w:rPr>
+        <w:t xml:space="preserve">[Me]</w:t>
+      </w:r>
+      <w:r>
+        <w:t xml:space="preserve"> </w:t>
+      </w:r>
+      <w:r>
+        <w:rPr>
+          <w:i/>
+          <w:iCs/>
         </w:rPr>
         <w:t xml:space="preserve">Yeah. This and this is one of the things that I find really interesting because I see the same thing. Both here and also with people that I’ve interviewed. Is that, I think there’s a huge potential for agentic AI to do more</w:t>
       </w:r>
@@ -956,18 +956,18 @@
       </w:pPr>
       <w:r>
         <w:rPr>
-          <w:iCs/>
-          <w:i/>
-        </w:rPr>
-        <w:t xml:space="preserve">[Me]</w:t>
-      </w:r>
-      <w:r>
-        <w:t xml:space="preserve"> </w:t>
-      </w:r>
-      <w:r>
-        <w:rPr>
-          <w:iCs/>
-          <w:i/>
+          <w:i/>
+          <w:iCs/>
+        </w:rPr>
+        <w:t xml:space="preserve">[Me]</w:t>
+      </w:r>
+      <w:r>
+        <w:t xml:space="preserve"> </w:t>
+      </w:r>
+      <w:r>
+        <w:rPr>
+          <w:i/>
+          <w:iCs/>
         </w:rPr>
         <w:t xml:space="preserve">of the work essentially for over marketers And you see I see the same thing. So I’ve re two real agentic applications that I see coming by again and again, and it’s having this content streets that is somewhat agentic. And doing data analysis with agentic AI.</w:t>
       </w:r>
@@ -992,18 +992,18 @@
       </w:pPr>
       <w:r>
         <w:rPr>
-          <w:iCs/>
-          <w:i/>
-        </w:rPr>
-        <w:t xml:space="preserve">[Me]</w:t>
-      </w:r>
-      <w:r>
-        <w:t xml:space="preserve"> </w:t>
-      </w:r>
-      <w:r>
-        <w:rPr>
-          <w:iCs/>
-          <w:i/>
+          <w:i/>
+          <w:iCs/>
+        </w:rPr>
+        <w:t xml:space="preserve">[Me]</w:t>
+      </w:r>
+      <w:r>
+        <w:t xml:space="preserve"> </w:t>
+      </w:r>
+      <w:r>
+        <w:rPr>
+          <w:i/>
+          <w:iCs/>
         </w:rPr>
         <w:t xml:space="preserve">And I I’ll go a bit off script because I’m super interested because you started with something more, something different. What are you trying to do and Them: Yeah. Yeah.</w:t>
       </w:r>
@@ -1014,18 +1014,18 @@
       </w:pPr>
       <w:r>
         <w:rPr>
-          <w:iCs/>
-          <w:i/>
-        </w:rPr>
-        <w:t xml:space="preserve">[Me]</w:t>
-      </w:r>
-      <w:r>
-        <w:t xml:space="preserve"> </w:t>
-      </w:r>
-      <w:r>
-        <w:rPr>
-          <w:iCs/>
-          <w:i/>
+          <w:i/>
+          <w:iCs/>
+        </w:rPr>
+        <w:t xml:space="preserve">[Me]</w:t>
+      </w:r>
+      <w:r>
+        <w:t xml:space="preserve"> </w:t>
+      </w:r>
+      <w:r>
+        <w:rPr>
+          <w:i/>
+          <w:iCs/>
         </w:rPr>
         <w:t xml:space="preserve">yeah. Maybe less on there.</w:t>
       </w:r>
@@ -1041,27 +1041,27 @@
         <w:t xml:space="preserve"> </w:t>
       </w:r>
       <w:r>
-        <w:t xml:space="preserve">Back back then it really feels a long time ago, but when we when we before we formalized the company, we were we had a proof of concept and that was clear to see if if I can work with my co founder. And if he can solve a a real use case. And but the use case was super So what we created content for a recruitment organization, and all this content was sort of scraped from competitors or other sides, and we made some sort of a hub for them. But everything there was fully automated. So we created something about thousand web pages fully automated. But that in that use case, it worked. Because it was very standardized. But what we see within marketing is once you have to have more creativity in the output and also if it needs to be on brand that AI still falls very very short. And it seems to only be very useful for very bottom funnel sales activation content and not more demand generation brand building content. That that’s where I see the big shift in where AI create where it sort of automated workflows work well, automated content creation workflows work well, is for that bottom bottom funnel type of content for more Yeah, aspirational on brand, emotional creative content. I think you will be better off with with with using AI as a as a sort of a sparring partner. And even and they’re still relying on human creativity.</w:t>
-      </w:r>
-    </w:p>
-    <w:p>
-      <w:pPr>
-        <w:pStyle w:val="BlockText"/>
-      </w:pPr>
-      <w:r>
-        <w:rPr>
-          <w:iCs/>
-          <w:i/>
-        </w:rPr>
-        <w:t xml:space="preserve">[Me]</w:t>
-      </w:r>
-      <w:r>
-        <w:t xml:space="preserve"> </w:t>
-      </w:r>
-      <w:r>
-        <w:rPr>
-          <w:iCs/>
-          <w:i/>
+        <w:t xml:space="preserve">Back back then it really feels a long time ago, but when we when we before we formalized the company, we were we had a proof of concept and that was clear to see if if I can work with my co founder. And if he can solve a a real use case. And but the use case was super So what we created content for a recruitment organization, and all this content was sort of scraped from competitors or other sides, and we made some sort of a hub for them. But everything there was fully automated. So we created something about thousand web pages fully automated. But that in that use case, it worked. Because it was very standardized. But what we see within marketing is once you have to have more creativity in the output and also if it needs to be on brand that AI still falls very very short. And it seems to only be very useful for very bottom [product] sales activation content and not more demand generation brand building content. That that’s where I see the big shift in where AI create where it sort of automated workflows work well, automated content creation workflows work well, is for that bottom bottom [product] type of content for more Yeah, aspirational on brand, emotional creative content. I think you will be better off with with with using AI as a as a sort of a sparring partner. And even and they’re still relying on human creativity.</w:t>
+      </w:r>
+    </w:p>
+    <w:p>
+      <w:pPr>
+        <w:pStyle w:val="BlockText"/>
+      </w:pPr>
+      <w:r>
+        <w:rPr>
+          <w:i/>
+          <w:iCs/>
+        </w:rPr>
+        <w:t xml:space="preserve">[Me]</w:t>
+      </w:r>
+      <w:r>
+        <w:t xml:space="preserve"> </w:t>
+      </w:r>
+      <w:r>
+        <w:rPr>
+          <w:i/>
+          <w:iCs/>
         </w:rPr>
         <w:t xml:space="preserve">Yeah. And what I find interesting, as well before diving deeper into the pros and cons of this all, is you see that I think you can analyze marketings from three Right? There’s contents, which is part of the communication with the customer.</w:t>
       </w:r>
@@ -1086,18 +1086,18 @@
       </w:pPr>
       <w:r>
         <w:rPr>
-          <w:iCs/>
-          <w:i/>
-        </w:rPr>
-        <w:t xml:space="preserve">[Me]</w:t>
-      </w:r>
-      <w:r>
-        <w:t xml:space="preserve"> </w:t>
-      </w:r>
-      <w:r>
-        <w:rPr>
-          <w:iCs/>
-          <w:i/>
+          <w:i/>
+          <w:iCs/>
+        </w:rPr>
+        <w:t xml:space="preserve">[Me]</w:t>
+      </w:r>
+      <w:r>
+        <w:t xml:space="preserve"> </w:t>
+      </w:r>
+      <w:r>
+        <w:rPr>
+          <w:i/>
+          <w:iCs/>
         </w:rPr>
         <w:t xml:space="preserve">There’s analytics, which is part of did we perform well and what what can we learn from that. But there’s also this third blob of what you can might might be able to call marketing ops. It’s about the customer journeys that you enter into systems. It’s about automations that you place wherever. It’s about what do we want in the data model and how can we expand that to target better and segment better.</w:t>
       </w:r>
@@ -1150,18 +1150,18 @@
       </w:pPr>
       <w:r>
         <w:rPr>
-          <w:iCs/>
-          <w:i/>
-        </w:rPr>
-        <w:t xml:space="preserve">[Me]</w:t>
-      </w:r>
-      <w:r>
-        <w:t xml:space="preserve"> </w:t>
-      </w:r>
-      <w:r>
-        <w:rPr>
-          <w:iCs/>
-          <w:i/>
+          <w:i/>
+          <w:iCs/>
+        </w:rPr>
+        <w:t xml:space="preserve">[Me]</w:t>
+      </w:r>
+      <w:r>
+        <w:t xml:space="preserve"> </w:t>
+      </w:r>
+      <w:r>
+        <w:rPr>
+          <w:i/>
+          <w:iCs/>
         </w:rPr>
         <w:t xml:space="preserve">Where do you think that gap between the what, for instance, MediaMonk is saying and what you see here with the message, I could call it that maybe. Where that gap comes from.</w:t>
       </w:r>
@@ -1177,7 +1177,7 @@
         <w:t xml:space="preserve"> </w:t>
       </w:r>
       <w:r>
-        <w:t xml:space="preserve">Most people don’t know how marketing works That’s a hard hard hard bold statement but only seven only 17 only less than 30% of people who are working in marketing have a studied marketing. And so we’ve now ever since SaaS came into I graduated right before the SaaS explosion. So I was graduated in sort of a traditional marketing way, and then SaaS happens. And we thought that data and of course data is supported, but we thought that whole deterministic way of building a funnel was the way to market. And now everything is changing because the algorithms on platforms are changing, the marketing science tells us, ah, the still didn’t really work. The the whole deterministic is much more probabilistic approach. And that is a very hard</w:t>
+        <w:t xml:space="preserve">Most people don’t know how marketing works That’s a hard hard hard bold statement but only seven only 17 only less than 30% of people who are working in marketing have a studied marketing. And so we’ve now ever since SaaS came into I graduated right before the SaaS explosion. So I was graduated in sort of a traditional marketing way, and then SaaS happens. And we thought that data and of course data is supported, but we thought that whole deterministic way of building a [product] was the way to market. And now everything is changing because the algorithms on platforms are changing, the marketing science tells us, ah, the still didn’t really work. The the whole deterministic is much more probabilistic approach. And that is a very hard</w:t>
       </w:r>
     </w:p>
     <w:p>
@@ -1214,18 +1214,18 @@
       </w:pPr>
       <w:r>
         <w:rPr>
-          <w:iCs/>
-          <w:i/>
-        </w:rPr>
-        <w:t xml:space="preserve">[Me]</w:t>
-      </w:r>
-      <w:r>
-        <w:t xml:space="preserve"> </w:t>
-      </w:r>
-      <w:r>
-        <w:rPr>
-          <w:iCs/>
-          <w:i/>
+          <w:i/>
+          <w:iCs/>
+        </w:rPr>
+        <w:t xml:space="preserve">[Me]</w:t>
+      </w:r>
+      <w:r>
+        <w:t xml:space="preserve"> </w:t>
+      </w:r>
+      <w:r>
+        <w:rPr>
+          <w:i/>
+          <w:iCs/>
         </w:rPr>
         <w:t xml:space="preserve">Yeah, and where you think you come it comes from because</w:t>
       </w:r>
@@ -1250,18 +1250,18 @@
       </w:pPr>
       <w:r>
         <w:rPr>
-          <w:iCs/>
-          <w:i/>
-        </w:rPr>
-        <w:t xml:space="preserve">[Me]</w:t>
-      </w:r>
-      <w:r>
-        <w:t xml:space="preserve"> </w:t>
-      </w:r>
-      <w:r>
-        <w:rPr>
-          <w:iCs/>
-          <w:i/>
+          <w:i/>
+          <w:iCs/>
+        </w:rPr>
+        <w:t xml:space="preserve">[Me]</w:t>
+      </w:r>
+      <w:r>
+        <w:t xml:space="preserve"> </w:t>
+      </w:r>
+      <w:r>
+        <w:rPr>
+          <w:i/>
+          <w:iCs/>
         </w:rPr>
         <w:t xml:space="preserve">and I’m trying to not not prompt too much, but maybe I should just give my perspective. And hear your feedback on that. I feel like if you’re doing brand building you’re totally correct. Right, focusing on eum, de mass is usually and having one consistent message is vital.</w:t>
       </w:r>
@@ -1286,18 +1286,18 @@
       </w:pPr>
       <w:r>
         <w:rPr>
-          <w:iCs/>
-          <w:i/>
-        </w:rPr>
-        <w:t xml:space="preserve">[Me]</w:t>
-      </w:r>
-      <w:r>
-        <w:t xml:space="preserve"> </w:t>
-      </w:r>
-      <w:r>
-        <w:rPr>
-          <w:iCs/>
-          <w:i/>
+          <w:i/>
+          <w:iCs/>
+        </w:rPr>
+        <w:t xml:space="preserve">[Me]</w:t>
+      </w:r>
+      <w:r>
+        <w:t xml:space="preserve"> </w:t>
+      </w:r>
+      <w:r>
+        <w:rPr>
+          <w:i/>
+          <w:iCs/>
         </w:rPr>
         <w:t xml:space="preserve">But when people coming to your domains, and they show intent and they show who they are or when you already know people and you want to upsell or, keep them in the business or keep them loyal to you.</w:t>
       </w:r>
@@ -1322,18 +1322,18 @@
       </w:pPr>
       <w:r>
         <w:rPr>
-          <w:iCs/>
-          <w:i/>
-        </w:rPr>
-        <w:t xml:space="preserve">[Me]</w:t>
-      </w:r>
-      <w:r>
-        <w:t xml:space="preserve"> </w:t>
-      </w:r>
-      <w:r>
-        <w:rPr>
-          <w:iCs/>
-          <w:i/>
+          <w:i/>
+          <w:iCs/>
+        </w:rPr>
+        <w:t xml:space="preserve">[Me]</w:t>
+      </w:r>
+      <w:r>
+        <w:t xml:space="preserve"> </w:t>
+      </w:r>
+      <w:r>
+        <w:rPr>
+          <w:i/>
+          <w:iCs/>
         </w:rPr>
         <w:t xml:space="preserve">Then personalization becomes very effective.</w:t>
       </w:r>
@@ -1349,27 +1349,27 @@
         <w:t xml:space="preserve"> </w:t>
       </w:r>
       <w:r>
-        <w:t xml:space="preserve">Yeah, but it’s very bottom bottom funnel. So that’s that’s soup that’s</w:t>
-      </w:r>
-    </w:p>
-    <w:p>
-      <w:pPr>
-        <w:pStyle w:val="BlockText"/>
-      </w:pPr>
-      <w:r>
-        <w:rPr>
-          <w:iCs/>
-          <w:i/>
-        </w:rPr>
-        <w:t xml:space="preserve">[Me]</w:t>
-      </w:r>
-      <w:r>
-        <w:t xml:space="preserve"> </w:t>
-      </w:r>
-      <w:r>
-        <w:rPr>
-          <w:iCs/>
-          <w:i/>
+        <w:t xml:space="preserve">Yeah, but it’s very bottom bottom [product]. So that’s that’s soup that’s</w:t>
+      </w:r>
+    </w:p>
+    <w:p>
+      <w:pPr>
+        <w:pStyle w:val="BlockText"/>
+      </w:pPr>
+      <w:r>
+        <w:rPr>
+          <w:i/>
+          <w:iCs/>
+        </w:rPr>
+        <w:t xml:space="preserve">[Me]</w:t>
+      </w:r>
+      <w:r>
+        <w:t xml:space="preserve"> </w:t>
+      </w:r>
+      <w:r>
+        <w:rPr>
+          <w:i/>
+          <w:iCs/>
         </w:rPr>
         <w:t xml:space="preserve">Yeah. For sure.</w:t>
       </w:r>
@@ -1399,7 +1399,7 @@
         <w:t xml:space="preserve"> </w:t>
       </w:r>
       <w:r>
-        <w:t xml:space="preserve">if I had a million euros I would spend everything on brand building and not on personalization bottom funnel. If if I had gone to my head. And mean I’ve done a lot of work at SaaS businesses. I still still have to let’s just say the line of profit and revenue</w:t>
+        <w:t xml:space="preserve">if I had a million euros I would spend everything on brand building and not on personalization bottom [product]. If if I had gone to my head. And mean I’ve done a lot of work at SaaS businesses. I still still have to let’s just say the line of profit and revenue</w:t>
       </w:r>
     </w:p>
     <w:p>
@@ -1413,27 +1413,27 @@
         <w:t xml:space="preserve"> </w:t>
       </w:r>
       <w:r>
-        <w:t xml:space="preserve">the hockey sticky always want to achieve, never got faster because of someone bought HubSpot or someone bought a marketing automation tool.</w:t>
-      </w:r>
-    </w:p>
-    <w:p>
-      <w:pPr>
-        <w:pStyle w:val="BlockText"/>
-      </w:pPr>
-      <w:r>
-        <w:rPr>
-          <w:iCs/>
-          <w:i/>
-        </w:rPr>
-        <w:t xml:space="preserve">[Me]</w:t>
-      </w:r>
-      <w:r>
-        <w:t xml:space="preserve"> </w:t>
-      </w:r>
-      <w:r>
-        <w:rPr>
-          <w:iCs/>
-          <w:i/>
+        <w:t xml:space="preserve">the hockey sticky always want to achieve, never got faster because of someone bought [company] or someone bought a marketing automation tool.</w:t>
+      </w:r>
+    </w:p>
+    <w:p>
+      <w:pPr>
+        <w:pStyle w:val="BlockText"/>
+      </w:pPr>
+      <w:r>
+        <w:rPr>
+          <w:i/>
+          <w:iCs/>
+        </w:rPr>
+        <w:t xml:space="preserve">[Me]</w:t>
+      </w:r>
+      <w:r>
+        <w:t xml:space="preserve"> </w:t>
+      </w:r>
+      <w:r>
+        <w:rPr>
+          <w:i/>
+          <w:iCs/>
         </w:rPr>
         <w:t xml:space="preserve">Yeah. True.</w:t>
       </w:r>
@@ -1458,18 +1458,18 @@
       </w:pPr>
       <w:r>
         <w:rPr>
-          <w:iCs/>
-          <w:i/>
-        </w:rPr>
-        <w:t xml:space="preserve">[Me]</w:t>
-      </w:r>
-      <w:r>
-        <w:t xml:space="preserve"> </w:t>
-      </w:r>
-      <w:r>
-        <w:rPr>
-          <w:iCs/>
-          <w:i/>
+          <w:i/>
+          <w:iCs/>
+        </w:rPr>
+        <w:t xml:space="preserve">[Me]</w:t>
+      </w:r>
+      <w:r>
+        <w:t xml:space="preserve"> </w:t>
+      </w:r>
+      <w:r>
+        <w:rPr>
+          <w:i/>
+          <w:iCs/>
         </w:rPr>
         <w:t xml:space="preserve">Okay. Yep.</w:t>
       </w:r>
@@ -1494,18 +1494,18 @@
       </w:pPr>
       <w:r>
         <w:rPr>
-          <w:iCs/>
-          <w:i/>
-        </w:rPr>
-        <w:t xml:space="preserve">[Me]</w:t>
-      </w:r>
-      <w:r>
-        <w:t xml:space="preserve"> </w:t>
-      </w:r>
-      <w:r>
-        <w:rPr>
-          <w:iCs/>
-          <w:i/>
+          <w:i/>
+          <w:iCs/>
+        </w:rPr>
+        <w:t xml:space="preserve">[Me]</w:t>
+      </w:r>
+      <w:r>
+        <w:t xml:space="preserve"> </w:t>
+      </w:r>
+      <w:r>
+        <w:rPr>
+          <w:i/>
+          <w:iCs/>
         </w:rPr>
         <w:t xml:space="preserve">And do do you think that this mindset translates</w:t>
       </w:r>
@@ -1530,18 +1530,18 @@
       </w:pPr>
       <w:r>
         <w:rPr>
-          <w:iCs/>
-          <w:i/>
-        </w:rPr>
-        <w:t xml:space="preserve">[Me]</w:t>
-      </w:r>
-      <w:r>
-        <w:t xml:space="preserve"> </w:t>
-      </w:r>
-      <w:r>
-        <w:rPr>
-          <w:iCs/>
-          <w:i/>
+          <w:i/>
+          <w:iCs/>
+        </w:rPr>
+        <w:t xml:space="preserve">[Me]</w:t>
+      </w:r>
+      <w:r>
+        <w:t xml:space="preserve"> </w:t>
+      </w:r>
+      <w:r>
+        <w:rPr>
+          <w:i/>
+          <w:iCs/>
         </w:rPr>
         <w:t xml:space="preserve">to other industries like fast moving consumer goods</w:t>
       </w:r>
@@ -1566,18 +1566,18 @@
       </w:pPr>
       <w:r>
         <w:rPr>
-          <w:iCs/>
-          <w:i/>
-        </w:rPr>
-        <w:t xml:space="preserve">[Me]</w:t>
-      </w:r>
-      <w:r>
-        <w:t xml:space="preserve"> </w:t>
-      </w:r>
-      <w:r>
-        <w:rPr>
-          <w:iCs/>
-          <w:i/>
+          <w:i/>
+          <w:iCs/>
+        </w:rPr>
+        <w:t xml:space="preserve">[Me]</w:t>
+      </w:r>
+      <w:r>
+        <w:t xml:space="preserve"> </w:t>
+      </w:r>
+      <w:r>
+        <w:rPr>
+          <w:i/>
+          <w:iCs/>
         </w:rPr>
         <w:t xml:space="preserve">or, membership platforms or,</w:t>
       </w:r>
@@ -1616,18 +1616,18 @@
       </w:pPr>
       <w:r>
         <w:rPr>
-          <w:iCs/>
-          <w:i/>
-        </w:rPr>
-        <w:t xml:space="preserve">[Me]</w:t>
-      </w:r>
-      <w:r>
-        <w:t xml:space="preserve"> </w:t>
-      </w:r>
-      <w:r>
-        <w:rPr>
-          <w:iCs/>
-          <w:i/>
+          <w:i/>
+          <w:iCs/>
+        </w:rPr>
+        <w:t xml:space="preserve">[Me]</w:t>
+      </w:r>
+      <w:r>
+        <w:t xml:space="preserve"> </w:t>
+      </w:r>
+      <w:r>
+        <w:rPr>
+          <w:i/>
+          <w:iCs/>
         </w:rPr>
         <w:t xml:space="preserve">And so, essentially, you’re saying, like,</w:t>
       </w:r>
@@ -1652,18 +1652,18 @@
       </w:pPr>
       <w:r>
         <w:rPr>
-          <w:iCs/>
-          <w:i/>
-        </w:rPr>
-        <w:t xml:space="preserve">[Me]</w:t>
-      </w:r>
-      <w:r>
-        <w:t xml:space="preserve"> </w:t>
-      </w:r>
-      <w:r>
-        <w:rPr>
-          <w:iCs/>
-          <w:i/>
+          <w:i/>
+          <w:iCs/>
+        </w:rPr>
+        <w:t xml:space="preserve">[Me]</w:t>
+      </w:r>
+      <w:r>
+        <w:t xml:space="preserve"> </w:t>
+      </w:r>
+      <w:r>
+        <w:rPr>
+          <w:i/>
+          <w:iCs/>
         </w:rPr>
         <w:t xml:space="preserve">because we should focus on branding and having a single core heart push message is more important than personalization. We don’t have scale. And so AI and execution matters less.</w:t>
       </w:r>
@@ -1688,20 +1688,20 @@
       </w:pPr>
       <w:r>
         <w:rPr>
-          <w:iCs/>
-          <w:i/>
-        </w:rPr>
-        <w:t xml:space="preserve">[Me]</w:t>
-      </w:r>
-      <w:r>
-        <w:t xml:space="preserve"> </w:t>
-      </w:r>
-      <w:r>
-        <w:rPr>
-          <w:iCs/>
-          <w:i/>
-        </w:rPr>
-        <w:t xml:space="preserve">Yeah. And maybe just one last question about this to wrap it up.</w:t>
+          <w:i/>
+          <w:iCs/>
+        </w:rPr>
+        <w:t xml:space="preserve">[Me]</w:t>
+      </w:r>
+      <w:r>
+        <w:t xml:space="preserve"> </w:t>
+      </w:r>
+      <w:r>
+        <w:rPr>
+          <w:i/>
+          <w:iCs/>
+        </w:rPr>
+        <w:t xml:space="preserve">Yeah. And maybe just one last question about this to [company] it up.</w:t>
       </w:r>
     </w:p>
     <w:p>
@@ -1724,20 +1724,20 @@
       </w:pPr>
       <w:r>
         <w:rPr>
-          <w:iCs/>
-          <w:i/>
-        </w:rPr>
-        <w:t xml:space="preserve">[Me]</w:t>
-      </w:r>
-      <w:r>
-        <w:t xml:space="preserve"> </w:t>
-      </w:r>
-      <w:r>
-        <w:rPr>
-          <w:iCs/>
-          <w:i/>
-        </w:rPr>
-        <w:t xml:space="preserve">Because I think you still see that a lot of organizations out of a lot of people working in systems like HubSpot or other marketing automation systems. Why do you think AI isn’t taking off there? Because the status quo is still there. That’s there was a lot of people working in it in it and a lot of people believing in it, but we don’t see it. So I don’t think it’s gonna be attributed to that the fact that it doesn’t work for branding. In the same way.</w:t>
+          <w:i/>
+          <w:iCs/>
+        </w:rPr>
+        <w:t xml:space="preserve">[Me]</w:t>
+      </w:r>
+      <w:r>
+        <w:t xml:space="preserve"> </w:t>
+      </w:r>
+      <w:r>
+        <w:rPr>
+          <w:i/>
+          <w:iCs/>
+        </w:rPr>
+        <w:t xml:space="preserve">Because I think you still see that a lot of organizations out of a lot of people working in systems like [company] or other marketing automation systems. Why do you think AI isn’t taking off there? Because the status quo is still there. That’s there was a lot of people working in it in it and a lot of people believing in it, but we don’t see it. So I don’t think it’s gonna be attributed to that the fact that it doesn’t work for branding. In the same way.</w:t>
       </w:r>
     </w:p>
     <w:p>
@@ -1760,18 +1760,18 @@
       </w:pPr>
       <w:r>
         <w:rPr>
-          <w:iCs/>
-          <w:i/>
-        </w:rPr>
-        <w:t xml:space="preserve">[Me]</w:t>
-      </w:r>
-      <w:r>
-        <w:t xml:space="preserve"> </w:t>
-      </w:r>
-      <w:r>
-        <w:rPr>
-          <w:iCs/>
-          <w:i/>
+          <w:i/>
+          <w:iCs/>
+        </w:rPr>
+        <w:t xml:space="preserve">[Me]</w:t>
+      </w:r>
+      <w:r>
+        <w:t xml:space="preserve"> </w:t>
+      </w:r>
+      <w:r>
+        <w:rPr>
+          <w:i/>
+          <w:iCs/>
         </w:rPr>
         <w:t xml:space="preserve">Oh, so we started with the question, like, hey. What why do you why do we think we don’t see AI in or agentic AI marketing ops in, like, building the automations in those systems and then we took a detour into the value of branding versus ops. So trying to get us back to the to the OG question.</w:t>
       </w:r>
@@ -1787,27 +1787,27 @@
         <w:t xml:space="preserve"> </w:t>
       </w:r>
       <w:r>
-        <w:t xml:space="preserve">I think Hubspot’s maybe their their pace of innovation is too slow. They have they have there’s a lot of lock in. I still think that it’s I know. Yeah. We we have a split instant crush as well, more as a CRM. Not not a not not for anything automated. But, and I think it’s still requires so much data and so much discipline to apply AI within HubSpot. But why AI hasn’t taken off at customers who use HubSpot? I don’t know because I don’t know how much AI is in I mean, everybody slaps on some AI in their offering these days, especially old SaaS businesses. But I don’t know.</w:t>
-      </w:r>
-    </w:p>
-    <w:p>
-      <w:pPr>
-        <w:pStyle w:val="BlockText"/>
-      </w:pPr>
-      <w:r>
-        <w:rPr>
-          <w:iCs/>
-          <w:i/>
-        </w:rPr>
-        <w:t xml:space="preserve">[Me]</w:t>
-      </w:r>
-      <w:r>
-        <w:t xml:space="preserve"> </w:t>
-      </w:r>
-      <w:r>
-        <w:rPr>
-          <w:iCs/>
-          <w:i/>
+        <w:t xml:space="preserve">I think [company]’s maybe their their pace of innovation is too slow. They have they have there’s a lot of lock in. I still think that it’s I know. Yeah. We we have a split [company] as well, more as a CRM. Not not a not not for anything automated. But, and I think it’s still requires so much data and so much discipline to apply AI within [company]. But why AI hasn’t taken off at customers who use [company]? I don’t know because I don’t know how much AI is in I mean, everybody slaps on some AI in their offering these days, especially old SaaS businesses. But I don’t know.</w:t>
+      </w:r>
+    </w:p>
+    <w:p>
+      <w:pPr>
+        <w:pStyle w:val="BlockText"/>
+      </w:pPr>
+      <w:r>
+        <w:rPr>
+          <w:i/>
+          <w:iCs/>
+        </w:rPr>
+        <w:t xml:space="preserve">[Me]</w:t>
+      </w:r>
+      <w:r>
+        <w:t xml:space="preserve"> </w:t>
+      </w:r>
+      <w:r>
+        <w:rPr>
+          <w:i/>
+          <w:iCs/>
         </w:rPr>
         <w:t xml:space="preserve">Hello?</w:t>
       </w:r>
@@ -1832,18 +1832,18 @@
       </w:pPr>
       <w:r>
         <w:rPr>
-          <w:iCs/>
-          <w:i/>
-        </w:rPr>
-        <w:t xml:space="preserve">[Me]</w:t>
-      </w:r>
-      <w:r>
-        <w:t xml:space="preserve"> </w:t>
-      </w:r>
-      <w:r>
-        <w:rPr>
-          <w:iCs/>
-          <w:i/>
+          <w:i/>
+          <w:iCs/>
+        </w:rPr>
+        <w:t xml:space="preserve">[Me]</w:t>
+      </w:r>
+      <w:r>
+        <w:t xml:space="preserve"> </w:t>
+      </w:r>
+      <w:r>
+        <w:rPr>
+          <w:i/>
+          <w:iCs/>
         </w:rPr>
         <w:t xml:space="preserve">That that’s a good answer as well. So</w:t>
       </w:r>
@@ -1868,18 +1868,18 @@
       </w:pPr>
       <w:r>
         <w:rPr>
-          <w:iCs/>
-          <w:i/>
-        </w:rPr>
-        <w:t xml:space="preserve">[Me]</w:t>
-      </w:r>
-      <w:r>
-        <w:t xml:space="preserve"> </w:t>
-      </w:r>
-      <w:r>
-        <w:rPr>
-          <w:iCs/>
-          <w:i/>
+          <w:i/>
+          <w:iCs/>
+        </w:rPr>
+        <w:t xml:space="preserve">[Me]</w:t>
+      </w:r>
+      <w:r>
+        <w:t xml:space="preserve"> </w:t>
+      </w:r>
+      <w:r>
+        <w:rPr>
+          <w:i/>
+          <w:iCs/>
         </w:rPr>
         <w:t xml:space="preserve">maybe let’s get to back to your core business because I hear a lot of people talking about</w:t>
       </w:r>
@@ -1904,18 +1904,18 @@
       </w:pPr>
       <w:r>
         <w:rPr>
-          <w:iCs/>
-          <w:i/>
-        </w:rPr>
-        <w:t xml:space="preserve">[Me]</w:t>
-      </w:r>
-      <w:r>
-        <w:t xml:space="preserve"> </w:t>
-      </w:r>
-      <w:r>
-        <w:rPr>
-          <w:iCs/>
-          <w:i/>
+          <w:i/>
+          <w:iCs/>
+        </w:rPr>
+        <w:t xml:space="preserve">[Me]</w:t>
+      </w:r>
+      <w:r>
+        <w:t xml:space="preserve"> </w:t>
+      </w:r>
+      <w:r>
+        <w:rPr>
+          <w:i/>
+          <w:iCs/>
         </w:rPr>
         <w:t xml:space="preserve">the analytics parts of of marketing with AgentC AI.</w:t>
       </w:r>
@@ -1940,18 +1940,18 @@
       </w:pPr>
       <w:r>
         <w:rPr>
-          <w:iCs/>
-          <w:i/>
-        </w:rPr>
-        <w:t xml:space="preserve">[Me]</w:t>
-      </w:r>
-      <w:r>
-        <w:t xml:space="preserve"> </w:t>
-      </w:r>
-      <w:r>
-        <w:rPr>
-          <w:iCs/>
-          <w:i/>
+          <w:i/>
+          <w:iCs/>
+        </w:rPr>
+        <w:t xml:space="preserve">[Me]</w:t>
+      </w:r>
+      <w:r>
+        <w:t xml:space="preserve"> </w:t>
+      </w:r>
+      <w:r>
+        <w:rPr>
+          <w:i/>
+          <w:iCs/>
         </w:rPr>
         <w:t xml:space="preserve">What values do you see that companies derive from using this application?</w:t>
       </w:r>
@@ -1990,18 +1990,18 @@
       </w:pPr>
       <w:r>
         <w:rPr>
-          <w:iCs/>
-          <w:i/>
-        </w:rPr>
-        <w:t xml:space="preserve">[Me]</w:t>
-      </w:r>
-      <w:r>
-        <w:t xml:space="preserve"> </w:t>
-      </w:r>
-      <w:r>
-        <w:rPr>
-          <w:iCs/>
-          <w:i/>
+          <w:i/>
+          <w:iCs/>
+        </w:rPr>
+        <w:t xml:space="preserve">[Me]</w:t>
+      </w:r>
+      <w:r>
+        <w:t xml:space="preserve"> </w:t>
+      </w:r>
+      <w:r>
+        <w:rPr>
+          <w:i/>
+          <w:iCs/>
         </w:rPr>
         <w:t xml:space="preserve">Yeah. So I’m really looking for the benefits of the application for the organization. Right? And what I hear a lot is and sometimes fake elements, like, there’s some quality to it.</w:t>
       </w:r>
@@ -2040,18 +2040,18 @@
       </w:pPr>
       <w:r>
         <w:rPr>
-          <w:iCs/>
-          <w:i/>
-        </w:rPr>
-        <w:t xml:space="preserve">[Me]</w:t>
-      </w:r>
-      <w:r>
-        <w:t xml:space="preserve"> </w:t>
-      </w:r>
-      <w:r>
-        <w:rPr>
-          <w:iCs/>
-          <w:i/>
+          <w:i/>
+          <w:iCs/>
+        </w:rPr>
+        <w:t xml:space="preserve">[Me]</w:t>
+      </w:r>
+      <w:r>
+        <w:t xml:space="preserve"> </w:t>
+      </w:r>
+      <w:r>
+        <w:rPr>
+          <w:i/>
+          <w:iCs/>
         </w:rPr>
         <w:t xml:space="preserve">But like you talked about focus and you talked about management understanding. These are new to</w:t>
       </w:r>
@@ -2076,18 +2076,18 @@
       </w:pPr>
       <w:r>
         <w:rPr>
-          <w:iCs/>
-          <w:i/>
-        </w:rPr>
-        <w:t xml:space="preserve">[Me]</w:t>
-      </w:r>
-      <w:r>
-        <w:t xml:space="preserve"> </w:t>
-      </w:r>
-      <w:r>
-        <w:rPr>
-          <w:iCs/>
-          <w:i/>
+          <w:i/>
+          <w:iCs/>
+        </w:rPr>
+        <w:t xml:space="preserve">[Me]</w:t>
+      </w:r>
+      <w:r>
+        <w:t xml:space="preserve"> </w:t>
+      </w:r>
+      <w:r>
+        <w:rPr>
+          <w:i/>
+          <w:iCs/>
         </w:rPr>
         <w:t xml:space="preserve">To what I what I’m gaining, so that’s already available.</w:t>
       </w:r>
@@ -2112,18 +2112,18 @@
       </w:pPr>
       <w:r>
         <w:rPr>
-          <w:iCs/>
-          <w:i/>
-        </w:rPr>
-        <w:t xml:space="preserve">[Me]</w:t>
-      </w:r>
-      <w:r>
-        <w:t xml:space="preserve"> </w:t>
-      </w:r>
-      <w:r>
-        <w:rPr>
-          <w:iCs/>
-          <w:i/>
+          <w:i/>
+          <w:iCs/>
+        </w:rPr>
+        <w:t xml:space="preserve">[Me]</w:t>
+      </w:r>
+      <w:r>
+        <w:t xml:space="preserve"> </w:t>
+      </w:r>
+      <w:r>
+        <w:rPr>
+          <w:i/>
+          <w:iCs/>
         </w:rPr>
         <w:t xml:space="preserve">I’m</w:t>
       </w:r>
@@ -2204,18 +2204,18 @@
       </w:pPr>
       <w:r>
         <w:rPr>
-          <w:iCs/>
-          <w:i/>
-        </w:rPr>
-        <w:t xml:space="preserve">[Me]</w:t>
-      </w:r>
-      <w:r>
-        <w:t xml:space="preserve"> </w:t>
-      </w:r>
-      <w:r>
-        <w:rPr>
-          <w:iCs/>
-          <w:i/>
+          <w:i/>
+          <w:iCs/>
+        </w:rPr>
+        <w:t xml:space="preserve">[Me]</w:t>
+      </w:r>
+      <w:r>
+        <w:t xml:space="preserve"> </w:t>
+      </w:r>
+      <w:r>
+        <w:rPr>
+          <w:i/>
+          <w:iCs/>
         </w:rPr>
         <w:t xml:space="preserve">Indeed, also very expensive as you as you know. Yeah. Interesting. So essentially, we’re saying efficiency might not be the most effective driver for AI towards driving business results in marketing. Mhmm. Focus</w:t>
       </w:r>
@@ -2240,18 +2240,18 @@
       </w:pPr>
       <w:r>
         <w:rPr>
-          <w:iCs/>
-          <w:i/>
-        </w:rPr>
-        <w:t xml:space="preserve">[Me]</w:t>
-      </w:r>
-      <w:r>
-        <w:t xml:space="preserve"> </w:t>
-      </w:r>
-      <w:r>
-        <w:rPr>
-          <w:iCs/>
-          <w:i/>
+          <w:i/>
+          <w:iCs/>
+        </w:rPr>
+        <w:t xml:space="preserve">[Me]</w:t>
+      </w:r>
+      <w:r>
+        <w:t xml:space="preserve"> </w:t>
+      </w:r>
+      <w:r>
+        <w:rPr>
+          <w:i/>
+          <w:iCs/>
         </w:rPr>
         <w:t xml:space="preserve">might be management understanding might be, do we see others that are highly relevant to include?</w:t>
       </w:r>
@@ -2281,27 +2281,27 @@
         <w:t xml:space="preserve"> </w:t>
       </w:r>
       <w:r>
-        <w:t xml:space="preserve">Efficiency we already efficiency we are betting against efficiency is in Krishna. It it’s it’s it’s it doesn’t you can make marketing cheaper, and you can spend less on marketing, but I don’t see that how how that grows a business. It hasn’t. In fact, if we speak to investors as well, and we jokingly say to investors like if instant crush fulfills its promise people will spend more on marketing and not less because they see it works and the whole efficiency game, people want to spend less marketing because it doesn’t really work. That’s a big big tell if you, you know, if you that that’s how we how we look at it. The Marketing for most click for example for for a lot of en die voor marketing eens is it works for a short amount of time because they already have small margins and willingness to pay at the customer side is dropping by the month because of AI. So they have to go into efficiency but campaigns will not be better. So</w:t>
-      </w:r>
-    </w:p>
-    <w:p>
-      <w:pPr>
-        <w:pStyle w:val="BlockText"/>
-      </w:pPr>
-      <w:r>
-        <w:rPr>
-          <w:iCs/>
-          <w:i/>
-        </w:rPr>
-        <w:t xml:space="preserve">[Me]</w:t>
-      </w:r>
-      <w:r>
-        <w:t xml:space="preserve"> </w:t>
-      </w:r>
-      <w:r>
-        <w:rPr>
-          <w:iCs/>
-          <w:i/>
+        <w:t xml:space="preserve">Efficiency we already efficiency we are betting against efficiency is in Krishna. It it’s it’s it’s it doesn’t you can make marketing cheaper, and you can spend less on marketing, but I don’t see that how how that grows a business. It hasn’t. In fact, if we speak to investors as well, and we jokingly say to investors like if [company] fulfills its promise people will spend more on marketing and not less because they see it works and the whole efficiency game, people want to spend less marketing because it doesn’t really work. That’s a big big tell if you, you know, if you that that’s how we how we look at it. The Marketing for most click for example for for a lot of en die voor marketing eens is it works for a short amount of time because they already have small margins and willingness to pay at the customer side is dropping by the month because of AI. So they have to go into efficiency but campaigns will not be better. So</w:t>
+      </w:r>
+    </w:p>
+    <w:p>
+      <w:pPr>
+        <w:pStyle w:val="BlockText"/>
+      </w:pPr>
+      <w:r>
+        <w:rPr>
+          <w:i/>
+          <w:iCs/>
+        </w:rPr>
+        <w:t xml:space="preserve">[Me]</w:t>
+      </w:r>
+      <w:r>
+        <w:t xml:space="preserve"> </w:t>
+      </w:r>
+      <w:r>
+        <w:rPr>
+          <w:i/>
+          <w:iCs/>
         </w:rPr>
         <w:t xml:space="preserve">Yeah. And I think the same thing. It’s a pretty logical conclusion.</w:t>
       </w:r>
@@ -2326,18 +2326,18 @@
       </w:pPr>
       <w:r>
         <w:rPr>
-          <w:iCs/>
-          <w:i/>
-        </w:rPr>
-        <w:t xml:space="preserve">[Me]</w:t>
-      </w:r>
-      <w:r>
-        <w:t xml:space="preserve"> </w:t>
-      </w:r>
-      <w:r>
-        <w:rPr>
-          <w:iCs/>
-          <w:i/>
+          <w:i/>
+          <w:iCs/>
+        </w:rPr>
+        <w:t xml:space="preserve">[Me]</w:t>
+      </w:r>
+      <w:r>
+        <w:t xml:space="preserve"> </w:t>
+      </w:r>
+      <w:r>
+        <w:rPr>
+          <w:i/>
+          <w:iCs/>
         </w:rPr>
         <w:t xml:space="preserve">That when you say, like, we can do more in less time,</w:t>
       </w:r>
@@ -2362,18 +2362,18 @@
       </w:pPr>
       <w:r>
         <w:rPr>
-          <w:iCs/>
-          <w:i/>
-        </w:rPr>
-        <w:t xml:space="preserve">[Me]</w:t>
-      </w:r>
-      <w:r>
-        <w:t xml:space="preserve"> </w:t>
-      </w:r>
-      <w:r>
-        <w:rPr>
-          <w:iCs/>
-          <w:i/>
+          <w:i/>
+          <w:iCs/>
+        </w:rPr>
+        <w:t xml:space="preserve">[Me]</w:t>
+      </w:r>
+      <w:r>
+        <w:t xml:space="preserve"> </w:t>
+      </w:r>
+      <w:r>
+        <w:rPr>
+          <w:i/>
+          <w:iCs/>
         </w:rPr>
         <w:t xml:space="preserve">Your ROI goes up from what what you’re doing.</w:t>
       </w:r>
@@ -2398,18 +2398,18 @@
       </w:pPr>
       <w:r>
         <w:rPr>
-          <w:iCs/>
-          <w:i/>
-        </w:rPr>
-        <w:t xml:space="preserve">[Me]</w:t>
-      </w:r>
-      <w:r>
-        <w:t xml:space="preserve"> </w:t>
-      </w:r>
-      <w:r>
-        <w:rPr>
-          <w:iCs/>
-          <w:i/>
+          <w:i/>
+          <w:iCs/>
+        </w:rPr>
+        <w:t xml:space="preserve">[Me]</w:t>
+      </w:r>
+      <w:r>
+        <w:t xml:space="preserve"> </w:t>
+      </w:r>
+      <w:r>
+        <w:rPr>
+          <w:i/>
+          <w:iCs/>
         </w:rPr>
         <w:t xml:space="preserve">It should do more. Not less.</w:t>
       </w:r>
@@ -2434,18 +2434,18 @@
       </w:pPr>
       <w:r>
         <w:rPr>
-          <w:iCs/>
-          <w:i/>
-        </w:rPr>
-        <w:t xml:space="preserve">[Me]</w:t>
-      </w:r>
-      <w:r>
-        <w:t xml:space="preserve"> </w:t>
-      </w:r>
-      <w:r>
-        <w:rPr>
-          <w:iCs/>
-          <w:i/>
+          <w:i/>
+          <w:iCs/>
+        </w:rPr>
+        <w:t xml:space="preserve">[Me]</w:t>
+      </w:r>
+      <w:r>
+        <w:t xml:space="preserve"> </w:t>
+      </w:r>
+      <w:r>
+        <w:rPr>
+          <w:i/>
+          <w:iCs/>
         </w:rPr>
         <w:t xml:space="preserve">Probably. Yeah. And you talked about the tight focus and creating a road map.</w:t>
       </w:r>
@@ -2470,18 +2470,18 @@
       </w:pPr>
       <w:r>
         <w:rPr>
-          <w:iCs/>
-          <w:i/>
-        </w:rPr>
-        <w:t xml:space="preserve">[Me]</w:t>
-      </w:r>
-      <w:r>
-        <w:t xml:space="preserve"> </w:t>
-      </w:r>
-      <w:r>
-        <w:rPr>
-          <w:iCs/>
-          <w:i/>
+          <w:i/>
+          <w:iCs/>
+        </w:rPr>
+        <w:t xml:space="preserve">[Me]</w:t>
+      </w:r>
+      <w:r>
+        <w:t xml:space="preserve"> </w:t>
+      </w:r>
+      <w:r>
+        <w:rPr>
+          <w:i/>
+          <w:iCs/>
         </w:rPr>
         <w:t xml:space="preserve">How do you see that impact the companies that you work with?</w:t>
       </w:r>
@@ -2520,18 +2520,18 @@
       </w:pPr>
       <w:r>
         <w:rPr>
-          <w:iCs/>
-          <w:i/>
-        </w:rPr>
-        <w:t xml:space="preserve">[Me]</w:t>
-      </w:r>
-      <w:r>
-        <w:t xml:space="preserve"> </w:t>
-      </w:r>
-      <w:r>
-        <w:rPr>
-          <w:iCs/>
-          <w:i/>
+          <w:i/>
+          <w:iCs/>
+        </w:rPr>
+        <w:t xml:space="preserve">[Me]</w:t>
+      </w:r>
+      <w:r>
+        <w:t xml:space="preserve"> </w:t>
+      </w:r>
+      <w:r>
+        <w:rPr>
+          <w:i/>
+          <w:iCs/>
         </w:rPr>
         <w:t xml:space="preserve">So</w:t>
       </w:r>
@@ -2570,18 +2570,18 @@
       </w:pPr>
       <w:r>
         <w:rPr>
-          <w:iCs/>
-          <w:i/>
-        </w:rPr>
-        <w:t xml:space="preserve">[Me]</w:t>
-      </w:r>
-      <w:r>
-        <w:t xml:space="preserve"> </w:t>
-      </w:r>
-      <w:r>
-        <w:rPr>
-          <w:iCs/>
-          <w:i/>
+          <w:i/>
+          <w:iCs/>
+        </w:rPr>
+        <w:t xml:space="preserve">[Me]</w:t>
+      </w:r>
+      <w:r>
+        <w:t xml:space="preserve"> </w:t>
+      </w:r>
+      <w:r>
+        <w:rPr>
+          <w:i/>
+          <w:iCs/>
         </w:rPr>
         <w:t xml:space="preserve">Yeah. And for your context, these are also benefits that I’m explicitly looking</w:t>
       </w:r>
@@ -2606,18 +2606,18 @@
       </w:pPr>
       <w:r>
         <w:rPr>
-          <w:iCs/>
-          <w:i/>
-        </w:rPr>
-        <w:t xml:space="preserve">[Me]</w:t>
-      </w:r>
-      <w:r>
-        <w:t xml:space="preserve"> </w:t>
-      </w:r>
-      <w:r>
-        <w:rPr>
-          <w:iCs/>
-          <w:i/>
+          <w:i/>
+          <w:iCs/>
+        </w:rPr>
+        <w:t xml:space="preserve">[Me]</w:t>
+      </w:r>
+      <w:r>
+        <w:t xml:space="preserve"> </w:t>
+      </w:r>
+      <w:r>
+        <w:rPr>
+          <w:i/>
+          <w:iCs/>
         </w:rPr>
         <w:t xml:space="preserve">for. Right? So, I think direct business value is a clear one. If we increase top line revenue and we don’t have any additional costs we’re great. But like if it has impact on the culture or impact on the feeling of relaxedness or less friction within the organization, that’s also business value.</w:t>
       </w:r>
@@ -2642,18 +2642,18 @@
       </w:pPr>
       <w:r>
         <w:rPr>
-          <w:iCs/>
-          <w:i/>
-        </w:rPr>
-        <w:t xml:space="preserve">[Me]</w:t>
-      </w:r>
-      <w:r>
-        <w:t xml:space="preserve"> </w:t>
-      </w:r>
-      <w:r>
-        <w:rPr>
-          <w:iCs/>
-          <w:i/>
+          <w:i/>
+          <w:iCs/>
+        </w:rPr>
+        <w:t xml:space="preserve">[Me]</w:t>
+      </w:r>
+      <w:r>
+        <w:t xml:space="preserve"> </w:t>
+      </w:r>
+      <w:r>
+        <w:rPr>
+          <w:i/>
+          <w:iCs/>
         </w:rPr>
         <w:t xml:space="preserve">Maybe maybe you can explore that a bit more in, like, four sentences or something because</w:t>
       </w:r>
@@ -2692,18 +2692,18 @@
       </w:pPr>
       <w:r>
         <w:rPr>
-          <w:iCs/>
-          <w:i/>
-        </w:rPr>
-        <w:t xml:space="preserve">[Me]</w:t>
-      </w:r>
-      <w:r>
-        <w:t xml:space="preserve"> </w:t>
-      </w:r>
-      <w:r>
-        <w:rPr>
-          <w:iCs/>
-          <w:i/>
+          <w:i/>
+          <w:iCs/>
+        </w:rPr>
+        <w:t xml:space="preserve">[Me]</w:t>
+      </w:r>
+      <w:r>
+        <w:t xml:space="preserve"> </w:t>
+      </w:r>
+      <w:r>
+        <w:rPr>
+          <w:i/>
+          <w:iCs/>
         </w:rPr>
         <w:t xml:space="preserve">So, essentially, you’re saying, like, these things have such a time horizon. That have robust</w:t>
       </w:r>
@@ -2728,18 +2728,18 @@
       </w:pPr>
       <w:r>
         <w:rPr>
-          <w:iCs/>
-          <w:i/>
-        </w:rPr>
-        <w:t xml:space="preserve">[Me]</w:t>
-      </w:r>
-      <w:r>
-        <w:t xml:space="preserve"> </w:t>
-      </w:r>
-      <w:r>
-        <w:rPr>
-          <w:iCs/>
-          <w:i/>
+          <w:i/>
+          <w:iCs/>
+        </w:rPr>
+        <w:t xml:space="preserve">[Me]</w:t>
+      </w:r>
+      <w:r>
+        <w:t xml:space="preserve"> </w:t>
+      </w:r>
+      <w:r>
+        <w:rPr>
+          <w:i/>
+          <w:iCs/>
         </w:rPr>
         <w:t xml:space="preserve">just doesn’t work.</w:t>
       </w:r>
@@ -2778,18 +2778,18 @@
       </w:pPr>
       <w:r>
         <w:rPr>
-          <w:iCs/>
-          <w:i/>
-        </w:rPr>
-        <w:t xml:space="preserve">[Me]</w:t>
-      </w:r>
-      <w:r>
-        <w:t xml:space="preserve"> </w:t>
-      </w:r>
-      <w:r>
-        <w:rPr>
-          <w:iCs/>
-          <w:i/>
+          <w:i/>
+          <w:iCs/>
+        </w:rPr>
+        <w:t xml:space="preserve">[Me]</w:t>
+      </w:r>
+      <w:r>
+        <w:t xml:space="preserve"> </w:t>
+      </w:r>
+      <w:r>
+        <w:rPr>
+          <w:i/>
+          <w:iCs/>
         </w:rPr>
         <w:t xml:space="preserve">Yeah. So is it this also one of the issues that you are trying to solve with your solution?</w:t>
       </w:r>
@@ -2828,18 +2828,18 @@
       </w:pPr>
       <w:r>
         <w:rPr>
-          <w:iCs/>
-          <w:i/>
-        </w:rPr>
-        <w:t xml:space="preserve">[Me]</w:t>
-      </w:r>
-      <w:r>
-        <w:t xml:space="preserve"> </w:t>
-      </w:r>
-      <w:r>
-        <w:rPr>
-          <w:iCs/>
-          <w:i/>
+          <w:i/>
+          <w:iCs/>
+        </w:rPr>
+        <w:t xml:space="preserve">[Me]</w:t>
+      </w:r>
+      <w:r>
+        <w:t xml:space="preserve"> </w:t>
+      </w:r>
+      <w:r>
+        <w:rPr>
+          <w:i/>
+          <w:iCs/>
         </w:rPr>
         <w:t xml:space="preserve">Usually, we would say, like, nonfinancial stuff is differential metric. But you are essentially saying, like, growers as well because you don’t know what the actual op uplift is.</w:t>
       </w:r>
@@ -2864,18 +2864,18 @@
       </w:pPr>
       <w:r>
         <w:rPr>
-          <w:iCs/>
-          <w:i/>
-        </w:rPr>
-        <w:t xml:space="preserve">[Me]</w:t>
-      </w:r>
-      <w:r>
-        <w:t xml:space="preserve"> </w:t>
-      </w:r>
-      <w:r>
-        <w:rPr>
-          <w:iCs/>
-          <w:i/>
+          <w:i/>
+          <w:iCs/>
+        </w:rPr>
+        <w:t xml:space="preserve">[Me]</w:t>
+      </w:r>
+      <w:r>
+        <w:t xml:space="preserve"> </w:t>
+      </w:r>
+      <w:r>
+        <w:rPr>
+          <w:i/>
+          <w:iCs/>
         </w:rPr>
         <w:t xml:space="preserve">Very interesting. Okay. Let’s go to the next one. You also said that management’s typically doesn’t understand but they do understand your tool. Why is it?</w:t>
       </w:r>
@@ -2928,18 +2928,18 @@
       </w:pPr>
       <w:r>
         <w:rPr>
-          <w:iCs/>
-          <w:i/>
-        </w:rPr>
-        <w:t xml:space="preserve">[Me]</w:t>
-      </w:r>
-      <w:r>
-        <w:t xml:space="preserve"> </w:t>
-      </w:r>
-      <w:r>
-        <w:rPr>
-          <w:iCs/>
-          <w:i/>
+          <w:i/>
+          <w:iCs/>
+        </w:rPr>
+        <w:t xml:space="preserve">[Me]</w:t>
+      </w:r>
+      <w:r>
+        <w:t xml:space="preserve"> </w:t>
+      </w:r>
+      <w:r>
+        <w:rPr>
+          <w:i/>
+          <w:iCs/>
         </w:rPr>
         <w:t xml:space="preserve">Yeah. I’m thinking about it. It feels like</w:t>
       </w:r>
@@ -2964,18 +2964,18 @@
       </w:pPr>
       <w:r>
         <w:rPr>
-          <w:iCs/>
-          <w:i/>
-        </w:rPr>
-        <w:t xml:space="preserve">[Me]</w:t>
-      </w:r>
-      <w:r>
-        <w:t xml:space="preserve"> </w:t>
-      </w:r>
-      <w:r>
-        <w:rPr>
-          <w:iCs/>
-          <w:i/>
+          <w:i/>
+          <w:iCs/>
+        </w:rPr>
+        <w:t xml:space="preserve">[Me]</w:t>
+      </w:r>
+      <w:r>
+        <w:t xml:space="preserve"> </w:t>
+      </w:r>
+      <w:r>
+        <w:rPr>
+          <w:i/>
+          <w:iCs/>
         </w:rPr>
         <w:t xml:space="preserve">there’s more there there that I’m hearing. Now. So I think that, like, the management doesn’t the dashboards. They do understand what comes out of AI. You you essentially say, like, that this is because it gives</w:t>
       </w:r>
@@ -3000,18 +3000,18 @@
       </w:pPr>
       <w:r>
         <w:rPr>
-          <w:iCs/>
-          <w:i/>
-        </w:rPr>
-        <w:t xml:space="preserve">[Me]</w:t>
-      </w:r>
-      <w:r>
-        <w:t xml:space="preserve"> </w:t>
-      </w:r>
-      <w:r>
-        <w:rPr>
-          <w:iCs/>
-          <w:i/>
+          <w:i/>
+          <w:iCs/>
+        </w:rPr>
+        <w:t xml:space="preserve">[Me]</w:t>
+      </w:r>
+      <w:r>
+        <w:t xml:space="preserve"> </w:t>
+      </w:r>
+      <w:r>
+        <w:rPr>
+          <w:i/>
+          <w:iCs/>
         </w:rPr>
         <w:t xml:space="preserve">the context maybe it even gives advice And that is</w:t>
       </w:r>
@@ -3036,18 +3036,18 @@
       </w:pPr>
       <w:r>
         <w:rPr>
-          <w:iCs/>
-          <w:i/>
-        </w:rPr>
-        <w:t xml:space="preserve">[Me]</w:t>
-      </w:r>
-      <w:r>
-        <w:t xml:space="preserve"> </w:t>
-      </w:r>
-      <w:r>
-        <w:rPr>
-          <w:iCs/>
-          <w:i/>
+          <w:i/>
+          <w:iCs/>
+        </w:rPr>
+        <w:t xml:space="preserve">[Me]</w:t>
+      </w:r>
+      <w:r>
+        <w:t xml:space="preserve"> </w:t>
+      </w:r>
+      <w:r>
+        <w:rPr>
+          <w:i/>
+          <w:iCs/>
         </w:rPr>
         <w:t xml:space="preserve">adds that layer to translate data points into potential action.</w:t>
       </w:r>
@@ -3072,18 +3072,18 @@
       </w:pPr>
       <w:r>
         <w:rPr>
-          <w:iCs/>
-          <w:i/>
-        </w:rPr>
-        <w:t xml:space="preserve">[Me]</w:t>
-      </w:r>
-      <w:r>
-        <w:t xml:space="preserve"> </w:t>
-      </w:r>
-      <w:r>
-        <w:rPr>
-          <w:iCs/>
-          <w:i/>
+          <w:i/>
+          <w:iCs/>
+        </w:rPr>
+        <w:t xml:space="preserve">[Me]</w:t>
+      </w:r>
+      <w:r>
+        <w:t xml:space="preserve"> </w:t>
+      </w:r>
+      <w:r>
+        <w:rPr>
+          <w:i/>
+          <w:iCs/>
         </w:rPr>
         <w:t xml:space="preserve">That that is that is a good answer to</w:t>
       </w:r>
@@ -3108,18 +3108,18 @@
       </w:pPr>
       <w:r>
         <w:rPr>
-          <w:iCs/>
-          <w:i/>
-        </w:rPr>
-        <w:t xml:space="preserve">[Me]</w:t>
-      </w:r>
-      <w:r>
-        <w:t xml:space="preserve"> </w:t>
-      </w:r>
-      <w:r>
-        <w:rPr>
-          <w:iCs/>
-          <w:i/>
+          <w:i/>
+          <w:iCs/>
+        </w:rPr>
+        <w:t xml:space="preserve">[Me]</w:t>
+      </w:r>
+      <w:r>
+        <w:t xml:space="preserve"> </w:t>
+      </w:r>
+      <w:r>
+        <w:rPr>
+          <w:i/>
+          <w:iCs/>
         </w:rPr>
         <w:t xml:space="preserve">the question.</w:t>
       </w:r>
@@ -3144,18 +3144,18 @@
       </w:pPr>
       <w:r>
         <w:rPr>
-          <w:iCs/>
-          <w:i/>
-        </w:rPr>
-        <w:t xml:space="preserve">[Me]</w:t>
-      </w:r>
-      <w:r>
-        <w:t xml:space="preserve"> </w:t>
-      </w:r>
-      <w:r>
-        <w:rPr>
-          <w:iCs/>
-          <w:i/>
+          <w:i/>
+          <w:iCs/>
+        </w:rPr>
+        <w:t xml:space="preserve">[Me]</w:t>
+      </w:r>
+      <w:r>
+        <w:t xml:space="preserve"> </w:t>
+      </w:r>
+      <w:r>
+        <w:rPr>
+          <w:i/>
+          <w:iCs/>
         </w:rPr>
         <w:t xml:space="preserve">Yeah. And then you started to explore what is means in this specific situation.</w:t>
       </w:r>
@@ -3180,18 +3180,18 @@
       </w:pPr>
       <w:r>
         <w:rPr>
-          <w:iCs/>
-          <w:i/>
-        </w:rPr>
-        <w:t xml:space="preserve">[Me]</w:t>
-      </w:r>
-      <w:r>
-        <w:t xml:space="preserve"> </w:t>
-      </w:r>
-      <w:r>
-        <w:rPr>
-          <w:iCs/>
-          <w:i/>
+          <w:i/>
+          <w:iCs/>
+        </w:rPr>
+        <w:t xml:space="preserve">[Me]</w:t>
+      </w:r>
+      <w:r>
+        <w:t xml:space="preserve"> </w:t>
+      </w:r>
+      <w:r>
+        <w:rPr>
+          <w:i/>
+          <w:iCs/>
         </w:rPr>
         <w:t xml:space="preserve">And it feels like there’s still a limitation there. For how they accepted the answers that you gave? That I need need to double click on. But I’m not entirely sure how to best</w:t>
       </w:r>
@@ -3216,18 +3216,18 @@
       </w:pPr>
       <w:r>
         <w:rPr>
-          <w:iCs/>
-          <w:i/>
-        </w:rPr>
-        <w:t xml:space="preserve">[Me]</w:t>
-      </w:r>
-      <w:r>
-        <w:t xml:space="preserve"> </w:t>
-      </w:r>
-      <w:r>
-        <w:rPr>
-          <w:iCs/>
-          <w:i/>
+          <w:i/>
+          <w:iCs/>
+        </w:rPr>
+        <w:t xml:space="preserve">[Me]</w:t>
+      </w:r>
+      <w:r>
+        <w:t xml:space="preserve"> </w:t>
+      </w:r>
+      <w:r>
+        <w:rPr>
+          <w:i/>
+          <w:iCs/>
         </w:rPr>
         <w:t xml:space="preserve">formulate the question. Maybe you end a bit more on that. Like what do you see when it comes to acceptance of outcomes and advice</w:t>
       </w:r>
@@ -3266,18 +3266,18 @@
       </w:pPr>
       <w:r>
         <w:rPr>
-          <w:iCs/>
-          <w:i/>
-        </w:rPr>
-        <w:t xml:space="preserve">[Me]</w:t>
-      </w:r>
-      <w:r>
-        <w:t xml:space="preserve"> </w:t>
-      </w:r>
-      <w:r>
-        <w:rPr>
-          <w:iCs/>
-          <w:i/>
+          <w:i/>
+          <w:iCs/>
+        </w:rPr>
+        <w:t xml:space="preserve">[Me]</w:t>
+      </w:r>
+      <w:r>
+        <w:t xml:space="preserve"> </w:t>
+      </w:r>
+      <w:r>
+        <w:rPr>
+          <w:i/>
+          <w:iCs/>
         </w:rPr>
         <w:t xml:space="preserve">Yeah. And then, essentially, you’re saying, like, we provide the products? Marketers can use it. It gives advice. But there’s a translation issue between the solution and the</w:t>
       </w:r>
@@ -3302,18 +3302,18 @@
       </w:pPr>
       <w:r>
         <w:rPr>
-          <w:iCs/>
-          <w:i/>
-        </w:rPr>
-        <w:t xml:space="preserve">[Me]</w:t>
-      </w:r>
-      <w:r>
-        <w:t xml:space="preserve"> </w:t>
-      </w:r>
-      <w:r>
-        <w:rPr>
-          <w:iCs/>
-          <w:i/>
+          <w:i/>
+          <w:iCs/>
+        </w:rPr>
+        <w:t xml:space="preserve">[Me]</w:t>
+      </w:r>
+      <w:r>
+        <w:t xml:space="preserve"> </w:t>
+      </w:r>
+      <w:r>
+        <w:rPr>
+          <w:i/>
+          <w:iCs/>
         </w:rPr>
         <w:t xml:space="preserve">And so are you then saying that you provide focus areas, but you don’t provide advice on how to tackle those areas?</w:t>
       </w:r>
@@ -3352,18 +3352,18 @@
       </w:pPr>
       <w:r>
         <w:rPr>
-          <w:iCs/>
-          <w:i/>
-        </w:rPr>
-        <w:t xml:space="preserve">[Me]</w:t>
-      </w:r>
-      <w:r>
-        <w:t xml:space="preserve"> </w:t>
-      </w:r>
-      <w:r>
-        <w:rPr>
-          <w:iCs/>
-          <w:i/>
+          <w:i/>
+          <w:iCs/>
+        </w:rPr>
+        <w:t xml:space="preserve">[Me]</w:t>
+      </w:r>
+      <w:r>
+        <w:t xml:space="preserve"> </w:t>
+      </w:r>
+      <w:r>
+        <w:rPr>
+          <w:i/>
+          <w:iCs/>
         </w:rPr>
         <w:t xml:space="preserve">Yeah. Maybe really quickly. I don’t want to stand too long with this, but we already talked a bit about that people accept the truth really quickly from what comes out of the system.</w:t>
       </w:r>
@@ -3388,18 +3388,18 @@
       </w:pPr>
       <w:r>
         <w:rPr>
-          <w:iCs/>
-          <w:i/>
-        </w:rPr>
-        <w:t xml:space="preserve">[Me]</w:t>
-      </w:r>
-      <w:r>
-        <w:t xml:space="preserve"> </w:t>
-      </w:r>
-      <w:r>
-        <w:rPr>
-          <w:iCs/>
-          <w:i/>
+          <w:i/>
+          <w:iCs/>
+        </w:rPr>
+        <w:t xml:space="preserve">[Me]</w:t>
+      </w:r>
+      <w:r>
+        <w:t xml:space="preserve"> </w:t>
+      </w:r>
+      <w:r>
+        <w:rPr>
+          <w:i/>
+          <w:iCs/>
         </w:rPr>
         <w:t xml:space="preserve">So that’s that’s probably also a risk of hallucinations</w:t>
       </w:r>
@@ -3424,18 +3424,18 @@
       </w:pPr>
       <w:r>
         <w:rPr>
-          <w:iCs/>
-          <w:i/>
-        </w:rPr>
-        <w:t xml:space="preserve">[Me]</w:t>
-      </w:r>
-      <w:r>
-        <w:t xml:space="preserve"> </w:t>
-      </w:r>
-      <w:r>
-        <w:rPr>
-          <w:iCs/>
-          <w:i/>
+          <w:i/>
+          <w:iCs/>
+        </w:rPr>
+        <w:t xml:space="preserve">[Me]</w:t>
+      </w:r>
+      <w:r>
+        <w:t xml:space="preserve"> </w:t>
+      </w:r>
+      <w:r>
+        <w:rPr>
+          <w:i/>
+          <w:iCs/>
         </w:rPr>
         <w:t xml:space="preserve">and too much acceptance here.</w:t>
       </w:r>
@@ -3460,18 +3460,18 @@
       </w:pPr>
       <w:r>
         <w:rPr>
-          <w:iCs/>
-          <w:i/>
-        </w:rPr>
-        <w:t xml:space="preserve">[Me]</w:t>
-      </w:r>
-      <w:r>
-        <w:t xml:space="preserve"> </w:t>
-      </w:r>
-      <w:r>
-        <w:rPr>
-          <w:iCs/>
-          <w:i/>
+          <w:i/>
+          <w:iCs/>
+        </w:rPr>
+        <w:t xml:space="preserve">[Me]</w:t>
+      </w:r>
+      <w:r>
+        <w:t xml:space="preserve"> </w:t>
+      </w:r>
+      <w:r>
+        <w:rPr>
+          <w:i/>
+          <w:iCs/>
         </w:rPr>
         <w:t xml:space="preserve">Are there any other drawbacks that you see within essentially application of AI driven or agentic analytics within organizations.</w:t>
       </w:r>
@@ -3496,18 +3496,18 @@
       </w:pPr>
       <w:r>
         <w:rPr>
-          <w:iCs/>
-          <w:i/>
-        </w:rPr>
-        <w:t xml:space="preserve">[Me]</w:t>
-      </w:r>
-      <w:r>
-        <w:t xml:space="preserve"> </w:t>
-      </w:r>
-      <w:r>
-        <w:rPr>
-          <w:iCs/>
-          <w:i/>
+          <w:i/>
+          <w:iCs/>
+        </w:rPr>
+        <w:t xml:space="preserve">[Me]</w:t>
+      </w:r>
+      <w:r>
+        <w:t xml:space="preserve"> </w:t>
+      </w:r>
+      <w:r>
+        <w:rPr>
+          <w:i/>
+          <w:iCs/>
         </w:rPr>
         <w:t xml:space="preserve">And is that</w:t>
       </w:r>
@@ -3532,18 +3532,18 @@
       </w:pPr>
       <w:r>
         <w:rPr>
-          <w:iCs/>
-          <w:i/>
-        </w:rPr>
-        <w:t xml:space="preserve">[Me]</w:t>
-      </w:r>
-      <w:r>
-        <w:t xml:space="preserve"> </w:t>
-      </w:r>
-      <w:r>
-        <w:rPr>
-          <w:iCs/>
-          <w:i/>
+          <w:i/>
+          <w:iCs/>
+        </w:rPr>
+        <w:t xml:space="preserve">[Me]</w:t>
+      </w:r>
+      <w:r>
+        <w:t xml:space="preserve"> </w:t>
+      </w:r>
+      <w:r>
+        <w:rPr>
+          <w:i/>
+          <w:iCs/>
         </w:rPr>
         <w:t xml:space="preserve">an AI issue here, or is it a data garbage in, garbage out issue? Yeah. Okay. Interesting.</w:t>
       </w:r>
@@ -3568,18 +3568,18 @@
       </w:pPr>
       <w:r>
         <w:rPr>
-          <w:iCs/>
-          <w:i/>
-        </w:rPr>
-        <w:t xml:space="preserve">[Me]</w:t>
-      </w:r>
-      <w:r>
-        <w:t xml:space="preserve"> </w:t>
-      </w:r>
-      <w:r>
-        <w:rPr>
-          <w:iCs/>
-          <w:i/>
+          <w:i/>
+          <w:iCs/>
+        </w:rPr>
+        <w:t xml:space="preserve">[Me]</w:t>
+      </w:r>
+      <w:r>
+        <w:t xml:space="preserve"> </w:t>
+      </w:r>
+      <w:r>
+        <w:rPr>
+          <w:i/>
+          <w:iCs/>
         </w:rPr>
         <w:t xml:space="preserve">So do you see any other limitations outside of that this topic of potential hallucination or just of answers.</w:t>
       </w:r>
@@ -3604,18 +3604,18 @@
       </w:pPr>
       <w:r>
         <w:rPr>
-          <w:iCs/>
-          <w:i/>
-        </w:rPr>
-        <w:t xml:space="preserve">[Me]</w:t>
-      </w:r>
-      <w:r>
-        <w:t xml:space="preserve"> </w:t>
-      </w:r>
-      <w:r>
-        <w:rPr>
-          <w:iCs/>
-          <w:i/>
+          <w:i/>
+          <w:iCs/>
+        </w:rPr>
+        <w:t xml:space="preserve">[Me]</w:t>
+      </w:r>
+      <w:r>
+        <w:t xml:space="preserve"> </w:t>
+      </w:r>
+      <w:r>
+        <w:rPr>
+          <w:i/>
+          <w:iCs/>
         </w:rPr>
         <w:t xml:space="preserve">The drawbacks, I should say. Have have you seen your product go, like, totally wrong somewhere?</w:t>
       </w:r>
@@ -3682,18 +3682,18 @@
       </w:pPr>
       <w:r>
         <w:rPr>
-          <w:iCs/>
-          <w:i/>
-        </w:rPr>
-        <w:t xml:space="preserve">[Me]</w:t>
-      </w:r>
-      <w:r>
-        <w:t xml:space="preserve"> </w:t>
-      </w:r>
-      <w:r>
-        <w:rPr>
-          <w:iCs/>
-          <w:i/>
+          <w:i/>
+          <w:iCs/>
+        </w:rPr>
+        <w:t xml:space="preserve">[Me]</w:t>
+      </w:r>
+      <w:r>
+        <w:t xml:space="preserve"> </w:t>
+      </w:r>
+      <w:r>
+        <w:rPr>
+          <w:i/>
+          <w:iCs/>
         </w:rPr>
         <w:t xml:space="preserve">Now I see that. So let’s get into the next topic. So what what what do you see when it comes to the companies adopting your technology? What makes them successful or not successful when it comes to like, do you see certain things that are real tailwinds for adoption? Or getting value out of what you provide? Or limitations with in in the company to prevent you from delivering the value that you seek to provide?</w:t>
       </w:r>
@@ -3746,18 +3746,18 @@
       </w:pPr>
       <w:r>
         <w:rPr>
-          <w:iCs/>
-          <w:i/>
-        </w:rPr>
-        <w:t xml:space="preserve">[Me]</w:t>
-      </w:r>
-      <w:r>
-        <w:t xml:space="preserve"> </w:t>
-      </w:r>
-      <w:r>
-        <w:rPr>
-          <w:iCs/>
-          <w:i/>
+          <w:i/>
+          <w:iCs/>
+        </w:rPr>
+        <w:t xml:space="preserve">[Me]</w:t>
+      </w:r>
+      <w:r>
+        <w:t xml:space="preserve"> </w:t>
+      </w:r>
+      <w:r>
+        <w:rPr>
+          <w:i/>
+          <w:iCs/>
         </w:rPr>
         <w:t xml:space="preserve">I see the point. Do you see any other elements that you think are crucial in solid adoption?</w:t>
       </w:r>
@@ -3782,18 +3782,18 @@
       </w:pPr>
       <w:r>
         <w:rPr>
-          <w:iCs/>
-          <w:i/>
-        </w:rPr>
-        <w:t xml:space="preserve">[Me]</w:t>
-      </w:r>
-      <w:r>
-        <w:t xml:space="preserve"> </w:t>
-      </w:r>
-      <w:r>
-        <w:rPr>
-          <w:iCs/>
-          <w:i/>
+          <w:i/>
+          <w:iCs/>
+        </w:rPr>
+        <w:t xml:space="preserve">[Me]</w:t>
+      </w:r>
+      <w:r>
+        <w:t xml:space="preserve"> </w:t>
+      </w:r>
+      <w:r>
+        <w:rPr>
+          <w:i/>
+          <w:iCs/>
         </w:rPr>
         <w:t xml:space="preserve">Then maybe let’s double click on that as well. So how what why would you let AI generate data for you?</w:t>
       </w:r>
@@ -3832,18 +3832,18 @@
       </w:pPr>
       <w:r>
         <w:rPr>
-          <w:iCs/>
-          <w:i/>
-        </w:rPr>
-        <w:t xml:space="preserve">[Me]</w:t>
-      </w:r>
-      <w:r>
-        <w:t xml:space="preserve"> </w:t>
-      </w:r>
-      <w:r>
-        <w:rPr>
-          <w:iCs/>
-          <w:i/>
+          <w:i/>
+          <w:iCs/>
+        </w:rPr>
+        <w:t xml:space="preserve">[Me]</w:t>
+      </w:r>
+      <w:r>
+        <w:t xml:space="preserve"> </w:t>
+      </w:r>
+      <w:r>
+        <w:rPr>
+          <w:i/>
+          <w:iCs/>
         </w:rPr>
         <w:t xml:space="preserve">Have you seen people do this?</w:t>
       </w:r>
@@ -3882,18 +3882,18 @@
       </w:pPr>
       <w:r>
         <w:rPr>
-          <w:iCs/>
-          <w:i/>
-        </w:rPr>
-        <w:t xml:space="preserve">[Me]</w:t>
-      </w:r>
-      <w:r>
-        <w:t xml:space="preserve"> </w:t>
-      </w:r>
-      <w:r>
-        <w:rPr>
-          <w:iCs/>
-          <w:i/>
+          <w:i/>
+          <w:iCs/>
+        </w:rPr>
+        <w:t xml:space="preserve">[Me]</w:t>
+      </w:r>
+      <w:r>
+        <w:t xml:space="preserve"> </w:t>
+      </w:r>
+      <w:r>
+        <w:rPr>
+          <w:i/>
+          <w:iCs/>
         </w:rPr>
         <w:t xml:space="preserve">Yeah. Yeah. I see this. K. Cool. Do you have any last things that are you that you think I should really include or talk about with you before up the formal parts of this conversation?</w:t>
       </w:r>
@@ -3918,18 +3918,18 @@
       </w:pPr>
       <w:r>
         <w:rPr>
-          <w:iCs/>
-          <w:i/>
-        </w:rPr>
-        <w:t xml:space="preserve">[Me]</w:t>
-      </w:r>
-      <w:r>
-        <w:t xml:space="preserve"> </w:t>
-      </w:r>
-      <w:r>
-        <w:rPr>
-          <w:iCs/>
-          <w:i/>
+          <w:i/>
+          <w:iCs/>
+        </w:rPr>
+        <w:t xml:space="preserve">[Me]</w:t>
+      </w:r>
+      <w:r>
+        <w:t xml:space="preserve"> </w:t>
+      </w:r>
+      <w:r>
+        <w:rPr>
+          <w:i/>
+          <w:iCs/>
         </w:rPr>
         <w:t xml:space="preserve">Okay.</w:t>
       </w:r>
@@ -3954,18 +3954,18 @@
       </w:pPr>
       <w:r>
         <w:rPr>
-          <w:iCs/>
-          <w:i/>
-        </w:rPr>
-        <w:t xml:space="preserve">[Me]</w:t>
-      </w:r>
-      <w:r>
-        <w:t xml:space="preserve"> </w:t>
-      </w:r>
-      <w:r>
-        <w:rPr>
-          <w:iCs/>
-          <w:i/>
+          <w:i/>
+          <w:iCs/>
+        </w:rPr>
+        <w:t xml:space="preserve">[Me]</w:t>
+      </w:r>
+      <w:r>
+        <w:t xml:space="preserve"> </w:t>
+      </w:r>
+      <w:r>
+        <w:rPr>
+          <w:i/>
+          <w:iCs/>
         </w:rPr>
         <w:t xml:space="preserve">Cool. Yeah. This this was very insightful for me at least. Conversation. Where where are you based, by the way? Are you</w:t>
       </w:r>
@@ -3981,65 +3981,65 @@
         <w:t xml:space="preserve"> </w:t>
       </w:r>
       <w:r>
-        <w:t xml:space="preserve">Rotterdam.</w:t>
-      </w:r>
-    </w:p>
-    <w:p>
-      <w:pPr>
-        <w:pStyle w:val="BlockText"/>
-      </w:pPr>
-      <w:r>
-        <w:rPr>
-          <w:iCs/>
-          <w:i/>
-        </w:rPr>
-        <w:t xml:space="preserve">[Me]</w:t>
-      </w:r>
-      <w:r>
-        <w:t xml:space="preserve"> </w:t>
-      </w:r>
-      <w:r>
-        <w:rPr>
-          <w:iCs/>
-          <w:i/>
-        </w:rPr>
-        <w:t xml:space="preserve">Rotterdam. Okay.</w:t>
-      </w:r>
-    </w:p>
-    <w:p>
-      <w:pPr>
-        <w:pStyle w:val="FirstParagraph"/>
-      </w:pPr>
-      <w:r>
-        <w:t xml:space="preserve">[Them]</w:t>
-      </w:r>
-      <w:r>
-        <w:t xml:space="preserve"> </w:t>
-      </w:r>
-      <w:r>
-        <w:t xml:space="preserve">Ja. You you guys are in Eindhoven, right?</w:t>
-      </w:r>
-    </w:p>
-    <w:p>
-      <w:pPr>
-        <w:pStyle w:val="BlockText"/>
-      </w:pPr>
-      <w:r>
-        <w:rPr>
-          <w:iCs/>
-          <w:i/>
-        </w:rPr>
-        <w:t xml:space="preserve">[Me]</w:t>
-      </w:r>
-      <w:r>
-        <w:t xml:space="preserve"> </w:t>
-      </w:r>
-      <w:r>
-        <w:rPr>
-          <w:iCs/>
-          <w:i/>
-        </w:rPr>
-        <w:t xml:space="preserve">Yes. Yeah. So I see a lot of startups the high-tech campus. I was like, maybe we could grab a wrap a coffee soon. My agenda is a bit full too full to go to Rotterdam in the next</w:t>
+        <w:t xml:space="preserve">[location].</w:t>
+      </w:r>
+    </w:p>
+    <w:p>
+      <w:pPr>
+        <w:pStyle w:val="BlockText"/>
+      </w:pPr>
+      <w:r>
+        <w:rPr>
+          <w:i/>
+          <w:iCs/>
+        </w:rPr>
+        <w:t xml:space="preserve">[Me]</w:t>
+      </w:r>
+      <w:r>
+        <w:t xml:space="preserve"> </w:t>
+      </w:r>
+      <w:r>
+        <w:rPr>
+          <w:i/>
+          <w:iCs/>
+        </w:rPr>
+        <w:t xml:space="preserve">[location]. Okay.</w:t>
+      </w:r>
+    </w:p>
+    <w:p>
+      <w:pPr>
+        <w:pStyle w:val="FirstParagraph"/>
+      </w:pPr>
+      <w:r>
+        <w:t xml:space="preserve">[Them]</w:t>
+      </w:r>
+      <w:r>
+        <w:t xml:space="preserve"> </w:t>
+      </w:r>
+      <w:r>
+        <w:t xml:space="preserve">Ja. You you guys are in [location], right?</w:t>
+      </w:r>
+    </w:p>
+    <w:p>
+      <w:pPr>
+        <w:pStyle w:val="BlockText"/>
+      </w:pPr>
+      <w:r>
+        <w:rPr>
+          <w:i/>
+          <w:iCs/>
+        </w:rPr>
+        <w:t xml:space="preserve">[Me]</w:t>
+      </w:r>
+      <w:r>
+        <w:t xml:space="preserve"> </w:t>
+      </w:r>
+      <w:r>
+        <w:rPr>
+          <w:i/>
+          <w:iCs/>
+        </w:rPr>
+        <w:t xml:space="preserve">Yes. Yeah. So I see a lot of startups the high-tech campus. I was like, maybe we could grab a [company] a coffee soon. My agenda is a bit full too full to go to [location] in the next</w:t>
       </w:r>
     </w:p>
     <w:p>
@@ -4062,18 +4062,18 @@
       </w:pPr>
       <w:r>
         <w:rPr>
-          <w:iCs/>
-          <w:i/>
-        </w:rPr>
-        <w:t xml:space="preserve">[Me]</w:t>
-      </w:r>
-      <w:r>
-        <w:t xml:space="preserve"> </w:t>
-      </w:r>
-      <w:r>
-        <w:rPr>
-          <w:iCs/>
-          <w:i/>
+          <w:i/>
+          <w:iCs/>
+        </w:rPr>
+        <w:t xml:space="preserve">[Me]</w:t>
+      </w:r>
+      <w:r>
+        <w:t xml:space="preserve"> </w:t>
+      </w:r>
+      <w:r>
+        <w:rPr>
+          <w:i/>
+          <w:iCs/>
         </w:rPr>
         <w:t xml:space="preserve">four weeks, I think. But think it’s very much fun to talk a bit further about what you guys are doing and see if we can help each other in any way.</w:t>
       </w:r>
@@ -4098,18 +4098,18 @@
       </w:pPr>
       <w:r>
         <w:rPr>
-          <w:iCs/>
-          <w:i/>
-        </w:rPr>
-        <w:t xml:space="preserve">[Me]</w:t>
-      </w:r>
-      <w:r>
-        <w:t xml:space="preserve"> </w:t>
-      </w:r>
-      <w:r>
-        <w:rPr>
-          <w:iCs/>
-          <w:i/>
+          <w:i/>
+          <w:iCs/>
+        </w:rPr>
+        <w:t xml:space="preserve">[Me]</w:t>
+      </w:r>
+      <w:r>
+        <w:t xml:space="preserve"> </w:t>
+      </w:r>
+      <w:r>
+        <w:rPr>
+          <w:i/>
+          <w:iCs/>
         </w:rPr>
         <w:t xml:space="preserve">As you saw, we do something kinda similar right now because we are an agency, and I we were really early in maltech adoption for our customers and working out with data.</w:t>
       </w:r>
@@ -4134,18 +4134,18 @@
       </w:pPr>
       <w:r>
         <w:rPr>
-          <w:iCs/>
-          <w:i/>
-        </w:rPr>
-        <w:t xml:space="preserve">[Me]</w:t>
-      </w:r>
-      <w:r>
-        <w:t xml:space="preserve"> </w:t>
-      </w:r>
-      <w:r>
-        <w:rPr>
-          <w:iCs/>
-          <w:i/>
+          <w:i/>
+          <w:iCs/>
+        </w:rPr>
+        <w:t xml:space="preserve">[Me]</w:t>
+      </w:r>
+      <w:r>
+        <w:t xml:space="preserve"> </w:t>
+      </w:r>
+      <w:r>
+        <w:rPr>
+          <w:i/>
+          <w:iCs/>
         </w:rPr>
         <w:t xml:space="preserve">That’s what I do. And I honestly feel that doing data work without incorporating AI is going to be</w:t>
       </w:r>
@@ -4170,18 +4170,18 @@
       </w:pPr>
       <w:r>
         <w:rPr>
-          <w:iCs/>
-          <w:i/>
-        </w:rPr>
-        <w:t xml:space="preserve">[Me]</w:t>
-      </w:r>
-      <w:r>
-        <w:t xml:space="preserve"> </w:t>
-      </w:r>
-      <w:r>
-        <w:rPr>
-          <w:iCs/>
-          <w:i/>
+          <w:i/>
+          <w:iCs/>
+        </w:rPr>
+        <w:t xml:space="preserve">[Me]</w:t>
+      </w:r>
+      <w:r>
+        <w:t xml:space="preserve"> </w:t>
+      </w:r>
+      <w:r>
+        <w:rPr>
+          <w:i/>
+          <w:iCs/>
         </w:rPr>
         <w:t xml:space="preserve">completely irrelevant in a very short time frame business wise. Right? So maybe in, like, two years.</w:t>
       </w:r>
@@ -4206,18 +4206,18 @@
       </w:pPr>
       <w:r>
         <w:rPr>
-          <w:iCs/>
-          <w:i/>
-        </w:rPr>
-        <w:t xml:space="preserve">[Me]</w:t>
-      </w:r>
-      <w:r>
-        <w:t xml:space="preserve"> </w:t>
-      </w:r>
-      <w:r>
-        <w:rPr>
-          <w:iCs/>
-          <w:i/>
+          <w:i/>
+          <w:iCs/>
+        </w:rPr>
+        <w:t xml:space="preserve">[Me]</w:t>
+      </w:r>
+      <w:r>
+        <w:t xml:space="preserve"> </w:t>
+      </w:r>
+      <w:r>
+        <w:rPr>
+          <w:i/>
+          <w:iCs/>
         </w:rPr>
         <w:t xml:space="preserve">So we need to build that AI muscle and do cool things for our customers with AI. So we went from doing customs AI services offering that, and that is, like, still, what I think is should be a core pillar of what we do, but people are afraid to do that. So we did like, more solution space AI solutions, and then you see that you need to narrow it down. So we focus on ad performance as like a first entry and then building people up to what we actually wanna do, and that is</w:t>
       </w:r>
@@ -4242,18 +4242,18 @@
       </w:pPr>
       <w:r>
         <w:rPr>
-          <w:iCs/>
-          <w:i/>
-        </w:rPr>
-        <w:t xml:space="preserve">[Me]</w:t>
-      </w:r>
-      <w:r>
-        <w:t xml:space="preserve"> </w:t>
-      </w:r>
-      <w:r>
-        <w:rPr>
-          <w:iCs/>
-          <w:i/>
+          <w:i/>
+          <w:iCs/>
+        </w:rPr>
+        <w:t xml:space="preserve">[Me]</w:t>
+      </w:r>
+      <w:r>
+        <w:t xml:space="preserve"> </w:t>
+      </w:r>
+      <w:r>
+        <w:rPr>
+          <w:i/>
+          <w:iCs/>
         </w:rPr>
         <w:t xml:space="preserve">using our consultancy mindset and the data we collect for our customers to create AI solutions that are tightly fitted on their situation.</w:t>
       </w:r>
@@ -4278,18 +4278,18 @@
       </w:pPr>
       <w:r>
         <w:rPr>
-          <w:iCs/>
-          <w:i/>
-        </w:rPr>
-        <w:t xml:space="preserve">[Me]</w:t>
-      </w:r>
-      <w:r>
-        <w:t xml:space="preserve"> </w:t>
-      </w:r>
-      <w:r>
-        <w:rPr>
-          <w:iCs/>
-          <w:i/>
+          <w:i/>
+          <w:iCs/>
+        </w:rPr>
+        <w:t xml:space="preserve">[Me]</w:t>
+      </w:r>
+      <w:r>
+        <w:t xml:space="preserve"> </w:t>
+      </w:r>
+      <w:r>
+        <w:rPr>
+          <w:i/>
+          <w:iCs/>
         </w:rPr>
         <w:t xml:space="preserve">Sorry?</w:t>
       </w:r>
@@ -4328,18 +4328,18 @@
       </w:pPr>
       <w:r>
         <w:rPr>
-          <w:iCs/>
-          <w:i/>
-        </w:rPr>
-        <w:t xml:space="preserve">[Me]</w:t>
-      </w:r>
-      <w:r>
-        <w:t xml:space="preserve"> </w:t>
-      </w:r>
-      <w:r>
-        <w:rPr>
-          <w:iCs/>
-          <w:i/>
+          <w:i/>
+          <w:iCs/>
+        </w:rPr>
+        <w:t xml:space="preserve">[Me]</w:t>
+      </w:r>
+      <w:r>
+        <w:t xml:space="preserve"> </w:t>
+      </w:r>
+      <w:r>
+        <w:rPr>
+          <w:i/>
+          <w:iCs/>
         </w:rPr>
         <w:t xml:space="preserve">So it’s it’s it’s something for us to get into the conversation with our customers from different</w:t>
       </w:r>
@@ -4364,18 +4364,18 @@
       </w:pPr>
       <w:r>
         <w:rPr>
-          <w:iCs/>
-          <w:i/>
-        </w:rPr>
-        <w:t xml:space="preserve">[Me]</w:t>
-      </w:r>
-      <w:r>
-        <w:t xml:space="preserve"> </w:t>
-      </w:r>
-      <w:r>
-        <w:rPr>
-          <w:iCs/>
-          <w:i/>
+          <w:i/>
+          <w:iCs/>
+        </w:rPr>
+        <w:t xml:space="preserve">[Me]</w:t>
+      </w:r>
+      <w:r>
+        <w:t xml:space="preserve"> </w:t>
+      </w:r>
+      <w:r>
+        <w:rPr>
+          <w:i/>
+          <w:iCs/>
         </w:rPr>
         <w:t xml:space="preserve">level. Because we typically can talk with them, about AI through workshops and stuff like that. But it can be hard to convert that into an idea that they don’t only believe in from a conceptual perspective, but they are also willing to just explore the use case. Right? And and do the investments upfront and see how it works in their organization, without creating creating the fear that we are going to do everything with AI and going to get laid off. And we thought, like, what what if we just give, like, this dumb, simple tool that’s isn’t dumb, but it is when it comes to, like, the big big picture thing you say marketing, it’s small sniffing, of course.</w:t>
       </w:r>
@@ -4400,18 +4400,18 @@
       </w:pPr>
       <w:r>
         <w:rPr>
-          <w:iCs/>
-          <w:i/>
-        </w:rPr>
-        <w:t xml:space="preserve">[Me]</w:t>
-      </w:r>
-      <w:r>
-        <w:t xml:space="preserve"> </w:t>
-      </w:r>
-      <w:r>
-        <w:rPr>
-          <w:iCs/>
-          <w:i/>
+          <w:i/>
+          <w:iCs/>
+        </w:rPr>
+        <w:t xml:space="preserve">[Me]</w:t>
+      </w:r>
+      <w:r>
+        <w:t xml:space="preserve"> </w:t>
+      </w:r>
+      <w:r>
+        <w:rPr>
+          <w:i/>
+          <w:iCs/>
         </w:rPr>
         <w:t xml:space="preserve">And focus and show people how Agentic AI can help them going further and go from those typical applications into connecting the data warehouse and doing our typical magic there. And it’s fun. We’re still very much in the early phase in this. But it’s it’s on one hand very important for us to learn all the skills</w:t>
       </w:r>
@@ -4436,18 +4436,18 @@
       </w:pPr>
       <w:r>
         <w:rPr>
-          <w:iCs/>
-          <w:i/>
-        </w:rPr>
-        <w:t xml:space="preserve">[Me]</w:t>
-      </w:r>
-      <w:r>
-        <w:t xml:space="preserve"> </w:t>
-      </w:r>
-      <w:r>
-        <w:rPr>
-          <w:iCs/>
-          <w:i/>
+          <w:i/>
+          <w:iCs/>
+        </w:rPr>
+        <w:t xml:space="preserve">[Me]</w:t>
+      </w:r>
+      <w:r>
+        <w:t xml:space="preserve"> </w:t>
+      </w:r>
+      <w:r>
+        <w:rPr>
+          <w:i/>
+          <w:iCs/>
         </w:rPr>
         <w:t xml:space="preserve">deeply that is are needed to build this those solutions. And on the other hand, it’s vital for us to our customers in that in that journey and help them go through the same process. Right? Not developing the AI solutions, but definitely being ready to adapt.</w:t>
       </w:r>
@@ -4472,18 +4472,18 @@
       </w:pPr>
       <w:r>
         <w:rPr>
-          <w:iCs/>
-          <w:i/>
-        </w:rPr>
-        <w:t xml:space="preserve">[Me]</w:t>
-      </w:r>
-      <w:r>
-        <w:t xml:space="preserve"> </w:t>
-      </w:r>
-      <w:r>
-        <w:rPr>
-          <w:iCs/>
-          <w:i/>
+          <w:i/>
+          <w:iCs/>
+        </w:rPr>
+        <w:t xml:space="preserve">[Me]</w:t>
+      </w:r>
+      <w:r>
+        <w:t xml:space="preserve"> </w:t>
+      </w:r>
+      <w:r>
+        <w:rPr>
+          <w:i/>
+          <w:iCs/>
         </w:rPr>
         <w:t xml:space="preserve">Adopt that. A in a yes. Yeah. And that’s because we have been invested in our data operations for a long time. So making the step from doing everything on the websites, and having the data processes ready and then adding on the AI where a lot of the data people already did a lot of deep learning, stuff like that in their master’s degree typically, helped us a lot.</w:t>
       </w:r>
@@ -4508,18 +4508,18 @@
       </w:pPr>
       <w:r>
         <w:rPr>
-          <w:iCs/>
-          <w:i/>
-        </w:rPr>
-        <w:t xml:space="preserve">[Me]</w:t>
-      </w:r>
-      <w:r>
-        <w:t xml:space="preserve"> </w:t>
-      </w:r>
-      <w:r>
-        <w:rPr>
-          <w:iCs/>
-          <w:i/>
+          <w:i/>
+          <w:iCs/>
+        </w:rPr>
+        <w:t xml:space="preserve">[Me]</w:t>
+      </w:r>
+      <w:r>
+        <w:t xml:space="preserve"> </w:t>
+      </w:r>
+      <w:r>
+        <w:rPr>
+          <w:i/>
+          <w:iCs/>
         </w:rPr>
         <w:t xml:space="preserve">So we it is it is definitely a new way of working.</w:t>
       </w:r>
@@ -4544,18 +4544,18 @@
       </w:pPr>
       <w:r>
         <w:rPr>
-          <w:iCs/>
-          <w:i/>
-        </w:rPr>
-        <w:t xml:space="preserve">[Me]</w:t>
-      </w:r>
-      <w:r>
-        <w:t xml:space="preserve"> </w:t>
-      </w:r>
-      <w:r>
-        <w:rPr>
-          <w:iCs/>
-          <w:i/>
+          <w:i/>
+          <w:iCs/>
+        </w:rPr>
+        <w:t xml:space="preserve">[Me]</w:t>
+      </w:r>
+      <w:r>
+        <w:t xml:space="preserve"> </w:t>
+      </w:r>
+      <w:r>
+        <w:rPr>
+          <w:i/>
+          <w:iCs/>
         </w:rPr>
         <w:t xml:space="preserve">But it’s also definitely something that the engineers that we already have were already interested just intrinsically motivated to do. Also have the background knowledge about to get to get into, essentially. So, yes, we have to relearn</w:t>
       </w:r>
@@ -4580,18 +4580,18 @@
       </w:pPr>
       <w:r>
         <w:rPr>
-          <w:iCs/>
-          <w:i/>
-        </w:rPr>
-        <w:t xml:space="preserve">[Me]</w:t>
-      </w:r>
-      <w:r>
-        <w:t xml:space="preserve"> </w:t>
-      </w:r>
-      <w:r>
-        <w:rPr>
-          <w:iCs/>
-          <w:i/>
+          <w:i/>
+          <w:iCs/>
+        </w:rPr>
+        <w:t xml:space="preserve">[Me]</w:t>
+      </w:r>
+      <w:r>
+        <w:t xml:space="preserve"> </w:t>
+      </w:r>
+      <w:r>
+        <w:rPr>
+          <w:i/>
+          <w:iCs/>
         </w:rPr>
         <w:t xml:space="preserve">but I think it’s vital to do so. And they do as well, and they wanna do it.</w:t>
       </w:r>
@@ -4616,18 +4616,18 @@
       </w:pPr>
       <w:r>
         <w:rPr>
-          <w:iCs/>
-          <w:i/>
-        </w:rPr>
-        <w:t xml:space="preserve">[Me]</w:t>
-      </w:r>
-      <w:r>
-        <w:t xml:space="preserve"> </w:t>
-      </w:r>
-      <w:r>
-        <w:rPr>
-          <w:iCs/>
-          <w:i/>
+          <w:i/>
+          <w:iCs/>
+        </w:rPr>
+        <w:t xml:space="preserve">[Me]</w:t>
+      </w:r>
+      <w:r>
+        <w:t xml:space="preserve"> </w:t>
+      </w:r>
+      <w:r>
+        <w:rPr>
+          <w:i/>
+          <w:iCs/>
         </w:rPr>
         <w:t xml:space="preserve">Así,</w:t>
       </w:r>
@@ -4652,18 +4652,18 @@
       </w:pPr>
       <w:r>
         <w:rPr>
-          <w:iCs/>
-          <w:i/>
-        </w:rPr>
-        <w:t xml:space="preserve">[Me]</w:t>
-      </w:r>
-      <w:r>
-        <w:t xml:space="preserve"> </w:t>
-      </w:r>
-      <w:r>
-        <w:rPr>
-          <w:iCs/>
-          <w:i/>
+          <w:i/>
+          <w:iCs/>
+        </w:rPr>
+        <w:t xml:space="preserve">[Me]</w:t>
+      </w:r>
+      <w:r>
+        <w:t xml:space="preserve"> </w:t>
+      </w:r>
+      <w:r>
+        <w:rPr>
+          <w:i/>
+          <w:iCs/>
         </w:rPr>
         <w:t xml:space="preserve">that is one of the biggest issues that we solve with our customers.</w:t>
       </w:r>
@@ -4688,18 +4688,18 @@
       </w:pPr>
       <w:r>
         <w:rPr>
-          <w:iCs/>
-          <w:i/>
-        </w:rPr>
-        <w:t xml:space="preserve">[Me]</w:t>
-      </w:r>
-      <w:r>
-        <w:t xml:space="preserve"> </w:t>
-      </w:r>
-      <w:r>
-        <w:rPr>
-          <w:iCs/>
-          <w:i/>
+          <w:i/>
+          <w:iCs/>
+        </w:rPr>
+        <w:t xml:space="preserve">[Me]</w:t>
+      </w:r>
+      <w:r>
+        <w:t xml:space="preserve"> </w:t>
+      </w:r>
+      <w:r>
+        <w:rPr>
+          <w:i/>
+          <w:iCs/>
         </w:rPr>
         <w:t xml:space="preserve">It’s that we can bridge</w:t>
       </w:r>
@@ -4724,18 +4724,18 @@
       </w:pPr>
       <w:r>
         <w:rPr>
-          <w:iCs/>
-          <w:i/>
-        </w:rPr>
-        <w:t xml:space="preserve">[Me]</w:t>
-      </w:r>
-      <w:r>
-        <w:t xml:space="preserve"> </w:t>
-      </w:r>
-      <w:r>
-        <w:rPr>
-          <w:iCs/>
-          <w:i/>
+          <w:i/>
+          <w:iCs/>
+        </w:rPr>
+        <w:t xml:space="preserve">[Me]</w:t>
+      </w:r>
+      <w:r>
+        <w:t xml:space="preserve"> </w:t>
+      </w:r>
+      <w:r>
+        <w:rPr>
+          <w:i/>
+          <w:iCs/>
         </w:rPr>
         <w:t xml:space="preserve">their communications with their own IT department or go around their own IT department to do stuff that they could never get done internally.</w:t>
       </w:r>
@@ -4760,18 +4760,18 @@
       </w:pPr>
       <w:r>
         <w:rPr>
-          <w:iCs/>
-          <w:i/>
-        </w:rPr>
-        <w:t xml:space="preserve">[Me]</w:t>
-      </w:r>
-      <w:r>
-        <w:t xml:space="preserve"> </w:t>
-      </w:r>
-      <w:r>
-        <w:rPr>
-          <w:iCs/>
-          <w:i/>
+          <w:i/>
+          <w:iCs/>
+        </w:rPr>
+        <w:t xml:space="preserve">[Me]</w:t>
+      </w:r>
+      <w:r>
+        <w:t xml:space="preserve"> </w:t>
+      </w:r>
+      <w:r>
+        <w:rPr>
+          <w:i/>
+          <w:iCs/>
         </w:rPr>
         <w:t xml:space="preserve">Yeah. I really feel you there. I think so too. Yeah. No. But I think, like, one of my happy accidents here is that I joined this company when, I was still working for myself as a student. So I started working from the</w:t>
       </w:r>
@@ -4796,18 +4796,18 @@
       </w:pPr>
       <w:r>
         <w:rPr>
-          <w:iCs/>
-          <w:i/>
-        </w:rPr>
-        <w:t xml:space="preserve">[Me]</w:t>
-      </w:r>
-      <w:r>
-        <w:t xml:space="preserve"> </w:t>
-      </w:r>
-      <w:r>
-        <w:rPr>
-          <w:iCs/>
-          <w:i/>
+          <w:i/>
+          <w:iCs/>
+        </w:rPr>
+        <w:t xml:space="preserve">[Me]</w:t>
+      </w:r>
+      <w:r>
+        <w:t xml:space="preserve"> </w:t>
+      </w:r>
+      <w:r>
+        <w:rPr>
+          <w:i/>
+          <w:iCs/>
         </w:rPr>
         <w:t xml:space="preserve">when I started studying and did it the entire time. And they were founded really in in the SaaS boom for marketing. So when MarTech was coming up.</w:t>
       </w:r>
@@ -4832,18 +4832,18 @@
       </w:pPr>
       <w:r>
         <w:rPr>
-          <w:iCs/>
-          <w:i/>
-        </w:rPr>
-        <w:t xml:space="preserve">[Me]</w:t>
-      </w:r>
-      <w:r>
-        <w:t xml:space="preserve"> </w:t>
-      </w:r>
-      <w:r>
-        <w:rPr>
-          <w:iCs/>
-          <w:i/>
+          <w:i/>
+          <w:iCs/>
+        </w:rPr>
+        <w:t xml:space="preserve">[Me]</w:t>
+      </w:r>
+      <w:r>
+        <w:t xml:space="preserve"> </w:t>
+      </w:r>
+      <w:r>
+        <w:rPr>
+          <w:i/>
+          <w:iCs/>
         </w:rPr>
         <w:t xml:space="preserve">So data was a key concern from the very start. That was also why I joined because they had marketers before that, but I was the first</w:t>
       </w:r>
@@ -4868,18 +4868,18 @@
       </w:pPr>
       <w:r>
         <w:rPr>
-          <w:iCs/>
-          <w:i/>
-        </w:rPr>
-        <w:t xml:space="preserve">[Me]</w:t>
-      </w:r>
-      <w:r>
-        <w:t xml:space="preserve"> </w:t>
-      </w:r>
-      <w:r>
-        <w:rPr>
-          <w:iCs/>
-          <w:i/>
+          <w:i/>
+          <w:iCs/>
+        </w:rPr>
+        <w:t xml:space="preserve">[Me]</w:t>
+      </w:r>
+      <w:r>
+        <w:t xml:space="preserve"> </w:t>
+      </w:r>
+      <w:r>
+        <w:rPr>
+          <w:i/>
+          <w:iCs/>
         </w:rPr>
         <w:t xml:space="preserve">buyer, essentially. And I just build that up, and I always stayed in touch with universities and talent in, fraternities and stuff like that to ensure that I do the connection with the young new people</w:t>
       </w:r>
@@ -4904,18 +4904,18 @@
       </w:pPr>
       <w:r>
         <w:rPr>
-          <w:iCs/>
-          <w:i/>
-        </w:rPr>
-        <w:t xml:space="preserve">[Me]</w:t>
-      </w:r>
-      <w:r>
-        <w:t xml:space="preserve"> </w:t>
-      </w:r>
-      <w:r>
-        <w:rPr>
-          <w:iCs/>
-          <w:i/>
+          <w:i/>
+          <w:iCs/>
+        </w:rPr>
+        <w:t xml:space="preserve">[Me]</w:t>
+      </w:r>
+      <w:r>
+        <w:t xml:space="preserve"> </w:t>
+      </w:r>
+      <w:r>
+        <w:rPr>
+          <w:i/>
+          <w:iCs/>
         </w:rPr>
         <w:t xml:space="preserve">who, are willing, able, and enthusiastic about mastering these skills. It does mean that you have to do a lot of training internally, but it also means that you can get people who are growing and thriving really really rapidly.</w:t>
       </w:r>
@@ -4940,18 +4940,18 @@
       </w:pPr>
       <w:r>
         <w:rPr>
-          <w:iCs/>
-          <w:i/>
-        </w:rPr>
-        <w:t xml:space="preserve">[Me]</w:t>
-      </w:r>
-      <w:r>
-        <w:t xml:space="preserve"> </w:t>
-      </w:r>
-      <w:r>
-        <w:rPr>
-          <w:iCs/>
-          <w:i/>
+          <w:i/>
+          <w:iCs/>
+        </w:rPr>
+        <w:t xml:space="preserve">[Me]</w:t>
+      </w:r>
+      <w:r>
+        <w:t xml:space="preserve"> </w:t>
+      </w:r>
+      <w:r>
+        <w:rPr>
+          <w:i/>
+          <w:iCs/>
         </w:rPr>
         <w:t xml:space="preserve">Yeah. How is that for you in Rhode Island?</w:t>
       </w:r>
@@ -4967,27 +4967,27 @@
         <w:t xml:space="preserve"> </w:t>
       </w:r>
       <w:r>
-        <w:t xml:space="preserve">It’s getting better because Rotterdam is becoming more and more an expat city.</w:t>
-      </w:r>
-    </w:p>
-    <w:p>
-      <w:pPr>
-        <w:pStyle w:val="BlockText"/>
-      </w:pPr>
-      <w:r>
-        <w:rPr>
-          <w:iCs/>
-          <w:i/>
-        </w:rPr>
-        <w:t xml:space="preserve">[Me]</w:t>
-      </w:r>
-      <w:r>
-        <w:t xml:space="preserve"> </w:t>
-      </w:r>
-      <w:r>
-        <w:rPr>
-          <w:iCs/>
-          <w:i/>
+        <w:t xml:space="preserve">It’s getting better because [location] is becoming more and more an expat city.</w:t>
+      </w:r>
+    </w:p>
+    <w:p>
+      <w:pPr>
+        <w:pStyle w:val="BlockText"/>
+      </w:pPr>
+      <w:r>
+        <w:rPr>
+          <w:i/>
+          <w:iCs/>
+        </w:rPr>
+        <w:t xml:space="preserve">[Me]</w:t>
+      </w:r>
+      <w:r>
+        <w:t xml:space="preserve"> </w:t>
+      </w:r>
+      <w:r>
+        <w:rPr>
+          <w:i/>
+          <w:iCs/>
         </w:rPr>
         <w:t xml:space="preserve">Yes.</w:t>
       </w:r>
@@ -5003,27 +5003,27 @@
         <w:t xml:space="preserve"> </w:t>
       </w:r>
       <w:r>
-        <w:t xml:space="preserve">Every year. So, ten ten, fifteen years ago, much less. And now it’s it’s super attractive for experts. I don’t know why. Probably because we used to end up in all these lonely planet, hip hip city lists or or or maybe Amsterdam is becoming too expensive. But it’s it’s better but I have the same problem. So it’s either you have technical people who don’t understand marketing and marketing people who don’t understand data. And we need both. And we also need UX people a lot. Like, we go deep into to really good design UX.</w:t>
-      </w:r>
-    </w:p>
-    <w:p>
-      <w:pPr>
-        <w:pStyle w:val="BlockText"/>
-      </w:pPr>
-      <w:r>
-        <w:rPr>
-          <w:iCs/>
-          <w:i/>
-        </w:rPr>
-        <w:t xml:space="preserve">[Me]</w:t>
-      </w:r>
-      <w:r>
-        <w:t xml:space="preserve"> </w:t>
-      </w:r>
-      <w:r>
-        <w:rPr>
-          <w:iCs/>
-          <w:i/>
+        <w:t xml:space="preserve">Every year. So, ten ten, fifteen years ago, much less. And now it’s it’s super attractive for experts. I don’t know why. Probably because we used to end up in all these lonely planet, hip hip city lists or or or maybe [location] is becoming too expensive. But it’s it’s better but I have the same problem. So it’s either you have technical people who don’t understand marketing and marketing people who don’t understand data. And we need both. And we also need UX people a lot. Like, we go deep into to really good design UX.</w:t>
+      </w:r>
+    </w:p>
+    <w:p>
+      <w:pPr>
+        <w:pStyle w:val="BlockText"/>
+      </w:pPr>
+      <w:r>
+        <w:rPr>
+          <w:i/>
+          <w:iCs/>
+        </w:rPr>
+        <w:t xml:space="preserve">[Me]</w:t>
+      </w:r>
+      <w:r>
+        <w:t xml:space="preserve"> </w:t>
+      </w:r>
+      <w:r>
+        <w:rPr>
+          <w:i/>
+          <w:iCs/>
         </w:rPr>
         <w:t xml:space="preserve">That is and we got struggling with is this some this the time to hire a lot, or should we are part of a group. Should we utilize</w:t>
       </w:r>
@@ -5048,18 +5048,18 @@
       </w:pPr>
       <w:r>
         <w:rPr>
-          <w:iCs/>
-          <w:i/>
-        </w:rPr>
-        <w:t xml:space="preserve">[Me]</w:t>
-      </w:r>
-      <w:r>
-        <w:t xml:space="preserve"> </w:t>
-      </w:r>
-      <w:r>
-        <w:rPr>
-          <w:iCs/>
-          <w:i/>
+          <w:i/>
+          <w:iCs/>
+        </w:rPr>
+        <w:t xml:space="preserve">[Me]</w:t>
+      </w:r>
+      <w:r>
+        <w:t xml:space="preserve"> </w:t>
+      </w:r>
+      <w:r>
+        <w:rPr>
+          <w:i/>
+          <w:iCs/>
         </w:rPr>
         <w:t xml:space="preserve">from the group, or do we do it with one off</w:t>
       </w:r>
@@ -5084,18 +5084,18 @@
       </w:pPr>
       <w:r>
         <w:rPr>
-          <w:iCs/>
-          <w:i/>
-        </w:rPr>
-        <w:t xml:space="preserve">[Me]</w:t>
-      </w:r>
-      <w:r>
-        <w:t xml:space="preserve"> </w:t>
-      </w:r>
-      <w:r>
-        <w:rPr>
-          <w:iCs/>
-          <w:i/>
+          <w:i/>
+          <w:iCs/>
+        </w:rPr>
+        <w:t xml:space="preserve">[Me]</w:t>
+      </w:r>
+      <w:r>
+        <w:t xml:space="preserve"> </w:t>
+      </w:r>
+      <w:r>
+        <w:rPr>
+          <w:i/>
+          <w:iCs/>
         </w:rPr>
         <w:t xml:space="preserve">or how how do we do that? And that’s also a bit</w:t>
       </w:r>
@@ -5120,18 +5120,18 @@
       </w:pPr>
       <w:r>
         <w:rPr>
-          <w:iCs/>
-          <w:i/>
-        </w:rPr>
-        <w:t xml:space="preserve">[Me]</w:t>
-      </w:r>
-      <w:r>
-        <w:t xml:space="preserve"> </w:t>
-      </w:r>
-      <w:r>
-        <w:rPr>
-          <w:iCs/>
-          <w:i/>
+          <w:i/>
+          <w:iCs/>
+        </w:rPr>
+        <w:t xml:space="preserve">[Me]</w:t>
+      </w:r>
+      <w:r>
+        <w:t xml:space="preserve"> </w:t>
+      </w:r>
+      <w:r>
+        <w:rPr>
+          <w:i/>
+          <w:iCs/>
         </w:rPr>
         <w:t xml:space="preserve">partly as well.</w:t>
       </w:r>
@@ -5170,18 +5170,18 @@
       </w:pPr>
       <w:r>
         <w:rPr>
-          <w:iCs/>
-          <w:i/>
-        </w:rPr>
-        <w:t xml:space="preserve">[Me]</w:t>
-      </w:r>
-      <w:r>
-        <w:t xml:space="preserve"> </w:t>
-      </w:r>
-      <w:r>
-        <w:rPr>
-          <w:iCs/>
-          <w:i/>
+          <w:i/>
+          <w:iCs/>
+        </w:rPr>
+        <w:t xml:space="preserve">[Me]</w:t>
+      </w:r>
+      <w:r>
+        <w:t xml:space="preserve"> </w:t>
+      </w:r>
+      <w:r>
+        <w:rPr>
+          <w:i/>
+          <w:iCs/>
         </w:rPr>
         <w:t xml:space="preserve">What what I do two things. One is I have one engineer that is our tech leads, and I just give him the assignment, like, try new MCPs, try new work ways of working in Cursor, and just do it and people and see what works. Then what I do is I do a lot of vibe coding in the evenings, and</w:t>
       </w:r>
@@ -5206,18 +5206,18 @@
       </w:pPr>
       <w:r>
         <w:rPr>
-          <w:iCs/>
-          <w:i/>
-        </w:rPr>
-        <w:t xml:space="preserve">[Me]</w:t>
-      </w:r>
-      <w:r>
-        <w:t xml:space="preserve"> </w:t>
-      </w:r>
-      <w:r>
-        <w:rPr>
-          <w:iCs/>
-          <w:i/>
+          <w:i/>
+          <w:iCs/>
+        </w:rPr>
+        <w:t xml:space="preserve">[Me]</w:t>
+      </w:r>
+      <w:r>
+        <w:t xml:space="preserve"> </w:t>
+      </w:r>
+      <w:r>
+        <w:rPr>
+          <w:i/>
+          <w:iCs/>
         </w:rPr>
         <w:t xml:space="preserve">the weekends and just max mode in the sandbox and let it run forever.</w:t>
       </w:r>
@@ -5242,18 +5242,18 @@
       </w:pPr>
       <w:r>
         <w:rPr>
-          <w:iCs/>
-          <w:i/>
-        </w:rPr>
-        <w:t xml:space="preserve">[Me]</w:t>
-      </w:r>
-      <w:r>
-        <w:t xml:space="preserve"> </w:t>
-      </w:r>
-      <w:r>
-        <w:rPr>
-          <w:iCs/>
-          <w:i/>
+          <w:i/>
+          <w:iCs/>
+        </w:rPr>
+        <w:t xml:space="preserve">[Me]</w:t>
+      </w:r>
+      <w:r>
+        <w:t xml:space="preserve"> </w:t>
+      </w:r>
+      <w:r>
+        <w:rPr>
+          <w:i/>
+          <w:iCs/>
         </w:rPr>
         <w:t xml:space="preserve">Wait for the chime, and I just give them a lot of shit codes that take fix for me because I know it works.</w:t>
       </w:r>
@@ -5292,18 +5292,18 @@
       </w:pPr>
       <w:r>
         <w:rPr>
-          <w:iCs/>
-          <w:i/>
-        </w:rPr>
-        <w:t xml:space="preserve">[Me]</w:t>
-      </w:r>
-      <w:r>
-        <w:t xml:space="preserve"> </w:t>
-      </w:r>
-      <w:r>
-        <w:rPr>
-          <w:iCs/>
-          <w:i/>
+          <w:i/>
+          <w:iCs/>
+        </w:rPr>
+        <w:t xml:space="preserve">[Me]</w:t>
+      </w:r>
+      <w:r>
+        <w:t xml:space="preserve"> </w:t>
+      </w:r>
+      <w:r>
+        <w:rPr>
+          <w:i/>
+          <w:iCs/>
         </w:rPr>
         <w:t xml:space="preserve">Yeah. So what what and that that’s my way of working, but I try to really dive from it. Tried to understand it a bit myself because you did do the prompting. You thought about what</w:t>
       </w:r>
@@ -5328,18 +5328,18 @@
       </w:pPr>
       <w:r>
         <w:rPr>
-          <w:iCs/>
-          <w:i/>
-        </w:rPr>
-        <w:t xml:space="preserve">[Me]</w:t>
-      </w:r>
-      <w:r>
-        <w:t xml:space="preserve"> </w:t>
-      </w:r>
-      <w:r>
-        <w:rPr>
-          <w:iCs/>
-          <w:i/>
+          <w:i/>
+          <w:iCs/>
+        </w:rPr>
+        <w:t xml:space="preserve">[Me]</w:t>
+      </w:r>
+      <w:r>
+        <w:t xml:space="preserve"> </w:t>
+      </w:r>
+      <w:r>
+        <w:rPr>
+          <w:i/>
+          <w:iCs/>
         </w:rPr>
         <w:t xml:space="preserve">you want to do. I also tend to think because I did</w:t>
       </w:r>
@@ -5364,18 +5364,18 @@
       </w:pPr>
       <w:r>
         <w:rPr>
-          <w:iCs/>
-          <w:i/>
-        </w:rPr>
-        <w:t xml:space="preserve">[Me]</w:t>
-      </w:r>
-      <w:r>
-        <w:t xml:space="preserve"> </w:t>
-      </w:r>
-      <w:r>
-        <w:rPr>
-          <w:iCs/>
-          <w:i/>
+          <w:i/>
+          <w:iCs/>
+        </w:rPr>
+        <w:t xml:space="preserve">[Me]</w:t>
+      </w:r>
+      <w:r>
+        <w:t xml:space="preserve"> </w:t>
+      </w:r>
+      <w:r>
+        <w:rPr>
+          <w:i/>
+          <w:iCs/>
         </w:rPr>
         <w:t xml:space="preserve">app development before I went to data, then I did data. Now I do AI, and I also have some optimistic context.</w:t>
       </w:r>
@@ -5400,18 +5400,18 @@
       </w:pPr>
       <w:r>
         <w:rPr>
-          <w:iCs/>
-          <w:i/>
-        </w:rPr>
-        <w:t xml:space="preserve">[Me]</w:t>
-      </w:r>
-      <w:r>
-        <w:t xml:space="preserve"> </w:t>
-      </w:r>
-      <w:r>
-        <w:rPr>
-          <w:iCs/>
-          <w:i/>
+          <w:i/>
+          <w:iCs/>
+        </w:rPr>
+        <w:t xml:space="preserve">[Me]</w:t>
+      </w:r>
+      <w:r>
+        <w:t xml:space="preserve"> </w:t>
+      </w:r>
+      <w:r>
+        <w:rPr>
+          <w:i/>
+          <w:iCs/>
         </w:rPr>
         <w:t xml:space="preserve">Of course. So I know a bit about everything and I’m an expert in all of it. So but I do know what to ask for all of the different disciplines that we might use AI for. So thinking about the frameworks, thinking thinking about the structure of things that I can do. And then I just duplicate my thinking towards the people that work with it and duplicate what I did investigate about the codes. And talk to them about that and then also providing the codes, and they know what my direction was or thinking. And then they go can go into first, I say usually go refactor the codes, because when code is refactored into a clear line of thoughts, you went through the process of understanding it.</w:t>
       </w:r>
@@ -5436,18 +5436,18 @@
       </w:pPr>
       <w:r>
         <w:rPr>
-          <w:iCs/>
-          <w:i/>
-        </w:rPr>
-        <w:t xml:space="preserve">[Me]</w:t>
-      </w:r>
-      <w:r>
-        <w:t xml:space="preserve"> </w:t>
-      </w:r>
-      <w:r>
-        <w:rPr>
-          <w:iCs/>
-          <w:i/>
+          <w:i/>
+          <w:iCs/>
+        </w:rPr>
+        <w:t xml:space="preserve">[Me]</w:t>
+      </w:r>
+      <w:r>
+        <w:t xml:space="preserve"> </w:t>
+      </w:r>
+      <w:r>
+        <w:rPr>
+          <w:i/>
+          <w:iCs/>
         </w:rPr>
         <w:t xml:space="preserve">It looks better. Then you can start augmenting it and checking security things and all all of that.</w:t>
       </w:r>
@@ -5472,18 +5472,18 @@
       </w:pPr>
       <w:r>
         <w:rPr>
-          <w:iCs/>
-          <w:i/>
-        </w:rPr>
-        <w:t xml:space="preserve">[Me]</w:t>
-      </w:r>
-      <w:r>
-        <w:t xml:space="preserve"> </w:t>
-      </w:r>
-      <w:r>
-        <w:rPr>
-          <w:iCs/>
-          <w:i/>
+          <w:i/>
+          <w:iCs/>
+        </w:rPr>
+        <w:t xml:space="preserve">[Me]</w:t>
+      </w:r>
+      <w:r>
+        <w:t xml:space="preserve"> </w:t>
+      </w:r>
+      <w:r>
+        <w:rPr>
+          <w:i/>
+          <w:iCs/>
         </w:rPr>
         <w:t xml:space="preserve">But it does help accelerate the process because you have some that you know works when it comes to the output.</w:t>
       </w:r>
@@ -5508,18 +5508,18 @@
       </w:pPr>
       <w:r>
         <w:rPr>
-          <w:iCs/>
-          <w:i/>
-        </w:rPr>
-        <w:t xml:space="preserve">[Me]</w:t>
-      </w:r>
-      <w:r>
-        <w:t xml:space="preserve"> </w:t>
-      </w:r>
-      <w:r>
-        <w:rPr>
-          <w:iCs/>
-          <w:i/>
+          <w:i/>
+          <w:iCs/>
+        </w:rPr>
+        <w:t xml:space="preserve">[Me]</w:t>
+      </w:r>
+      <w:r>
+        <w:t xml:space="preserve"> </w:t>
+      </w:r>
+      <w:r>
+        <w:rPr>
+          <w:i/>
+          <w:iCs/>
         </w:rPr>
         <w:t xml:space="preserve">That helps if you break test and are we’re working, you should have a reason.</w:t>
       </w:r>
@@ -5558,18 +5558,18 @@
       </w:pPr>
       <w:r>
         <w:rPr>
-          <w:iCs/>
-          <w:i/>
-        </w:rPr>
-        <w:t xml:space="preserve">[Me]</w:t>
-      </w:r>
-      <w:r>
-        <w:t xml:space="preserve"> </w:t>
-      </w:r>
-      <w:r>
-        <w:rPr>
-          <w:iCs/>
-          <w:i/>
+          <w:i/>
+          <w:iCs/>
+        </w:rPr>
+        <w:t xml:space="preserve">[Me]</w:t>
+      </w:r>
+      <w:r>
+        <w:t xml:space="preserve"> </w:t>
+      </w:r>
+      <w:r>
+        <w:rPr>
+          <w:i/>
+          <w:iCs/>
         </w:rPr>
         <w:t xml:space="preserve">But I have to go as well. You do as well. I’ll send you a message, and maybe we can get grab a coffee at some point just to do a</w:t>
       </w:r>
@@ -5594,18 +5594,18 @@
       </w:pPr>
       <w:r>
         <w:rPr>
-          <w:iCs/>
-          <w:i/>
-        </w:rPr>
-        <w:t xml:space="preserve">[Me]</w:t>
-      </w:r>
-      <w:r>
-        <w:t xml:space="preserve"> </w:t>
-      </w:r>
-      <w:r>
-        <w:rPr>
-          <w:iCs/>
-          <w:i/>
+          <w:i/>
+          <w:iCs/>
+        </w:rPr>
+        <w:t xml:space="preserve">[Me]</w:t>
+      </w:r>
+      <w:r>
+        <w:t xml:space="preserve"> </w:t>
+      </w:r>
+      <w:r>
+        <w:rPr>
+          <w:i/>
+          <w:iCs/>
         </w:rPr>
         <w:t xml:space="preserve">stuff like this.</w:t>
       </w:r>
@@ -5630,18 +5630,18 @@
       </w:pPr>
       <w:r>
         <w:rPr>
-          <w:iCs/>
-          <w:i/>
-        </w:rPr>
-        <w:t xml:space="preserve">[Me]</w:t>
-      </w:r>
-      <w:r>
-        <w:t xml:space="preserve"> </w:t>
-      </w:r>
-      <w:r>
-        <w:rPr>
-          <w:iCs/>
-          <w:i/>
+          <w:i/>
+          <w:iCs/>
+        </w:rPr>
+        <w:t xml:space="preserve">[Me]</w:t>
+      </w:r>
+      <w:r>
+        <w:t xml:space="preserve"> </w:t>
+      </w:r>
+      <w:r>
+        <w:rPr>
+          <w:i/>
+          <w:iCs/>
         </w:rPr>
         <w:t xml:space="preserve">I think so as well. And</w:t>
       </w:r>
@@ -5666,18 +5666,18 @@
       </w:pPr>
       <w:r>
         <w:rPr>
-          <w:iCs/>
-          <w:i/>
-        </w:rPr>
-        <w:t xml:space="preserve">[Me]</w:t>
-      </w:r>
-      <w:r>
-        <w:t xml:space="preserve"> </w:t>
-      </w:r>
-      <w:r>
-        <w:rPr>
-          <w:iCs/>
-          <w:i/>
+          <w:i/>
+          <w:iCs/>
+        </w:rPr>
+        <w:t xml:space="preserve">[Me]</w:t>
+      </w:r>
+      <w:r>
+        <w:t xml:space="preserve"> </w:t>
+      </w:r>
+      <w:r>
+        <w:rPr>
+          <w:i/>
+          <w:iCs/>
         </w:rPr>
         <w:t xml:space="preserve">what we do do is what I said, ads and amortization. But I think you already have a much broader scope.</w:t>
       </w:r>
@@ -5702,18 +5702,18 @@
       </w:pPr>
       <w:r>
         <w:rPr>
-          <w:iCs/>
-          <w:i/>
-        </w:rPr>
-        <w:t xml:space="preserve">[Me]</w:t>
-      </w:r>
-      <w:r>
-        <w:t xml:space="preserve"> </w:t>
-      </w:r>
-      <w:r>
-        <w:rPr>
-          <w:iCs/>
-          <w:i/>
+          <w:i/>
+          <w:iCs/>
+        </w:rPr>
+        <w:t xml:space="preserve">[Me]</w:t>
+      </w:r>
+      <w:r>
+        <w:t xml:space="preserve"> </w:t>
+      </w:r>
+      <w:r>
+        <w:rPr>
+          <w:i/>
+          <w:iCs/>
         </w:rPr>
         <w:t xml:space="preserve">More more on a strategic level. So I think that’s interesting.</w:t>
       </w:r>
@@ -5738,18 +5738,18 @@
       </w:pPr>
       <w:r>
         <w:rPr>
-          <w:iCs/>
-          <w:i/>
-        </w:rPr>
-        <w:t xml:space="preserve">[Me]</w:t>
-      </w:r>
-      <w:r>
-        <w:t xml:space="preserve"> </w:t>
-      </w:r>
-      <w:r>
-        <w:rPr>
-          <w:iCs/>
-          <w:i/>
+          <w:i/>
+          <w:iCs/>
+        </w:rPr>
+        <w:t xml:space="preserve">[Me]</w:t>
+      </w:r>
+      <w:r>
+        <w:t xml:space="preserve"> </w:t>
+      </w:r>
+      <w:r>
+        <w:rPr>
+          <w:i/>
+          <w:iCs/>
         </w:rPr>
         <w:t xml:space="preserve">Okay. I’ll send you a message, and we’ll have a coffee at some point.</w:t>
       </w:r>
@@ -5774,20 +5774,20 @@
       </w:pPr>
       <w:r>
         <w:rPr>
-          <w:iCs/>
-          <w:i/>
-        </w:rPr>
-        <w:t xml:space="preserve">[Me]</w:t>
-      </w:r>
-      <w:r>
-        <w:t xml:space="preserve"> </w:t>
-      </w:r>
-      <w:r>
-        <w:rPr>
-          <w:iCs/>
-          <w:i/>
-        </w:rPr>
-        <w:t xml:space="preserve">You, Rolf. Bye bye.</w:t>
+          <w:i/>
+          <w:iCs/>
+        </w:rPr>
+        <w:t xml:space="preserve">[Me]</w:t>
+      </w:r>
+      <w:r>
+        <w:t xml:space="preserve"> </w:t>
+      </w:r>
+      <w:r>
+        <w:rPr>
+          <w:i/>
+          <w:iCs/>
+        </w:rPr>
+        <w:t xml:space="preserve">You, [redacted]. Bye bye.</w:t>
       </w:r>
     </w:p>
     <w:p>
@@ -5810,23 +5810,27 @@
       </w:pPr>
       <w:r>
         <w:rPr>
-          <w:iCs/>
-          <w:i/>
-        </w:rPr>
-        <w:t xml:space="preserve">[Me]</w:t>
-      </w:r>
-      <w:r>
-        <w:t xml:space="preserve"> </w:t>
-      </w:r>
-      <w:r>
-        <w:rPr>
-          <w:iCs/>
-          <w:i/>
+          <w:i/>
+          <w:iCs/>
+        </w:rPr>
+        <w:t xml:space="preserve">[Me]</w:t>
+      </w:r>
+      <w:r>
+        <w:t xml:space="preserve"> </w:t>
+      </w:r>
+      <w:r>
+        <w:rPr>
+          <w:i/>
+          <w:iCs/>
         </w:rPr>
         <w:t xml:space="preserve">You</w:t>
       </w:r>
     </w:p>
-    <w:sectPr/>
+    <w:sectPr>
+      <w:footnotePr>
+        <w:numRestart w:val="eachSect"/>
+      </w:footnotePr>
+    </w:sectPr>
   </w:body>
 </w:document>
 </file>
@@ -5857,14 +5861,14 @@
 <file path=word/numbering.xml><?xml version="1.0" encoding="utf-8"?>
 <w:numbering xmlns:w="http://schemas.openxmlformats.org/wordprocessingml/2006/main">
   <w:abstractNum w:abstractNumId="990">
-    <w:nsid w:val="A990"/>
+    <w:nsid w:val="0000A990"/>
     <w:multiLevelType w:val="multilevel"/>
     <w:lvl w:ilvl="0">
       <w:numFmt w:val="bullet"/>
       <w:lvlText w:val=" "/>
       <w:lvlJc w:val="left"/>
       <w:pPr>
-        <w:ind w:left="720" w:hanging="480"/>
+        <w:ind w:left="720" w:hanging="360"/>
       </w:pPr>
     </w:lvl>
     <w:lvl w:ilvl="1">
@@ -5872,7 +5876,7 @@
       <w:lvlText w:val=" "/>
       <w:lvlJc w:val="left"/>
       <w:pPr>
-        <w:ind w:left="1440" w:hanging="480"/>
+        <w:ind w:left="1440" w:hanging="360"/>
       </w:pPr>
     </w:lvl>
     <w:lvl w:ilvl="2">
@@ -5880,7 +5884,7 @@
       <w:lvlText w:val=" "/>
       <w:lvlJc w:val="left"/>
       <w:pPr>
-        <w:ind w:left="2160" w:hanging="480"/>
+        <w:ind w:left="2160" w:hanging="360"/>
       </w:pPr>
     </w:lvl>
     <w:lvl w:ilvl="3">
@@ -5888,7 +5892,7 @@
       <w:lvlText w:val=" "/>
       <w:lvlJc w:val="left"/>
       <w:pPr>
-        <w:ind w:left="2880" w:hanging="480"/>
+        <w:ind w:left="2880" w:hanging="360"/>
       </w:pPr>
     </w:lvl>
     <w:lvl w:ilvl="4">
@@ -5896,7 +5900,7 @@
       <w:lvlText w:val=" "/>
       <w:lvlJc w:val="left"/>
       <w:pPr>
-        <w:ind w:left="3600" w:hanging="480"/>
+        <w:ind w:left="3600" w:hanging="360"/>
       </w:pPr>
     </w:lvl>
     <w:lvl w:ilvl="5">
@@ -5904,7 +5908,7 @@
       <w:lvlText w:val=" "/>
       <w:lvlJc w:val="left"/>
       <w:pPr>
-        <w:ind w:left="4320" w:hanging="480"/>
+        <w:ind w:left="4320" w:hanging="360"/>
       </w:pPr>
     </w:lvl>
     <w:lvl w:ilvl="6">
@@ -5912,7 +5916,7 @@
       <w:lvlText w:val=" "/>
       <w:lvlJc w:val="left"/>
       <w:pPr>
-        <w:ind w:left="5040" w:hanging="480"/>
+        <w:ind w:left="5040" w:hanging="360"/>
       </w:pPr>
     </w:lvl>
     <w:lvl w:ilvl="7">
@@ -5920,7 +5924,7 @@
       <w:lvlText w:val=" "/>
       <w:lvlJc w:val="left"/>
       <w:pPr>
-        <w:ind w:left="5760" w:hanging="480"/>
+        <w:ind w:left="5760" w:hanging="360"/>
       </w:pPr>
     </w:lvl>
     <w:lvl w:ilvl="8">
@@ -5928,7 +5932,7 @@
       <w:lvlText w:val=" "/>
       <w:lvlJc w:val="left"/>
       <w:pPr>
-        <w:ind w:left="6480" w:hanging="480"/>
+        <w:ind w:left="6480" w:hanging="360"/>
       </w:pPr>
     </w:lvl>
   </w:abstractNum>
@@ -5943,10 +5947,10 @@
   <w:docDefaults>
     <w:rPrDefault>
       <w:rPr>
-        <w:rFonts w:asciiTheme="minorHAnsi" w:cstheme="minorBidi" w:eastAsiaTheme="minorHAnsi" w:hAnsiTheme="minorHAnsi"/>
+        <w:rFonts w:asciiTheme="minorHAnsi" w:cstheme="minorBidi" w:eastAsiaTheme="minorEastAsia" w:hAnsiTheme="minorHAnsi"/>
         <w:sz w:val="24"/>
         <w:szCs w:val="24"/>
-        <w:lang w:bidi="ar-SA" w:eastAsia="en-US" w:val="en-US"/>
+        <w:lang w:bidi="ar-SA" w:eastAsia="zh-CN" w:val="en-US"/>
       </w:rPr>
     </w:rPrDefault>
     <w:pPrDefault>
@@ -5964,10 +5968,10 @@
     <w:name w:val="Body Text"/>
     <w:basedOn w:val="Normal"/>
     <w:link w:val="BodyTextChar"/>
+    <w:qFormat/>
     <w:pPr>
       <w:spacing w:after="180" w:before="180"/>
     </w:pPr>
-    <w:qFormat/>
   </w:style>
   <w:style w:customStyle="1" w:styleId="FirstParagraph" w:type="paragraph">
     <w:name w:val="First Paragraph"/>
@@ -5987,57 +5991,94 @@
     <w:name w:val="Title"/>
     <w:basedOn w:val="Normal"/>
     <w:next w:val="BodyText"/>
+    <w:link w:val="TitleChar"/>
+    <w:uiPriority w:val="10"/>
     <w:qFormat/>
+    <w:rsid w:val="00A10FD9"/>
     <w:pPr>
-      <w:keepNext/>
-      <w:keepLines/>
-      <w:spacing w:after="240" w:before="480"/>
+      <w:spacing w:after="80" w:line="240" w:lineRule="auto"/>
+      <w:contextualSpacing/>
       <w:jc w:val="center"/>
     </w:pPr>
     <w:rPr>
       <w:rFonts w:asciiTheme="majorHAnsi" w:cstheme="majorBidi" w:eastAsiaTheme="majorEastAsia" w:hAnsiTheme="majorHAnsi"/>
-      <w:b/>
-      <w:bCs/>
-      <w:color w:themeColor="accent1" w:themeShade="B5" w:val="345A8A"/>
-      <w:sz w:val="36"/>
-      <w:szCs w:val="36"/>
+      <w:sz w:val="56"/>
+      <w:szCs w:val="56"/>
+    </w:rPr>
+  </w:style>
+  <w:style w:customStyle="1" w:styleId="TitleChar" w:type="character">
+    <w:name w:val="Title Char"/>
+    <w:basedOn w:val="DefaultParagraphFont"/>
+    <w:link w:val="Title"/>
+    <w:uiPriority w:val="10"/>
+    <w:rsid w:val="00A10FD9"/>
+    <w:rPr>
+      <w:rFonts w:asciiTheme="majorHAnsi" w:cstheme="majorBidi" w:eastAsiaTheme="majorEastAsia" w:hAnsiTheme="majorHAnsi"/>
+      <w:sz w:val="56"/>
+      <w:szCs w:val="56"/>
     </w:rPr>
   </w:style>
   <w:style w:styleId="Subtitle" w:type="paragraph">
     <w:name w:val="Subtitle"/>
+    <w:basedOn w:val="Title"/>
+    <w:next w:val="BodyText"/>
+    <w:link w:val="SubtitleChar"/>
+    <w:uiPriority w:val="11"/>
+    <w:qFormat/>
+    <w:rsid w:val="00A10FD9"/>
+    <w:pPr>
+      <w:numPr>
+        <w:ilvl w:val="1"/>
+      </w:numPr>
+    </w:pPr>
+    <w:rPr>
+      <w:rFonts w:cstheme="majorBidi" w:eastAsiaTheme="majorEastAsia"/>
+      <w:spacing w:val="15"/>
+      <w:sz w:val="28"/>
+      <w:szCs w:val="28"/>
+    </w:rPr>
+  </w:style>
+  <w:style w:customStyle="1" w:styleId="SubtitleChar" w:type="character">
+    <w:name w:val="Subtitle Char"/>
+    <w:basedOn w:val="DefaultParagraphFont"/>
+    <w:link w:val="Subtitle"/>
+    <w:uiPriority w:val="11"/>
+    <w:rsid w:val="00A10FD9"/>
+    <w:rPr>
+      <w:rFonts w:cstheme="majorBidi" w:eastAsiaTheme="majorEastAsia"/>
+      <w:color w:themeColor="text1" w:themeTint="A6" w:val="595959"/>
+      <w:spacing w:val="15"/>
+      <w:sz w:val="28"/>
+      <w:szCs w:val="28"/>
+    </w:rPr>
+  </w:style>
+  <w:style w:customStyle="1" w:styleId="Author" w:type="paragraph">
+    <w:name w:val="Author"/>
     <w:basedOn w:val="Title"/>
     <w:next w:val="BodyText"/>
     <w:qFormat/>
     <w:pPr>
       <w:keepNext/>
       <w:keepLines/>
-      <w:spacing w:after="240" w:before="240"/>
-      <w:jc w:val="center"/>
     </w:pPr>
     <w:rPr>
-      <w:sz w:val="30"/>
-      <w:szCs w:val="30"/>
+      <w:sz w:val="24"/>
+      <w:szCs w:val="24"/>
     </w:rPr>
   </w:style>
-  <w:style w:customStyle="1" w:styleId="Author" w:type="paragraph">
-    <w:name w:val="Author"/>
+  <w:style w:styleId="Date" w:type="paragraph">
+    <w:name w:val="Date"/>
+    <w:basedOn w:val="Title"/>
     <w:next w:val="BodyText"/>
     <w:qFormat/>
     <w:pPr>
       <w:keepNext/>
       <w:keepLines/>
-      <w:jc w:val="center"/>
     </w:pPr>
-  </w:style>
-  <w:style w:styleId="Date" w:type="paragraph">
-    <w:name w:val="Date"/>
-    <w:next w:val="BodyText"/>
-    <w:qFormat/>
-    <w:pPr>
-      <w:keepNext/>
-      <w:keepLines/>
-      <w:jc w:val="center"/>
-    </w:pPr>
+    <w:rPr>
+      <w:sz w:val="24"/>
+      <w:szCs w:val="24"/>
+    </w:rPr>
   </w:style>
   <w:style w:customStyle="1" w:styleId="AbstractTitle" w:type="paragraph">
     <w:name w:val="Abstract Title"/>
@@ -6047,15 +6088,13 @@
     <w:pPr>
       <w:keepNext/>
       <w:keepLines/>
+      <w:spacing w:after="0" w:before="300"/>
       <w:jc w:val="center"/>
-      <w:spacing w:after="0" w:before="300"/>
     </w:pPr>
     <w:rPr>
+      <w:b/>
       <w:sz w:val="20"/>
       <w:szCs w:val="20"/>
-      <w:b/>
-      <w:color w:val="345A8A"/>
-      &gt;
     </w:rPr>
   </w:style>
   <w:style w:customStyle="1" w:styleId="Abstract" w:type="paragraph">
@@ -6082,191 +6121,321 @@
     <w:rPr/>
   </w:style>
   <w:style w:styleId="Heading1" w:type="paragraph">
-    <w:name w:val="Heading 1"/>
+    <w:name w:val="heading 1"/>
     <w:basedOn w:val="Normal"/>
     <w:next w:val="BodyText"/>
+    <w:link w:val="Heading1Char"/>
     <w:uiPriority w:val="9"/>
     <w:qFormat/>
+    <w:rsid w:val="00A10FD9"/>
     <w:pPr>
       <w:keepNext/>
       <w:keepLines/>
-      <w:spacing w:after="0" w:before="480"/>
+      <w:spacing w:after="80" w:before="360"/>
       <w:outlineLvl w:val="0"/>
     </w:pPr>
     <w:rPr>
       <w:rFonts w:asciiTheme="majorHAnsi" w:cstheme="majorBidi" w:eastAsiaTheme="majorEastAsia" w:hAnsiTheme="majorHAnsi"/>
-      <w:b/>
-      <w:bCs/>
-      <w:color w:themeColor="accent1" w:val="4F81BD"/>
-      <w:sz w:val="32"/>
-      <w:szCs w:val="32"/>
+      <w:color w:themeColor="accent1" w:themeShade="BF" w:val="0F4761"/>
+      <w:sz w:val="40"/>
+      <w:szCs w:val="40"/>
     </w:rPr>
   </w:style>
   <w:style w:styleId="Heading2" w:type="paragraph">
-    <w:name w:val="Heading 2"/>
+    <w:name w:val="heading 2"/>
     <w:basedOn w:val="Normal"/>
     <w:next w:val="BodyText"/>
+    <w:link w:val="Heading2Char"/>
     <w:uiPriority w:val="9"/>
+    <w:semiHidden/>
     <w:unhideWhenUsed/>
     <w:qFormat/>
+    <w:rsid w:val="00A10FD9"/>
     <w:pPr>
       <w:keepNext/>
       <w:keepLines/>
-      <w:spacing w:after="0" w:before="200"/>
+      <w:spacing w:after="80" w:before="160"/>
       <w:outlineLvl w:val="1"/>
     </w:pPr>
     <w:rPr>
       <w:rFonts w:asciiTheme="majorHAnsi" w:cstheme="majorBidi" w:eastAsiaTheme="majorEastAsia" w:hAnsiTheme="majorHAnsi"/>
-      <w:b/>
-      <w:bCs/>
-      <w:color w:themeColor="accent1" w:val="4F81BD"/>
+      <w:color w:themeColor="accent1" w:themeShade="BF" w:val="0F4761"/>
+      <w:sz w:val="32"/>
+      <w:szCs w:val="32"/>
+    </w:rPr>
+  </w:style>
+  <w:style w:styleId="Heading3" w:type="paragraph">
+    <w:name w:val="heading 3"/>
+    <w:basedOn w:val="Normal"/>
+    <w:next w:val="BodyText"/>
+    <w:link w:val="Heading3Char"/>
+    <w:uiPriority w:val="9"/>
+    <w:semiHidden/>
+    <w:unhideWhenUsed/>
+    <w:qFormat/>
+    <w:rsid w:val="00A10FD9"/>
+    <w:pPr>
+      <w:keepNext/>
+      <w:keepLines/>
+      <w:spacing w:after="80" w:before="160"/>
+      <w:outlineLvl w:val="2"/>
+    </w:pPr>
+    <w:rPr>
+      <w:rFonts w:cstheme="majorBidi" w:eastAsiaTheme="majorEastAsia"/>
+      <w:color w:themeColor="accent1" w:themeShade="BF" w:val="0F4761"/>
       <w:sz w:val="28"/>
       <w:szCs w:val="28"/>
     </w:rPr>
   </w:style>
-  <w:style w:styleId="Heading3" w:type="paragraph">
-    <w:name w:val="Heading 3"/>
+  <w:style w:styleId="Heading4" w:type="paragraph">
+    <w:name w:val="heading 4"/>
     <w:basedOn w:val="Normal"/>
     <w:next w:val="BodyText"/>
+    <w:link w:val="Heading4Char"/>
     <w:uiPriority w:val="9"/>
+    <w:semiHidden/>
     <w:unhideWhenUsed/>
     <w:qFormat/>
+    <w:rsid w:val="00A10FD9"/>
     <w:pPr>
       <w:keepNext/>
       <w:keepLines/>
-      <w:spacing w:after="0" w:before="200"/>
-      <w:outlineLvl w:val="2"/>
+      <w:spacing w:after="40" w:before="80"/>
+      <w:outlineLvl w:val="3"/>
     </w:pPr>
     <w:rPr>
-      <w:rFonts w:asciiTheme="majorHAnsi" w:cstheme="majorBidi" w:eastAsiaTheme="majorEastAsia" w:hAnsiTheme="majorHAnsi"/>
-      <w:b/>
-      <w:bCs/>
-      <w:color w:themeColor="accent1" w:val="4F81BD"/>
-      <w:sz w:val="24"/>
-      <w:szCs w:val="24"/>
+      <w:rFonts w:cstheme="majorBidi" w:eastAsiaTheme="majorEastAsia"/>
+      <w:i/>
+      <w:iCs/>
+      <w:color w:themeColor="accent1" w:themeShade="BF" w:val="0F4761"/>
     </w:rPr>
   </w:style>
-  <w:style w:styleId="Heading4" w:type="paragraph">
-    <w:name w:val="Heading 4"/>
+  <w:style w:styleId="Heading5" w:type="paragraph">
+    <w:name w:val="heading 5"/>
     <w:basedOn w:val="Normal"/>
     <w:next w:val="BodyText"/>
+    <w:link w:val="Heading5Char"/>
     <w:uiPriority w:val="9"/>
+    <w:semiHidden/>
     <w:unhideWhenUsed/>
     <w:qFormat/>
+    <w:rsid w:val="00A10FD9"/>
     <w:pPr>
       <w:keepNext/>
       <w:keepLines/>
-      <w:spacing w:after="0" w:before="200"/>
-      <w:outlineLvl w:val="3"/>
+      <w:spacing w:after="40" w:before="80"/>
+      <w:outlineLvl w:val="4"/>
     </w:pPr>
     <w:rPr>
-      <w:rFonts w:asciiTheme="majorHAnsi" w:cstheme="majorBidi" w:eastAsiaTheme="majorEastAsia" w:hAnsiTheme="majorHAnsi"/>
-      <w:i/>
-      <w:bCs/>
-      <w:color w:themeColor="accent1" w:val="4F81BD"/>
-      <w:sz w:val="24"/>
-      <w:szCs w:val="24"/>
+      <w:rFonts w:cstheme="majorBidi" w:eastAsiaTheme="majorEastAsia"/>
+      <w:color w:themeColor="accent1" w:themeShade="BF" w:val="0F4761"/>
     </w:rPr>
   </w:style>
-  <w:style w:styleId="Heading5" w:type="paragraph">
-    <w:name w:val="Heading 5"/>
+  <w:style w:styleId="Heading6" w:type="paragraph">
+    <w:name w:val="heading 6"/>
     <w:basedOn w:val="Normal"/>
     <w:next w:val="BodyText"/>
+    <w:link w:val="Heading6Char"/>
     <w:uiPriority w:val="9"/>
+    <w:semiHidden/>
     <w:unhideWhenUsed/>
     <w:qFormat/>
+    <w:rsid w:val="00A10FD9"/>
     <w:pPr>
       <w:keepNext/>
       <w:keepLines/>
-      <w:spacing w:after="0" w:before="200"/>
-      <w:outlineLvl w:val="4"/>
+      <w:spacing w:after="0" w:before="40"/>
+      <w:outlineLvl w:val="5"/>
     </w:pPr>
     <w:rPr>
-      <w:rFonts w:asciiTheme="majorHAnsi" w:cstheme="majorBidi" w:eastAsiaTheme="majorEastAsia" w:hAnsiTheme="majorHAnsi"/>
+      <w:rFonts w:cstheme="majorBidi" w:eastAsiaTheme="majorEastAsia"/>
+      <w:i/>
       <w:iCs/>
-      <w:color w:themeColor="accent1" w:val="4F81BD"/>
-      <w:sz w:val="24"/>
-      <w:szCs w:val="24"/>
+      <w:color w:themeColor="text1" w:themeTint="A6" w:val="595959"/>
     </w:rPr>
   </w:style>
-  <w:style w:styleId="Heading6" w:type="paragraph">
-    <w:name w:val="Heading 6"/>
+  <w:style w:styleId="Heading7" w:type="paragraph">
+    <w:name w:val="heading 7"/>
     <w:basedOn w:val="Normal"/>
     <w:next w:val="BodyText"/>
+    <w:link w:val="Heading7Char"/>
     <w:uiPriority w:val="9"/>
+    <w:semiHidden/>
     <w:unhideWhenUsed/>
     <w:qFormat/>
+    <w:rsid w:val="00A10FD9"/>
     <w:pPr>
       <w:keepNext/>
       <w:keepLines/>
-      <w:spacing w:after="0" w:before="200"/>
-      <w:outlineLvl w:val="5"/>
+      <w:spacing w:after="0" w:before="40"/>
+      <w:outlineLvl w:val="6"/>
     </w:pPr>
     <w:rPr>
-      <w:rFonts w:asciiTheme="majorHAnsi" w:cstheme="majorBidi" w:eastAsiaTheme="majorEastAsia" w:hAnsiTheme="majorHAnsi"/>
-      <w:color w:themeColor="accent1" w:val="4F81BD"/>
-      <w:sz w:val="24"/>
-      <w:szCs w:val="24"/>
+      <w:rFonts w:cstheme="majorBidi" w:eastAsiaTheme="majorEastAsia"/>
+      <w:color w:themeColor="text1" w:themeTint="A6" w:val="595959"/>
     </w:rPr>
   </w:style>
-  <w:style w:styleId="Heading7" w:type="paragraph">
-    <w:name w:val="Heading 7"/>
+  <w:style w:styleId="Heading8" w:type="paragraph">
+    <w:name w:val="heading 8"/>
     <w:basedOn w:val="Normal"/>
     <w:next w:val="BodyText"/>
+    <w:link w:val="Heading8Char"/>
     <w:uiPriority w:val="9"/>
+    <w:semiHidden/>
     <w:unhideWhenUsed/>
     <w:qFormat/>
+    <w:rsid w:val="00A10FD9"/>
     <w:pPr>
       <w:keepNext/>
       <w:keepLines/>
-      <w:spacing w:after="0" w:before="200"/>
-      <w:outlineLvl w:val="6"/>
+      <w:spacing w:after="0"/>
+      <w:outlineLvl w:val="7"/>
     </w:pPr>
     <w:rPr>
-      <w:rFonts w:asciiTheme="majorHAnsi" w:cstheme="majorBidi" w:eastAsiaTheme="majorEastAsia" w:hAnsiTheme="majorHAnsi"/>
-      <w:color w:themeColor="accent1" w:val="4F81BD"/>
-      <w:sz w:val="24"/>
-      <w:szCs w:val="24"/>
+      <w:rFonts w:cstheme="majorBidi" w:eastAsiaTheme="majorEastAsia"/>
+      <w:i/>
+      <w:iCs/>
+      <w:color w:themeColor="text1" w:themeTint="D8" w:val="272727"/>
     </w:rPr>
   </w:style>
-  <w:style w:styleId="Heading8" w:type="paragraph">
-    <w:name w:val="Heading 8"/>
+  <w:style w:styleId="Heading9" w:type="paragraph">
+    <w:name w:val="heading 9"/>
     <w:basedOn w:val="Normal"/>
     <w:next w:val="BodyText"/>
+    <w:link w:val="Heading9Char"/>
     <w:uiPriority w:val="9"/>
+    <w:semiHidden/>
     <w:unhideWhenUsed/>
     <w:qFormat/>
+    <w:rsid w:val="00A10FD9"/>
     <w:pPr>
       <w:keepNext/>
       <w:keepLines/>
-      <w:spacing w:after="0" w:before="200"/>
-      <w:outlineLvl w:val="7"/>
-    </w:pPr>
-    <w:rPr>
-      <w:rFonts w:asciiTheme="majorHAnsi" w:cstheme="majorBidi" w:eastAsiaTheme="majorEastAsia" w:hAnsiTheme="majorHAnsi"/>
-      <w:color w:themeColor="accent1" w:val="4F81BD"/>
-      <w:sz w:val="24"/>
-      <w:szCs w:val="24"/>
-    </w:rPr>
-  </w:style>
-  <w:style w:styleId="Heading9" w:type="paragraph">
-    <w:name w:val="Heading 9"/>
-    <w:basedOn w:val="Normal"/>
-    <w:next w:val="BodyText"/>
-    <w:uiPriority w:val="9"/>
-    <w:unhideWhenUsed/>
-    <w:qFormat/>
-    <w:pPr>
-      <w:keepNext/>
-      <w:keepLines/>
-      <w:spacing w:after="0" w:before="200"/>
+      <w:spacing w:after="0"/>
       <w:outlineLvl w:val="8"/>
     </w:pPr>
     <w:rPr>
+      <w:rFonts w:cstheme="majorBidi" w:eastAsiaTheme="majorEastAsia"/>
+      <w:color w:themeColor="text1" w:themeTint="D8" w:val="272727"/>
+    </w:rPr>
+  </w:style>
+  <w:style w:customStyle="1" w:styleId="Heading1Char" w:type="character">
+    <w:name w:val="Heading 1 Char"/>
+    <w:basedOn w:val="DefaultParagraphFont"/>
+    <w:link w:val="Heading1"/>
+    <w:uiPriority w:val="9"/>
+    <w:rsid w:val="00A10FD9"/>
+    <w:rPr>
       <w:rFonts w:asciiTheme="majorHAnsi" w:cstheme="majorBidi" w:eastAsiaTheme="majorEastAsia" w:hAnsiTheme="majorHAnsi"/>
-      <w:color w:themeColor="accent1" w:val="4F81BD"/>
-      <w:sz w:val="24"/>
-      <w:szCs w:val="24"/>
+      <w:color w:themeColor="accent1" w:themeShade="BF" w:val="0F4761"/>
+      <w:sz w:val="40"/>
+      <w:szCs w:val="40"/>
+    </w:rPr>
+  </w:style>
+  <w:style w:customStyle="1" w:styleId="Heading2Char" w:type="character">
+    <w:name w:val="Heading 2 Char"/>
+    <w:basedOn w:val="DefaultParagraphFont"/>
+    <w:link w:val="Heading2"/>
+    <w:uiPriority w:val="9"/>
+    <w:semiHidden/>
+    <w:rsid w:val="00A10FD9"/>
+    <w:rPr>
+      <w:rFonts w:asciiTheme="majorHAnsi" w:cstheme="majorBidi" w:eastAsiaTheme="majorEastAsia" w:hAnsiTheme="majorHAnsi"/>
+      <w:color w:themeColor="accent1" w:themeShade="BF" w:val="0F4761"/>
+      <w:sz w:val="32"/>
+      <w:szCs w:val="32"/>
+    </w:rPr>
+  </w:style>
+  <w:style w:customStyle="1" w:styleId="Heading3Char" w:type="character">
+    <w:name w:val="Heading 3 Char"/>
+    <w:basedOn w:val="DefaultParagraphFont"/>
+    <w:link w:val="Heading3"/>
+    <w:uiPriority w:val="9"/>
+    <w:semiHidden/>
+    <w:rsid w:val="00A10FD9"/>
+    <w:rPr>
+      <w:rFonts w:cstheme="majorBidi" w:eastAsiaTheme="majorEastAsia"/>
+      <w:color w:themeColor="accent1" w:themeShade="BF" w:val="0F4761"/>
+      <w:sz w:val="28"/>
+      <w:szCs w:val="28"/>
+    </w:rPr>
+  </w:style>
+  <w:style w:customStyle="1" w:styleId="Heading4Char" w:type="character">
+    <w:name w:val="Heading 4 Char"/>
+    <w:basedOn w:val="DefaultParagraphFont"/>
+    <w:link w:val="Heading4"/>
+    <w:uiPriority w:val="9"/>
+    <w:semiHidden/>
+    <w:rsid w:val="00A10FD9"/>
+    <w:rPr>
+      <w:rFonts w:cstheme="majorBidi" w:eastAsiaTheme="majorEastAsia"/>
+      <w:i/>
+      <w:iCs/>
+      <w:color w:themeColor="accent1" w:themeShade="BF" w:val="0F4761"/>
+    </w:rPr>
+  </w:style>
+  <w:style w:customStyle="1" w:styleId="Heading5Char" w:type="character">
+    <w:name w:val="Heading 5 Char"/>
+    <w:basedOn w:val="DefaultParagraphFont"/>
+    <w:link w:val="Heading5"/>
+    <w:uiPriority w:val="9"/>
+    <w:semiHidden/>
+    <w:rsid w:val="00A10FD9"/>
+    <w:rPr>
+      <w:rFonts w:cstheme="majorBidi" w:eastAsiaTheme="majorEastAsia"/>
+      <w:color w:themeColor="accent1" w:themeShade="BF" w:val="0F4761"/>
+    </w:rPr>
+  </w:style>
+  <w:style w:customStyle="1" w:styleId="Heading6Char" w:type="character">
+    <w:name w:val="Heading 6 Char"/>
+    <w:basedOn w:val="DefaultParagraphFont"/>
+    <w:link w:val="Heading6"/>
+    <w:uiPriority w:val="9"/>
+    <w:semiHidden/>
+    <w:rsid w:val="00A10FD9"/>
+    <w:rPr>
+      <w:rFonts w:cstheme="majorBidi" w:eastAsiaTheme="majorEastAsia"/>
+      <w:i/>
+      <w:iCs/>
+      <w:color w:themeColor="text1" w:themeTint="A6" w:val="595959"/>
+    </w:rPr>
+  </w:style>
+  <w:style w:customStyle="1" w:styleId="Heading7Char" w:type="character">
+    <w:name w:val="Heading 7 Char"/>
+    <w:basedOn w:val="DefaultParagraphFont"/>
+    <w:link w:val="Heading7"/>
+    <w:uiPriority w:val="9"/>
+    <w:semiHidden/>
+    <w:rsid w:val="00A10FD9"/>
+    <w:rPr>
+      <w:rFonts w:cstheme="majorBidi" w:eastAsiaTheme="majorEastAsia"/>
+      <w:color w:themeColor="text1" w:themeTint="A6" w:val="595959"/>
+    </w:rPr>
+  </w:style>
+  <w:style w:customStyle="1" w:styleId="Heading8Char" w:type="character">
+    <w:name w:val="Heading 8 Char"/>
+    <w:basedOn w:val="DefaultParagraphFont"/>
+    <w:link w:val="Heading8"/>
+    <w:uiPriority w:val="9"/>
+    <w:semiHidden/>
+    <w:rsid w:val="00A10FD9"/>
+    <w:rPr>
+      <w:rFonts w:cstheme="majorBidi" w:eastAsiaTheme="majorEastAsia"/>
+      <w:i/>
+      <w:iCs/>
+      <w:color w:themeColor="text1" w:themeTint="D8" w:val="272727"/>
+    </w:rPr>
+  </w:style>
+  <w:style w:customStyle="1" w:styleId="Heading9Char" w:type="character">
+    <w:name w:val="Heading 9 Char"/>
+    <w:basedOn w:val="DefaultParagraphFont"/>
+    <w:link w:val="Heading9"/>
+    <w:uiPriority w:val="9"/>
+    <w:semiHidden/>
+    <w:rsid w:val="00A10FD9"/>
+    <w:rPr>
+      <w:rFonts w:cstheme="majorBidi" w:eastAsiaTheme="majorEastAsia"/>
+      <w:color w:themeColor="text1" w:themeTint="D8" w:val="272727"/>
     </w:rPr>
   </w:style>
   <w:style w:styleId="BlockText" w:type="paragraph">
@@ -6288,6 +6457,18 @@
     <w:uiPriority w:val="9"/>
     <w:unhideWhenUsed/>
     <w:qFormat/>
+  </w:style>
+  <w:style w:styleId="FootnoteBlockText" w:type="paragraph">
+    <w:name w:val="Footnote Block Text"/>
+    <w:basedOn w:val="FootnoteText"/>
+    <w:next w:val="FootnoteText"/>
+    <w:uiPriority w:val="9"/>
+    <w:unhideWhenUsed/>
+    <w:qFormat/>
+    <w:pPr>
+      <w:spacing w:after="100" w:before="100"/>
+      <w:ind w:firstLine="0" w:left="480" w:right="480"/>
+    </w:pPr>
   </w:style>
   <w:style w:default="1" w:styleId="DefaultParagraphFont" w:type="character">
     <w:name w:val="Default Paragraph Font"/>
@@ -6310,18 +6491,11 @@
       </w:tblCellMar>
     </w:tblPr>
     <w:tblStylePr w:type="firstRow">
-      <w:tblPr>
-        <w:jc w:val="left"/>
-        <w:tblInd w:type="dxa" w:w="0"/>
-      </w:tblPr>
-      <w:trPr>
-        <w:jc w:val="left"/>
-      </w:trPr>
       <w:tcPr>
-        <w:vAlign w:val="bottom"/>
         <w:tcBorders>
           <w:bottom w:val="single"/>
         </w:tcBorders>
+        <w:vAlign w:val="bottom"/>
       </w:tcPr>
     </w:tblStylePr>
   </w:style>
@@ -6436,8 +6610,8 @@
     <w:name w:val="KeywordTok"/>
     <w:basedOn w:val="VerbatimChar"/>
     <w:rPr>
+      <w:b/>
       <w:color w:val="007020"/>
-      <w:b/>
     </w:rPr>
   </w:style>
   <w:style w:type="character" w:customStyle="1" w:styleId="DataTypeTok">
@@ -6514,42 +6688,42 @@
     <w:name w:val="ImportTok"/>
     <w:basedOn w:val="VerbatimChar"/>
     <w:rPr>
+      <w:b/>
       <w:color w:val="008000"/>
-      <w:b/>
     </w:rPr>
   </w:style>
   <w:style w:type="character" w:customStyle="1" w:styleId="CommentTok">
     <w:name w:val="CommentTok"/>
     <w:basedOn w:val="VerbatimChar"/>
     <w:rPr>
+      <w:i/>
       <w:color w:val="60a0b0"/>
-      <w:i/>
     </w:rPr>
   </w:style>
   <w:style w:type="character" w:customStyle="1" w:styleId="DocumentationTok">
     <w:name w:val="DocumentationTok"/>
     <w:basedOn w:val="VerbatimChar"/>
     <w:rPr>
+      <w:i/>
       <w:color w:val="ba2121"/>
-      <w:i/>
     </w:rPr>
   </w:style>
   <w:style w:type="character" w:customStyle="1" w:styleId="AnnotationTok">
     <w:name w:val="AnnotationTok"/>
     <w:basedOn w:val="VerbatimChar"/>
     <w:rPr>
-      <w:color w:val="60a0b0"/>
       <w:b/>
       <w:i/>
+      <w:color w:val="60a0b0"/>
     </w:rPr>
   </w:style>
   <w:style w:type="character" w:customStyle="1" w:styleId="CommentVarTok">
     <w:name w:val="CommentVarTok"/>
     <w:basedOn w:val="VerbatimChar"/>
     <w:rPr>
-      <w:color w:val="60a0b0"/>
       <w:b/>
       <w:i/>
+      <w:color w:val="60a0b0"/>
     </w:rPr>
   </w:style>
   <w:style w:type="character" w:customStyle="1" w:styleId="OtherTok">
@@ -6577,8 +6751,8 @@
     <w:name w:val="ControlFlowTok"/>
     <w:basedOn w:val="VerbatimChar"/>
     <w:rPr>
+      <w:b/>
       <w:color w:val="007020"/>
-      <w:b/>
     </w:rPr>
   </w:style>
   <w:style w:type="character" w:customStyle="1" w:styleId="OperatorTok">
@@ -6623,34 +6797,34 @@
     <w:name w:val="InformationTok"/>
     <w:basedOn w:val="VerbatimChar"/>
     <w:rPr>
-      <w:color w:val="60a0b0"/>
       <w:b/>
       <w:i/>
+      <w:color w:val="60a0b0"/>
     </w:rPr>
   </w:style>
   <w:style w:type="character" w:customStyle="1" w:styleId="WarningTok">
     <w:name w:val="WarningTok"/>
     <w:basedOn w:val="VerbatimChar"/>
     <w:rPr>
-      <w:color w:val="60a0b0"/>
       <w:b/>
       <w:i/>
+      <w:color w:val="60a0b0"/>
     </w:rPr>
   </w:style>
   <w:style w:type="character" w:customStyle="1" w:styleId="AlertTok">
     <w:name w:val="AlertTok"/>
     <w:basedOn w:val="VerbatimChar"/>
     <w:rPr>
+      <w:b/>
       <w:color w:val="ff0000"/>
-      <w:b/>
     </w:rPr>
   </w:style>
   <w:style w:type="character" w:customStyle="1" w:styleId="ErrorTok">
     <w:name w:val="ErrorTok"/>
     <w:basedOn w:val="VerbatimChar"/>
     <w:rPr>
+      <w:b/>
       <w:color w:val="ff0000"/>
-      <w:b/>
     </w:rPr>
   </w:style>
   <w:style w:type="character" w:customStyle="1" w:styleId="NormalTok">
@@ -6672,44 +6846,44 @@
         <a:sysClr val="window" lastClr="FFFFFF"/>
       </a:lt1>
       <a:dk2>
-        <a:srgbClr val="1F497D"/>
+        <a:srgbClr val="0E2841"/>
       </a:dk2>
       <a:lt2>
-        <a:srgbClr val="EEECE1"/>
+        <a:srgbClr val="E8E8E8"/>
       </a:lt2>
       <a:accent1>
-        <a:srgbClr val="4F81BD"/>
+        <a:srgbClr val="156082"/>
       </a:accent1>
       <a:accent2>
-        <a:srgbClr val="C0504D"/>
+        <a:srgbClr val="E97132"/>
       </a:accent2>
       <a:accent3>
-        <a:srgbClr val="9BBB59"/>
+        <a:srgbClr val="196B24"/>
       </a:accent3>
       <a:accent4>
-        <a:srgbClr val="8064A2"/>
+        <a:srgbClr val="0F9ED5"/>
       </a:accent4>
       <a:accent5>
-        <a:srgbClr val="4BACC6"/>
+        <a:srgbClr val="A02B93"/>
       </a:accent5>
       <a:accent6>
-        <a:srgbClr val="F79646"/>
+        <a:srgbClr val="4EA72E"/>
       </a:accent6>
       <a:hlink>
-        <a:srgbClr val="0000FF"/>
+        <a:srgbClr val="467886"/>
       </a:hlink>
       <a:folHlink>
-        <a:srgbClr val="800080"/>
+        <a:srgbClr val="96607D"/>
       </a:folHlink>
     </a:clrScheme>
     <a:fontScheme name="Office">
       <a:majorFont>
-        <a:latin typeface="Calibri"/>
+        <a:latin typeface="Aptos Display" panose="02110004020202020204"/>
         <a:ea typeface=""/>
         <a:cs typeface=""/>
-        <a:font script="Jpan" typeface="ＭＳ ゴシック"/>
+        <a:font script="Jpan" typeface="游ゴシック Light"/>
         <a:font script="Hang" typeface="맑은 고딕"/>
-        <a:font script="Hans" typeface="宋体"/>
+        <a:font script="Hans" typeface="等线 Light"/>
         <a:font script="Hant" typeface="新細明體"/>
         <a:font script="Arab" typeface="Times New Roman"/>
         <a:font script="Hebr" typeface="Times New Roman"/>
@@ -6736,14 +6910,32 @@
         <a:font script="Mong" typeface="Mongolian Baiti"/>
         <a:font script="Viet" typeface="Times New Roman"/>
         <a:font script="Uigh" typeface="Microsoft Uighur"/>
+        <a:font script="Geor" typeface="Sylfaen"/>
+        <a:font script="Armn" typeface="Arial"/>
+        <a:font script="Bugi" typeface="Leelawadee UI"/>
+        <a:font script="Bopo" typeface="Microsoft JhengHei"/>
+        <a:font script="Java" typeface="Javanese Text"/>
+        <a:font script="Lisu" typeface="Segoe UI"/>
+        <a:font script="Mymr" typeface="Myanmar Text"/>
+        <a:font script="Nkoo" typeface="Ebrima"/>
+        <a:font script="Olck" typeface="Nirmala UI"/>
+        <a:font script="Osma" typeface="Ebrima"/>
+        <a:font script="Phag" typeface="Phagspa"/>
+        <a:font script="Syrn" typeface="Estrangelo Edessa"/>
+        <a:font script="Syrj" typeface="Estrangelo Edessa"/>
+        <a:font script="Syre" typeface="Estrangelo Edessa"/>
+        <a:font script="Sora" typeface="Nirmala UI"/>
+        <a:font script="Tale" typeface="Microsoft Tai Le"/>
+        <a:font script="Talu" typeface="Microsoft New Tai Lue"/>
+        <a:font script="Tfng" typeface="Ebrima"/>
       </a:majorFont>
       <a:minorFont>
-        <a:latin typeface="Cambria"/>
+        <a:latin typeface="Aptos" panose="02110004020202020204"/>
         <a:ea typeface=""/>
         <a:cs typeface=""/>
-        <a:font script="Jpan" typeface="ＭＳ 明朝"/>
+        <a:font script="Jpan" typeface="游明朝"/>
         <a:font script="Hang" typeface="맑은 고딕"/>
-        <a:font script="Hans" typeface="宋体"/>
+        <a:font script="Hans" typeface="等线"/>
         <a:font script="Hant" typeface="新細明體"/>
         <a:font script="Arab" typeface="Arial"/>
         <a:font script="Hebr" typeface="Arial"/>
@@ -6770,6 +6962,24 @@
         <a:font script="Mong" typeface="Mongolian Baiti"/>
         <a:font script="Viet" typeface="Arial"/>
         <a:font script="Uigh" typeface="Microsoft Uighur"/>
+        <a:font script="Geor" typeface="Sylfaen"/>
+        <a:font script="Armn" typeface="Arial"/>
+        <a:font script="Bugi" typeface="Leelawadee UI"/>
+        <a:font script="Bopo" typeface="Microsoft JhengHei"/>
+        <a:font script="Java" typeface="Javanese Text"/>
+        <a:font script="Lisu" typeface="Segoe UI"/>
+        <a:font script="Mymr" typeface="Myanmar Text"/>
+        <a:font script="Nkoo" typeface="Ebrima"/>
+        <a:font script="Olck" typeface="Nirmala UI"/>
+        <a:font script="Osma" typeface="Ebrima"/>
+        <a:font script="Phag" typeface="Phagspa"/>
+        <a:font script="Syrn" typeface="Estrangelo Edessa"/>
+        <a:font script="Syrj" typeface="Estrangelo Edessa"/>
+        <a:font script="Syre" typeface="Estrangelo Edessa"/>
+        <a:font script="Sora" typeface="Nirmala UI"/>
+        <a:font script="Tale" typeface="Microsoft Tai Le"/>
+        <a:font script="Talu" typeface="Microsoft New Tai Lue"/>
+        <a:font script="Tfng" typeface="Ebrima"/>
       </a:minorFont>
     </a:fontScheme>
     <a:fmtScheme name="Office">
@@ -6781,200 +6991,141 @@
           <a:gsLst>
             <a:gs pos="0">
               <a:schemeClr val="phClr">
-                <a:tint val="50000"/>
-                <a:satMod val="300000"/>
+                <a:lumMod val="110000"/>
+                <a:satMod val="105000"/>
+                <a:tint val="67000"/>
               </a:schemeClr>
             </a:gs>
-            <a:gs pos="35000">
+            <a:gs pos="50000">
               <a:schemeClr val="phClr">
-                <a:tint val="37000"/>
-                <a:satMod val="300000"/>
+                <a:lumMod val="105000"/>
+                <a:satMod val="103000"/>
+                <a:tint val="73000"/>
               </a:schemeClr>
             </a:gs>
             <a:gs pos="100000">
               <a:schemeClr val="phClr">
-                <a:tint val="15000"/>
-                <a:satMod val="350000"/>
+                <a:lumMod val="105000"/>
+                <a:satMod val="109000"/>
+                <a:tint val="81000"/>
               </a:schemeClr>
             </a:gs>
           </a:gsLst>
-          <a:lin ang="16200000" scaled="1"/>
+          <a:lin ang="5400000" scaled="0"/>
         </a:gradFill>
         <a:gradFill rotWithShape="1">
           <a:gsLst>
             <a:gs pos="0">
               <a:schemeClr val="phClr">
-                <a:tint val="100000"/>
+                <a:satMod val="103000"/>
+                <a:lumMod val="102000"/>
+                <a:tint val="94000"/>
+              </a:schemeClr>
+            </a:gs>
+            <a:gs pos="50000">
+              <a:schemeClr val="phClr">
+                <a:satMod val="110000"/>
+                <a:lumMod val="100000"/>
                 <a:shade val="100000"/>
-                <a:satMod val="130000"/>
               </a:schemeClr>
             </a:gs>
             <a:gs pos="100000">
               <a:schemeClr val="phClr">
-                <a:tint val="50000"/>
-                <a:shade val="100000"/>
-                <a:satMod val="350000"/>
+                <a:lumMod val="99000"/>
+                <a:satMod val="120000"/>
+                <a:shade val="78000"/>
               </a:schemeClr>
             </a:gs>
           </a:gsLst>
-          <a:lin ang="16200000" scaled="0"/>
+          <a:lin ang="5400000" scaled="0"/>
         </a:gradFill>
       </a:fillStyleLst>
       <a:lnStyleLst>
-        <a:ln w="9525" cap="flat" cmpd="sng" algn="ctr">
-          <a:solidFill>
-            <a:schemeClr val="phClr">
-              <a:shade val="95000"/>
-              <a:satMod val="105000"/>
-            </a:schemeClr>
-          </a:solidFill>
-          <a:prstDash val="solid"/>
-        </a:ln>
-        <a:ln w="25400" cap="flat" cmpd="sng" algn="ctr">
+        <a:ln w="6350" cap="flat" cmpd="sng" algn="ctr">
           <a:solidFill>
             <a:schemeClr val="phClr"/>
           </a:solidFill>
           <a:prstDash val="solid"/>
+          <a:miter lim="800000"/>
         </a:ln>
-        <a:ln w="38100" cap="flat" cmpd="sng" algn="ctr">
+        <a:ln w="12700" cap="flat" cmpd="sng" algn="ctr">
           <a:solidFill>
             <a:schemeClr val="phClr"/>
           </a:solidFill>
           <a:prstDash val="solid"/>
+          <a:miter lim="800000"/>
+        </a:ln>
+        <a:ln w="19050" cap="flat" cmpd="sng" algn="ctr">
+          <a:solidFill>
+            <a:schemeClr val="phClr"/>
+          </a:solidFill>
+          <a:prstDash val="solid"/>
+          <a:miter lim="800000"/>
         </a:ln>
       </a:lnStyleLst>
       <a:effectStyleLst>
         <a:effectStyle>
+          <a:effectLst/>
+        </a:effectStyle>
+        <a:effectStyle>
+          <a:effectLst/>
+        </a:effectStyle>
+        <a:effectStyle>
           <a:effectLst>
-            <a:outerShdw blurRad="40000" dist="20000" dir="5400000" rotWithShape="0">
+            <a:outerShdw blurRad="57150" dist="19050" dir="5400000" algn="ctr" rotWithShape="0">
               <a:srgbClr val="000000">
-                <a:alpha val="38000"/>
+                <a:alpha val="63000"/>
               </a:srgbClr>
             </a:outerShdw>
           </a:effectLst>
-        </a:effectStyle>
-        <a:effectStyle>
-          <a:effectLst>
-            <a:outerShdw blurRad="40000" dist="23000" dir="5400000" rotWithShape="0">
-              <a:srgbClr val="000000">
-                <a:alpha val="35000"/>
-              </a:srgbClr>
-            </a:outerShdw>
-          </a:effectLst>
-        </a:effectStyle>
-        <a:effectStyle>
-          <a:effectLst>
-            <a:outerShdw blurRad="40000" dist="23000" dir="5400000" rotWithShape="0">
-              <a:srgbClr val="000000">
-                <a:alpha val="35000"/>
-              </a:srgbClr>
-            </a:outerShdw>
-          </a:effectLst>
-          <a:scene3d>
-            <a:camera prst="orthographicFront">
-              <a:rot lat="0" lon="0" rev="0"/>
-            </a:camera>
-            <a:lightRig rig="threePt" dir="t">
-              <a:rot lat="0" lon="0" rev="1200000"/>
-            </a:lightRig>
-          </a:scene3d>
-          <a:sp3d>
-            <a:bevelT w="63500" h="25400"/>
-          </a:sp3d>
         </a:effectStyle>
       </a:effectStyleLst>
       <a:bgFillStyleLst>
         <a:solidFill>
           <a:schemeClr val="phClr"/>
         </a:solidFill>
+        <a:solidFill>
+          <a:schemeClr val="phClr">
+            <a:tint val="95000"/>
+            <a:satMod val="170000"/>
+          </a:schemeClr>
+        </a:solidFill>
         <a:gradFill rotWithShape="1">
           <a:gsLst>
             <a:gs pos="0">
               <a:schemeClr val="phClr">
-                <a:tint val="40000"/>
-                <a:satMod val="350000"/>
+                <a:tint val="93000"/>
+                <a:satMod val="150000"/>
+                <a:shade val="98000"/>
+                <a:lumMod val="102000"/>
               </a:schemeClr>
             </a:gs>
-            <a:gs pos="40000">
+            <a:gs pos="50000">
               <a:schemeClr val="phClr">
-                <a:tint val="45000"/>
-                <a:shade val="99000"/>
-                <a:satMod val="350000"/>
+                <a:tint val="98000"/>
+                <a:satMod val="130000"/>
+                <a:shade val="90000"/>
+                <a:lumMod val="103000"/>
               </a:schemeClr>
             </a:gs>
             <a:gs pos="100000">
               <a:schemeClr val="phClr">
-                <a:shade val="20000"/>
-                <a:satMod val="255000"/>
+                <a:shade val="63000"/>
+                <a:satMod val="120000"/>
               </a:schemeClr>
             </a:gs>
           </a:gsLst>
-          <a:path path="circle">
-            <a:fillToRect l="50000" t="-80000" r="50000" b="180000"/>
-          </a:path>
-        </a:gradFill>
-        <a:gradFill rotWithShape="1">
-          <a:gsLst>
-            <a:gs pos="0">
-              <a:schemeClr val="phClr">
-                <a:tint val="80000"/>
-                <a:satMod val="300000"/>
-              </a:schemeClr>
-            </a:gs>
-            <a:gs pos="100000">
-              <a:schemeClr val="phClr">
-                <a:shade val="30000"/>
-                <a:satMod val="200000"/>
-              </a:schemeClr>
-            </a:gs>
-          </a:gsLst>
-          <a:path path="circle">
-            <a:fillToRect l="50000" t="50000" r="50000" b="50000"/>
-          </a:path>
+          <a:lin ang="5400000" scaled="0"/>
         </a:gradFill>
       </a:bgFillStyleLst>
     </a:fmtScheme>
   </a:themeElements>
-  <a:objectDefaults>
-    <a:spDef>
-      <a:spPr/>
-      <a:bodyPr/>
-      <a:lstStyle/>
-      <a:style>
-        <a:lnRef idx="1">
-          <a:schemeClr val="accent1"/>
-        </a:lnRef>
-        <a:fillRef idx="3">
-          <a:schemeClr val="accent1"/>
-        </a:fillRef>
-        <a:effectRef idx="2">
-          <a:schemeClr val="accent1"/>
-        </a:effectRef>
-        <a:fontRef idx="minor">
-          <a:schemeClr val="lt1"/>
-        </a:fontRef>
-      </a:style>
-    </a:spDef>
-    <a:lnDef>
-      <a:spPr/>
-      <a:bodyPr/>
-      <a:lstStyle/>
-      <a:style>
-        <a:lnRef idx="2">
-          <a:schemeClr val="accent1"/>
-        </a:lnRef>
-        <a:fillRef idx="0">
-          <a:schemeClr val="accent1"/>
-        </a:fillRef>
-        <a:effectRef idx="1">
-          <a:schemeClr val="accent1"/>
-        </a:effectRef>
-        <a:fontRef idx="minor">
-          <a:schemeClr val="tx1"/>
-        </a:fontRef>
-      </a:style>
-    </a:lnDef>
-  </a:objectDefaults>
+  <a:objectDefaults/>
   <a:extraClrSchemeLst/>
+  <a:extLst>
+    <a:ext uri="{05A4C25C-085E-4340-85A3-A5531E510DB2}">
+      <thm15:themeFamily xmlns:thm15="http://schemas.microsoft.com/office/thememl/2012/main" name="Office Theme" id="{2E142A2C-CD16-42D6-873A-C26D2A0506FA}" vid="{1BDDFF52-6CD6-40A5-AB3C-68EB2F1E4D0A}"/>
+    </a:ext>
+  </a:extLst>
 </a:theme>
 </file>